--- a/documents/Entrevista.docx
+++ b/documents/Entrevista.docx
@@ -2,1828 +2,944 @@
 <file path=word/document.xml><?xml version="1.0" encoding="utf-8"?>
 <w:document xmlns:wpc="http://schemas.microsoft.com/office/word/2010/wordprocessingCanvas" xmlns:cx="http://schemas.microsoft.com/office/drawing/2014/chartex" xmlns:cx1="http://schemas.microsoft.com/office/drawing/2015/9/8/chartex" xmlns:cx2="http://schemas.microsoft.com/office/drawing/2015/10/21/chartex" xmlns:cx3="http://schemas.microsoft.com/office/drawing/2016/5/9/chartex" xmlns:cx4="http://schemas.microsoft.com/office/drawing/2016/5/10/chartex" xmlns:cx5="http://schemas.microsoft.com/office/drawing/2016/5/11/chartex" xmlns:cx6="http://schemas.microsoft.com/office/drawing/2016/5/12/chartex" xmlns:cx7="http://schemas.microsoft.com/office/drawing/2016/5/13/chartex" xmlns:cx8="http://schemas.microsoft.com/office/drawing/2016/5/14/chartex" xmlns:mc="http://schemas.openxmlformats.org/markup-compatibility/2006" xmlns:aink="http://schemas.microsoft.com/office/drawing/2016/ink" xmlns:am3d="http://schemas.microsoft.com/office/drawing/2017/model3d" xmlns:o="urn:schemas-microsoft-com:office:office" xmlns:oel="http://schemas.microsoft.com/office/2019/extlst" xmlns:r="http://schemas.openxmlformats.org/officeDocument/2006/relationships" xmlns:m="http://schemas.openxmlformats.org/officeDocument/2006/math" xmlns:v="urn:schemas-microsoft-com:vml" xmlns:wp14="http://schemas.microsoft.com/office/word/2010/wordprocessingDrawing" xmlns:wp="http://schemas.openxmlformats.org/drawingml/2006/wordprocessingDrawing" xmlns:w10="urn:schemas-microsoft-com:office:word" xmlns:w="http://schemas.openxmlformats.org/wordprocessingml/2006/main" xmlns:w14="http://schemas.microsoft.com/office/word/2010/wordml" xmlns:w15="http://schemas.microsoft.com/office/word/2012/wordml" xmlns:w16cex="http://schemas.microsoft.com/office/word/2018/wordml/cex" xmlns:w16cid="http://schemas.microsoft.com/office/word/2016/wordml/cid" xmlns:w16="http://schemas.microsoft.com/office/word/2018/wordml" xmlns:w16du="http://schemas.microsoft.com/office/word/2023/wordml/word16du" xmlns:w16sdtdh="http://schemas.microsoft.com/office/word/2020/wordml/sdtdatahash" xmlns:w16sdtfl="http://schemas.microsoft.com/office/word/2024/wordml/sdtformatlock" xmlns:w16se="http://schemas.microsoft.com/office/word/2015/wordml/symex" xmlns:wpg="http://schemas.microsoft.com/office/word/2010/wordprocessingGroup" xmlns:wpi="http://schemas.microsoft.com/office/word/2010/wordprocessingInk" xmlns:wne="http://schemas.microsoft.com/office/word/2006/wordml" xmlns:wps="http://schemas.microsoft.com/office/word/2010/wordprocessingShape" mc:Ignorable="w14 w15 w16se w16cid w16 w16cex w16sdtdh w16sdtfl w16du wp14">
   <w:body>
+    <w:p/>
     <w:p>
       <w:pPr>
         <w:pStyle w:val="Ttulo1"/>
       </w:pPr>
       <w:r>
+        <w:t>Lic. Teresa</w:t>
+      </w:r>
+    </w:p>
+    <w:p>
+      <w:pPr>
+        <w:pStyle w:val="Ttulo2"/>
+      </w:pPr>
+      <w:r>
         <w:t>Preguntas Generales del Sistema</w:t>
       </w:r>
     </w:p>
     <w:p>
-      <w:r>
-        <w:t>¿</w:t>
-      </w:r>
-      <w:r>
-        <w:t>Qué</w:t>
-      </w:r>
-      <w:r>
-        <w:t xml:space="preserve"> sistema utilizan actualmente para desempeñar su puesto?</w:t>
-      </w:r>
-    </w:p>
-    <w:p>
-      <w:r>
-        <w:t>Psicología:</w:t>
-      </w:r>
-      <w:r>
-        <w:t xml:space="preserve"> correo electrónico, WhatsApp, Excel </w:t>
-      </w:r>
-      <w:r>
-        <w:t xml:space="preserve">y tablillas a mano </w:t>
-      </w:r>
-    </w:p>
-    <w:p>
+      <w:pPr>
+        <w:pStyle w:val="Ttulo3"/>
+      </w:pPr>
+      <w:r>
+        <w:t>¿Qué sistema utilizan actualmente para desempeñar su puesto?</w:t>
+      </w:r>
+    </w:p>
+    <w:p>
+      <w:pPr>
+        <w:ind w:left="708"/>
+      </w:pPr>
+      <w:r>
+        <w:t xml:space="preserve">correo electrónico, WhatsApp, Excel y tablillas a mano </w:t>
+      </w:r>
+    </w:p>
+    <w:p>
+      <w:pPr>
+        <w:ind w:left="708"/>
+      </w:pPr>
       <w:r>
         <w:t>Se piden datos, generales y en ciertos casos más personales.</w:t>
       </w:r>
     </w:p>
     <w:p>
-      <w:r>
-        <w:t xml:space="preserve">Datos: </w:t>
-      </w:r>
-      <w:r>
-        <w:t xml:space="preserve">(a la </w:t>
-      </w:r>
-      <w:r>
-        <w:t>vuelta)</w:t>
-      </w:r>
-      <w:r>
-        <w:br/>
-        <w:t>Enfermería:</w:t>
+      <w:pPr>
+        <w:ind w:left="708"/>
+      </w:pPr>
+      <w:r>
+        <w:t>Datos: (a la vuelta)</w:t>
+      </w:r>
+    </w:p>
+    <w:p>
+      <w:pPr>
+        <w:pStyle w:val="Ttulo3"/>
+      </w:pPr>
+      <w:r>
+        <w:t>¿Cuántos usuarios aproximadamente utilizarán el sistema en cada departamento (psicología y enfermería)?</w:t>
+      </w:r>
+    </w:p>
+    <w:p>
+      <w:pPr>
+        <w:ind w:left="708"/>
+      </w:pPr>
+      <w:r>
+        <w:t>6 psicólogos (3 dia,3 tarde) cada psicólogo tiene dos carreras a su cargo (En ciertos casos de crisis se pueden pasar alumnos) 1- superior (confidencialidad de cada psicólogo), (revisión de casos en ciertas ocasiones)</w:t>
+      </w:r>
+    </w:p>
+    <w:p>
+      <w:pPr>
+        <w:ind w:left="708"/>
+      </w:pPr>
+      <w:r>
+        <w:t xml:space="preserve">-Pueden variar </w:t>
+      </w:r>
+    </w:p>
+    <w:p>
+      <w:pPr>
+        <w:pStyle w:val="Ttulo3"/>
+      </w:pPr>
+      <w:r>
+        <w:t>¿Qué tipos de roles de usuario necesitan (médicos, enfermeras, psicólogos, administrativos, pacientes)?</w:t>
+      </w:r>
+    </w:p>
+    <w:p>
+      <w:pPr>
+        <w:ind w:firstLine="708"/>
+      </w:pPr>
+      <w:r>
+        <w:t>Psicología: Psicólogos, superiores</w:t>
+      </w:r>
+    </w:p>
+    <w:p>
+      <w:pPr>
+        <w:pStyle w:val="Ttulo3"/>
+      </w:pPr>
+      <w:r>
+        <w:t>¿Qué permisos y niveles de acceso necesita cada rol?</w:t>
+      </w:r>
+    </w:p>
+    <w:p>
+      <w:pPr>
+        <w:ind w:left="708"/>
+      </w:pPr>
+      <w:r>
+        <w:t xml:space="preserve">dependiendo de el caso cada quien tiene su acceso a la información de cada alumno </w:t>
+      </w:r>
+    </w:p>
+    <w:p>
+      <w:pPr>
+        <w:pStyle w:val="Ttulo3"/>
+      </w:pPr>
+      <w:r>
+        <w:t>¿Necesitan integración con otros sistemas existentes en la institución?</w:t>
+      </w:r>
+    </w:p>
+    <w:p>
+      <w:pPr>
+        <w:ind w:firstLine="708"/>
+      </w:pPr>
+      <w:r>
+        <w:t xml:space="preserve">vinculación e inclusión </w:t>
+      </w:r>
+    </w:p>
+    <w:p>
+      <w:pPr>
+        <w:pStyle w:val="Ttulo3"/>
+      </w:pPr>
+      <w:r>
+        <w:t>¿Qué dispositivos usarán para acceder al sistema (computadoras, tablets, teléfonos)?</w:t>
+      </w:r>
+    </w:p>
+    <w:p>
+      <w:pPr>
+        <w:ind w:firstLine="708"/>
+      </w:pPr>
+      <w:r>
+        <w:t>Computadora, Celular, Tablet, etc.</w:t>
+      </w:r>
+    </w:p>
+    <w:p>
+      <w:pPr>
+        <w:ind w:firstLine="708"/>
+      </w:pPr>
+    </w:p>
+    <w:p>
+      <w:pPr>
+        <w:pStyle w:val="Ttulo2"/>
+      </w:pPr>
+      <w:r>
+        <w:t>Gestión de Pacientes</w:t>
+      </w:r>
+    </w:p>
+    <w:p>
+      <w:pPr>
+        <w:pStyle w:val="Ttulo3"/>
+      </w:pPr>
+      <w:r>
+        <w:t>¿Qué información específica del paciente necesitan registrar en la historia clínica psicológica?</w:t>
+      </w:r>
+    </w:p>
+    <w:p>
+      <w:r>
+        <w:t>(Hoja)</w:t>
+      </w:r>
+    </w:p>
+    <w:p>
+      <w:pPr>
+        <w:pStyle w:val="Ttulo3"/>
+      </w:pPr>
+      <w:r>
+        <w:lastRenderedPageBreak/>
+        <w:t xml:space="preserve">¿Realizan evaluaciones psicométricas o pruebas </w:t>
+      </w:r>
+      <w:r>
+        <w:t xml:space="preserve">psicológicas? </w:t>
+      </w:r>
+      <w:r>
+        <w:t>¿Cuáles?</w:t>
+      </w:r>
+      <w:r>
+        <w:t xml:space="preserve"> Wizz y wazz (alumnos de ingreso y </w:t>
+      </w:r>
+      <w:r>
+        <w:t>reingreso)</w:t>
+      </w:r>
+      <w:r>
+        <w:t xml:space="preserve"> (pruebas de </w:t>
+      </w:r>
+      <w:r>
+        <w:t xml:space="preserve">reconocimiento, </w:t>
+      </w:r>
+      <w:r>
+        <w:t>valoración)</w:t>
+      </w:r>
+    </w:p>
+    <w:p>
+      <w:r>
+        <w:t>si</w:t>
+      </w:r>
+    </w:p>
+    <w:p>
+      <w:pPr>
+        <w:pStyle w:val="Ttulo3"/>
+      </w:pPr>
+      <w:r>
+        <w:t>¿Cómo registran el motivo de consulta y antecedentes psicológicos?</w:t>
       </w:r>
       <w:r>
         <w:t xml:space="preserve"> </w:t>
       </w:r>
-      <w:r>
-        <w:t xml:space="preserve">Se usan hojas de Excel para </w:t>
-      </w:r>
-      <w:r>
-        <w:t>gestiona</w:t>
-      </w:r>
-      <w:r>
-        <w:t xml:space="preserve"> por puesto</w:t>
-      </w:r>
-    </w:p>
-    <w:p>
-      <w:r>
-        <w:t>1.-Nombre 2.-Matricula 3.-</w:t>
-      </w:r>
-      <w:r>
-        <w:t>Sintomas 4.-Docente/Alumno</w:t>
+    </w:p>
+    <w:p>
+      <w:pPr>
+        <w:pStyle w:val="Prrafodelista"/>
+      </w:pPr>
+      <w:r>
+        <w:t xml:space="preserve"> </w:t>
+      </w:r>
+      <w:r>
+        <w:t>A medida de tutor, asesor y se sigue el caso (caso más usado vía tutor o tutorías)</w:t>
+      </w:r>
+    </w:p>
+    <w:p>
+      <w:pPr>
+        <w:pStyle w:val="Ttulo3"/>
+      </w:pPr>
+      <w:r>
+        <w:t>¿Necesitan registrar información sobre redes de apoyo familiar y social?</w:t>
+      </w:r>
+    </w:p>
+    <w:p>
+      <w:pPr>
+        <w:pStyle w:val="Prrafodelista"/>
+      </w:pPr>
+      <w:r>
+        <w:t>si</w:t>
+      </w:r>
+    </w:p>
+    <w:p>
+      <w:pPr>
+        <w:pStyle w:val="Ttulo3"/>
+      </w:pPr>
+      <w:r>
+        <w:t>¿Requieren campos para diagnósticos DSM-5 o CIE-10/11?</w:t>
+      </w:r>
+      <w:r>
+        <w:t xml:space="preserve"> </w:t>
+      </w:r>
+    </w:p>
+    <w:p>
+      <w:pPr>
+        <w:pStyle w:val="Prrafodelista"/>
+      </w:pPr>
+      <w:r>
+        <w:t>Si (patologia)</w:t>
       </w:r>
     </w:p>
     <w:p/>
     <w:p>
-      <w:r>
-        <w:t>¿Cuántos usuarios aproximadamente utilizarán el sistema en cada departamento (psicología y enfermería)?</w:t>
-      </w:r>
-    </w:p>
-    <w:p>
-      <w:r>
-        <w:t>Psicología:</w:t>
+      <w:pPr>
+        <w:pStyle w:val="Ttulo2"/>
+      </w:pPr>
+      <w:r>
+        <w:t>Sesiones y Tratamiento</w:t>
+      </w:r>
+    </w:p>
+    <w:p>
+      <w:pPr>
+        <w:pStyle w:val="Ttulo3"/>
+      </w:pPr>
+      <w:r>
+        <w:t>¿Cómo documentan cada sesión terapéutica (notas de evolución, SOAP, narrativo)?</w:t>
+      </w:r>
+    </w:p>
+    <w:p>
+      <w:r>
+        <w:t xml:space="preserve"> De manera narrativa y se va engrosando el expediente del alumno</w:t>
+      </w:r>
+      <w:r>
+        <w:t xml:space="preserve"> (tipo sesión )</w:t>
+      </w:r>
+    </w:p>
+    <w:p>
+      <w:pPr>
+        <w:pStyle w:val="Ttulo3"/>
+      </w:pPr>
+      <w:r>
+        <w:t>¿Qué información debe incluirse en cada nota de sesión?</w:t>
+      </w:r>
+    </w:p>
+    <w:p>
+      <w:pPr>
+        <w:pStyle w:val="Prrafodelista"/>
+      </w:pPr>
+      <w:r>
+        <w:t xml:space="preserve"> Que se va  a trabajar tipo de terapia y avances (se abre expediente)</w:t>
+      </w:r>
+      <w:r>
+        <w:t xml:space="preserve"> (sesión alumno cuadro blanco )</w:t>
+      </w:r>
+    </w:p>
+    <w:p>
+      <w:pPr>
+        <w:pStyle w:val="Ttulo3"/>
+      </w:pPr>
+      <w:r>
+        <w:t>¿Necesitan seguimiento de planes de tratamiento y objetivos terapéuticos?</w:t>
+      </w:r>
+    </w:p>
+    <w:p>
+      <w:pPr>
+        <w:pStyle w:val="Prrafodelista"/>
+      </w:pPr>
+      <w:r>
+        <w:t xml:space="preserve"> Si </w:t>
+      </w:r>
+    </w:p>
+    <w:p>
+      <w:pPr>
+        <w:pStyle w:val="Ttulo3"/>
+      </w:pPr>
+      <w:r>
+        <w:t>¿Registran tareas o actividades para el paciente entre sesiones?</w:t>
       </w:r>
       <w:r>
         <w:t xml:space="preserve"> </w:t>
       </w:r>
-      <w:r>
-        <w:t>6 psicólogos (3</w:t>
-      </w:r>
-      <w:r>
-        <w:t xml:space="preserve"> dia</w:t>
-      </w:r>
-      <w:r>
-        <w:t>,3</w:t>
-      </w:r>
-      <w:r>
-        <w:t xml:space="preserve"> tarde</w:t>
-      </w:r>
-      <w:r>
-        <w:t xml:space="preserve">) </w:t>
-      </w:r>
-      <w:r>
-        <w:t>cada psicólogo tiene</w:t>
-      </w:r>
-      <w:r>
-        <w:t xml:space="preserve"> dos carreras a su </w:t>
-      </w:r>
-      <w:r>
-        <w:t>cargo (</w:t>
-      </w:r>
-      <w:r>
-        <w:t xml:space="preserve">En ciertos casos de crisis se pueden pasar </w:t>
-      </w:r>
-      <w:r>
-        <w:t>alumnos) 1</w:t>
-      </w:r>
-      <w:r>
-        <w:t>- superior</w:t>
-      </w:r>
-      <w:r>
-        <w:t xml:space="preserve"> (confidencialidad de cada psicólogo</w:t>
-      </w:r>
-      <w:r>
-        <w:t>), (revisión de casos en ciertas ocasiones)</w:t>
-      </w:r>
-    </w:p>
-    <w:p>
-      <w:r>
-        <w:t xml:space="preserve">-Pueden variar </w:t>
-      </w:r>
-    </w:p>
-    <w:p>
-      <w:r>
-        <w:br/>
-        <w:t>Enfermería:</w:t>
-      </w:r>
+    </w:p>
+    <w:p>
+      <w:pPr>
+        <w:pStyle w:val="Prrafodelista"/>
+      </w:pPr>
+      <w:r>
+        <w:t xml:space="preserve">Si </w:t>
+      </w:r>
+    </w:p>
+    <w:p>
+      <w:pPr>
+        <w:pStyle w:val="Ttulo3"/>
+      </w:pPr>
+      <w:r>
+        <w:t>¿Manejan diferentes tipos de terapia (individual, grupal, familiar, pareja)?</w:t>
+      </w:r>
+    </w:p>
+    <w:p>
+      <w:pPr>
+        <w:pStyle w:val="Prrafodelista"/>
+      </w:pPr>
+      <w:r>
+        <w:t xml:space="preserve">Individual </w:t>
+      </w:r>
+    </w:p>
+    <w:p/>
+    <w:p>
+      <w:pPr>
+        <w:pStyle w:val="Ttulo2"/>
+      </w:pPr>
+      <w:r>
+        <w:t>Escalas y Evaluaciones</w:t>
+      </w:r>
+    </w:p>
+    <w:p>
+      <w:pPr>
+        <w:pStyle w:val="Ttulo3"/>
+      </w:pPr>
+      <w:r>
+        <w:t>¿Qué escalas de evaluación utilizan frecuentemente (depresión, ansiedad, estrés</w:t>
+      </w:r>
+      <w:r>
+        <w:t>?</w:t>
+      </w:r>
+    </w:p>
+    <w:p>
+      <w:pPr>
+        <w:pStyle w:val="Prrafodelista"/>
+      </w:pPr>
       <w:r>
         <w:t xml:space="preserve"> </w:t>
       </w:r>
       <w:r>
-        <w:t>Promedio</w:t>
-      </w:r>
-      <w:r>
-        <w:t xml:space="preserve"> e</w:t>
-      </w:r>
-      <w:r>
-        <w:t>ntre 5-10 de día y noche</w:t>
-      </w:r>
-      <w:r>
-        <w:t xml:space="preserve">. </w:t>
-      </w:r>
-    </w:p>
-    <w:p>
-      <w:r>
-        <w:t>¿Qué tipos de roles de usuario necesitan (médicos, enfermeras, psicólogos, administrativos, pacientes)?</w:t>
-      </w:r>
-    </w:p>
-    <w:p>
-      <w:r>
-        <w:t>Psicología:</w:t>
-      </w:r>
-      <w:r>
-        <w:t xml:space="preserve"> Psicólogos, superiores</w:t>
-      </w:r>
-      <w:r>
-        <w:br/>
-        <w:t>Enfermería:</w:t>
-      </w:r>
-      <w:r>
-        <w:t xml:space="preserve"> Solo dos </w:t>
-      </w:r>
-      <w:r>
-        <w:t>enfermeras (</w:t>
-      </w:r>
-      <w:r>
-        <w:t>Dia y noche) y RH.</w:t>
+        <w:t xml:space="preserve"> </w:t>
+      </w:r>
+      <w:r>
+        <w:t>ansiedad Depresión</w:t>
+      </w:r>
+      <w:r>
+        <w:t xml:space="preserve"> duelos </w:t>
+      </w:r>
+      <w:r>
+        <w:t xml:space="preserve">(pareja) duelos de perdida </w:t>
+      </w:r>
+    </w:p>
+    <w:p>
+      <w:pPr>
+        <w:pStyle w:val="Ttulo3"/>
+      </w:pPr>
+      <w:r>
+        <w:lastRenderedPageBreak/>
+        <w:t>¿Necesitan gráficos o visualizaciones del progreso del paciente?</w:t>
+      </w:r>
+    </w:p>
+    <w:p>
+      <w:pPr>
+        <w:pStyle w:val="Prrafodelista"/>
+      </w:pPr>
+      <w:r>
+        <w:t xml:space="preserve"> No </w:t>
+      </w:r>
+    </w:p>
+    <w:p>
+      <w:pPr>
+        <w:pStyle w:val="Ttulo3"/>
+      </w:pPr>
+      <w:r>
+        <w:t xml:space="preserve">¿Requieren alertas para </w:t>
+      </w:r>
+      <w:r>
+        <w:t>reevaluaciones</w:t>
+      </w:r>
+      <w:r>
+        <w:t xml:space="preserve"> periódicas?</w:t>
+      </w:r>
+      <w:r>
+        <w:t xml:space="preserve"> </w:t>
+      </w:r>
+    </w:p>
+    <w:p>
+      <w:pPr>
+        <w:pStyle w:val="Prrafodelista"/>
+      </w:pPr>
+      <w:r>
+        <w:t xml:space="preserve">Si seria importante para determinados casos </w:t>
       </w:r>
     </w:p>
     <w:p/>
     <w:p>
-      <w:r>
-        <w:t>¿Qué permisos y niveles de acceso necesita cada rol?</w:t>
-      </w:r>
-    </w:p>
-    <w:p>
-      <w:r>
-        <w:t>Psicología:</w:t>
-      </w:r>
-      <w:r>
-        <w:t xml:space="preserve"> dependiendo de el caso cada quien tiene su acceso a la información de cada alumno </w:t>
-      </w:r>
-      <w:r>
-        <w:br/>
-        <w:t>Enfermería:</w:t>
-      </w:r>
+      <w:pPr>
+        <w:pStyle w:val="Ttulo2"/>
+      </w:pPr>
+      <w:r>
+        <w:t>Documentación</w:t>
+      </w:r>
+    </w:p>
+    <w:p>
+      <w:pPr>
+        <w:pStyle w:val="Ttulo3"/>
+      </w:pPr>
+      <w:r>
+        <w:t>¿Necesitan generar reportes psicológicos o informes para terceros?</w:t>
+      </w:r>
+    </w:p>
+    <w:p>
+      <w:pPr>
+        <w:pStyle w:val="Prrafodelista"/>
+      </w:pPr>
       <w:r>
         <w:t xml:space="preserve"> </w:t>
       </w:r>
       <w:r>
-        <w:t>N/A.</w:t>
+        <w:t xml:space="preserve">Si se generan reportes para reuniones rectora </w:t>
+      </w:r>
+    </w:p>
+    <w:p>
+      <w:pPr>
+        <w:pStyle w:val="Ttulo3"/>
+      </w:pPr>
+      <w:r>
+        <w:t>¿Qué plantillas de documentos necesitan?</w:t>
+      </w:r>
+      <w:r>
+        <w:t xml:space="preserve"> </w:t>
+      </w:r>
+    </w:p>
+    <w:p>
+      <w:pPr>
+        <w:pStyle w:val="Prrafodelista"/>
+      </w:pPr>
+      <w:r>
+        <w:t>(Hoja)</w:t>
+      </w:r>
+    </w:p>
+    <w:p>
+      <w:pPr>
+        <w:pStyle w:val="Ttulo3"/>
+      </w:pPr>
+      <w:r>
+        <w:t>¿Manejan consentimientos informados específicos para tratamiento psicológico?</w:t>
+      </w:r>
+    </w:p>
+    <w:p>
+      <w:pPr>
+        <w:pStyle w:val="Prrafodelista"/>
+      </w:pPr>
+      <w:r>
+        <w:t xml:space="preserve"> </w:t>
+      </w:r>
+      <w:r>
+        <w:t>No, solamente cuando ahí un problema entre alumnos (dependiendo la problemática)</w:t>
+      </w:r>
+    </w:p>
+    <w:p>
+      <w:pPr>
+        <w:pStyle w:val="Prrafodelista"/>
+      </w:pPr>
+    </w:p>
+    <w:p>
+      <w:pPr>
+        <w:pStyle w:val="Prrafodelista"/>
+      </w:pPr>
+    </w:p>
+    <w:p>
+      <w:pPr>
+        <w:pStyle w:val="Ttulo2"/>
+      </w:pPr>
+      <w:r>
+        <w:t>Preguntas de Flujo de Trabajo</w:t>
+      </w:r>
+    </w:p>
+    <w:p>
+      <w:pPr>
+        <w:pStyle w:val="Ttulo3"/>
+      </w:pPr>
+      <w:r>
+        <w:t>Agendamiento</w:t>
+      </w:r>
+    </w:p>
+    <w:p>
+      <w:pPr>
+        <w:pStyle w:val="Ttulo3"/>
+      </w:pPr>
+      <w:r>
+        <w:t xml:space="preserve">¿Cómo manejan las citas en cada departamento? </w:t>
+      </w:r>
+    </w:p>
+    <w:p>
+      <w:pPr>
+        <w:pStyle w:val="Prrafodelista"/>
+      </w:pPr>
+      <w:r>
+        <w:t xml:space="preserve">Como vallan llegando </w:t>
+      </w:r>
+    </w:p>
+    <w:p>
+      <w:pPr>
+        <w:pStyle w:val="Ttulo3"/>
+      </w:pPr>
+      <w:r>
+        <w:t xml:space="preserve">¿Qué duración típica tienen las citas? </w:t>
+      </w:r>
+    </w:p>
+    <w:p>
+      <w:pPr>
+        <w:pStyle w:val="Prrafodelista"/>
+      </w:pPr>
+      <w:r>
+        <w:t xml:space="preserve">50 minutos </w:t>
+      </w:r>
+    </w:p>
+    <w:p>
+      <w:pPr>
+        <w:pStyle w:val="Ttulo3"/>
+      </w:pPr>
+      <w:r>
+        <w:t xml:space="preserve">¿Necesitan recordatorios automáticos para pacientes? </w:t>
+      </w:r>
+    </w:p>
+    <w:p>
+      <w:pPr>
+        <w:pStyle w:val="Prrafodelista"/>
+      </w:pPr>
+      <w:r>
+        <w:t xml:space="preserve">Si estaría bien </w:t>
+      </w:r>
+    </w:p>
+    <w:p>
+      <w:pPr>
+        <w:pStyle w:val="Ttulo3"/>
+      </w:pPr>
+      <w:r>
+        <w:t>¿Manejan listas de espera?</w:t>
+      </w:r>
+    </w:p>
+    <w:p>
+      <w:pPr>
+        <w:pStyle w:val="Prrafodelista"/>
+      </w:pPr>
+      <w:r>
+        <w:t xml:space="preserve">-Debería estar mejor programado ya que la lista de espera es de aproximadamente una semana </w:t>
+      </w:r>
+    </w:p>
+    <w:p>
+      <w:pPr>
+        <w:pStyle w:val="Ttulo3"/>
+      </w:pPr>
+      <w:r>
+        <w:t>Interconsultas</w:t>
+      </w:r>
+    </w:p>
+    <w:p>
+      <w:pPr>
+        <w:pStyle w:val="Ttulo3"/>
+      </w:pPr>
+      <w:r>
+        <w:t xml:space="preserve">¿Necesitan sistema de interconsultas entre departamentos? </w:t>
+      </w:r>
+    </w:p>
+    <w:p>
+      <w:pPr>
+        <w:pStyle w:val="Prrafodelista"/>
+      </w:pPr>
+      <w:r>
+        <w:t>Se comunican con los prefectos o maestros.</w:t>
+      </w:r>
+    </w:p>
+    <w:p>
+      <w:pPr>
+        <w:pStyle w:val="Prrafodelista"/>
+      </w:pPr>
+      <w:r>
+        <w:lastRenderedPageBreak/>
+        <w:t>Se comunican con los prefectos.</w:t>
+      </w:r>
+    </w:p>
+    <w:p>
+      <w:pPr>
+        <w:pStyle w:val="Ttulo3"/>
+      </w:pPr>
+      <w:r>
+        <w:t xml:space="preserve">¿Cómo se comunican actualmente entre psicología y enfermería? </w:t>
+      </w:r>
+    </w:p>
+    <w:p>
+      <w:pPr>
+        <w:pStyle w:val="Prrafodelista"/>
+      </w:pPr>
+      <w:r>
+        <w:t>Psicología: Se maneja por WhatsApp</w:t>
+      </w:r>
+    </w:p>
+    <w:p>
+      <w:pPr>
+        <w:pStyle w:val="Ttulo3"/>
+      </w:pPr>
+      <w:r>
+        <w:t>¿Qué información necesitan compartir entre departamentos?</w:t>
+      </w:r>
+    </w:p>
+    <w:p>
+      <w:pPr>
+        <w:pStyle w:val="Prrafodelista"/>
+      </w:pPr>
+      <w:r>
+        <w:t>se maneja por casos dependiendo la situación, casos específicos.</w:t>
       </w:r>
     </w:p>
     <w:p/>
     <w:p>
-      <w:r>
-        <w:t>¿Necesitan integración con otros sistemas existentes en la institución?</w:t>
-      </w:r>
-    </w:p>
-    <w:p>
-      <w:r>
-        <w:t>Psicología:</w:t>
-      </w:r>
-      <w:r>
-        <w:t xml:space="preserve"> vinculación e inclusión </w:t>
-      </w:r>
-      <w:r>
-        <w:br/>
-        <w:t>Enfermería:</w:t>
-      </w:r>
-      <w:r>
-        <w:t xml:space="preserve"> </w:t>
-      </w:r>
-      <w:r>
-        <w:t>Relación con finanzas, ellos aprueban si se compran distintos</w:t>
-      </w:r>
-      <w:r>
-        <w:t>, con gestión de inventario de material.</w:t>
-      </w:r>
-      <w:r>
-        <w:t xml:space="preserve"> Y podría ser con el tutor</w:t>
-      </w:r>
-      <w:r>
-        <w:t xml:space="preserve"> para generar un reporte en caso de que el alumno tenga que salir.</w:t>
+      <w:pPr>
+        <w:pStyle w:val="Ttulo3"/>
+      </w:pPr>
+      <w:r>
+        <w:t>Reportes y Estadísticas</w:t>
+      </w:r>
+    </w:p>
+    <w:p>
+      <w:pPr>
+        <w:pStyle w:val="Ttulo3"/>
+      </w:pPr>
+      <w:r>
+        <w:t xml:space="preserve">¿Qué reportes necesitan generar mensualmente/anualmente? </w:t>
+      </w:r>
+    </w:p>
+    <w:p>
+      <w:pPr>
+        <w:pStyle w:val="Prrafodelista"/>
+      </w:pPr>
+      <w:r>
+        <w:t>reporte por cuatrimestre, materias, cuatrimestre, problemática</w:t>
+      </w:r>
+    </w:p>
+    <w:p>
+      <w:pPr>
+        <w:pStyle w:val="Prrafodelista"/>
+      </w:pPr>
+    </w:p>
+    <w:p>
+      <w:pPr>
+        <w:pStyle w:val="Ttulo3"/>
+      </w:pPr>
+      <w:r>
+        <w:t>¿Necesitan estadísticas de pacientes atendidos, diagnósticos frecuentes, procedimientos realizados?</w:t>
+      </w:r>
+    </w:p>
+    <w:p>
+      <w:pPr>
+        <w:pStyle w:val="Prrafodelista"/>
+      </w:pPr>
+      <w:r>
+        <w:t xml:space="preserve">Todo en si exceptuando procesos realizados  </w:t>
+      </w:r>
+    </w:p>
+    <w:p>
+      <w:pPr>
+        <w:pStyle w:val="Ttulo3"/>
+      </w:pPr>
+      <w:r>
+        <w:t xml:space="preserve">¿Requieren indicadores de calidad específicos? </w:t>
+      </w:r>
+    </w:p>
+    <w:p>
+      <w:pPr>
+        <w:pStyle w:val="Prrafodelista"/>
+      </w:pPr>
+      <w:r>
+        <w:t>No se mide pero estaría bien</w:t>
       </w:r>
     </w:p>
     <w:p/>
     <w:p>
+      <w:pPr>
+        <w:pStyle w:val="Ttulo3"/>
+      </w:pPr>
+      <w:r>
+        <w:t>Preguntas de Seguridad y Cumplimiento</w:t>
+      </w:r>
+    </w:p>
+    <w:p>
+      <w:pPr>
+        <w:pStyle w:val="Ttulo3"/>
+      </w:pPr>
+      <w:r>
+        <w:t xml:space="preserve">¿Qué regulaciones de privacidad deben cumplir (HIPAA, GDPR, normativa local)? </w:t>
+      </w:r>
+    </w:p>
+    <w:p>
+      <w:pPr>
+        <w:pStyle w:val="Prrafodelista"/>
+      </w:pPr>
+      <w:r>
+        <w:t xml:space="preserve">Se maneja como consejería no se avisa de manejo de datos personales </w:t>
+      </w:r>
+    </w:p>
+    <w:p>
+      <w:pPr>
+        <w:pStyle w:val="Ttulo3"/>
+      </w:pPr>
+      <w:r>
+        <w:t xml:space="preserve">¿Necesitan auditoría de accesos y modificaciones a las historias clínicas? </w:t>
+      </w:r>
+    </w:p>
+    <w:p>
+      <w:pPr>
+        <w:pStyle w:val="Prrafodelista"/>
+      </w:pPr>
+      <w:r>
+        <w:t xml:space="preserve"> No manejan auditorias.</w:t>
+      </w:r>
+    </w:p>
+    <w:p>
+      <w:pPr>
+        <w:pStyle w:val="Prrafodelista"/>
+      </w:pPr>
+    </w:p>
+    <w:p>
+      <w:pPr>
+        <w:pStyle w:val="Ttulo3"/>
+      </w:pPr>
+      <w:r>
+        <w:t xml:space="preserve">¿Cuánto tiempo deben conservar los registros médicos? </w:t>
+      </w:r>
+    </w:p>
+    <w:p>
+      <w:pPr>
+        <w:pStyle w:val="Prrafodelista"/>
+      </w:pPr>
+      <w:r>
+        <w:t>Cada año se va archivando.</w:t>
+      </w:r>
+    </w:p>
+    <w:p>
+      <w:pPr>
+        <w:pStyle w:val="Prrafodelista"/>
+      </w:pPr>
+      <w:r>
+        <w:t xml:space="preserve">Sin comentarios </w:t>
+      </w:r>
+    </w:p>
+    <w:p>
+      <w:pPr>
+        <w:pStyle w:val="Ttulo3"/>
+      </w:pPr>
+      <w:r>
+        <w:t xml:space="preserve">¿Necesitan firma electrónica para validar documentos? </w:t>
+      </w:r>
+    </w:p>
+    <w:p>
+      <w:pPr>
+        <w:pStyle w:val="Prrafodelista"/>
+      </w:pPr>
+      <w:r>
+        <w:t xml:space="preserve">No </w:t>
+      </w:r>
+    </w:p>
+    <w:p>
+      <w:pPr>
+        <w:pStyle w:val="Ttulo3"/>
+      </w:pPr>
       <w:r>
         <w:lastRenderedPageBreak/>
-        <w:t>¿Qué dispositivos usarán para acceder al sistema (computadoras, tablets, teléfonos)?</w:t>
-      </w:r>
-    </w:p>
-    <w:p>
-      <w:r>
-        <w:t>Psicología</w:t>
-      </w:r>
-      <w:r>
-        <w:t xml:space="preserve"> </w:t>
-      </w:r>
-      <w:r>
-        <w:t>:</w:t>
-      </w:r>
-      <w:r>
-        <w:t xml:space="preserve">Computadora, Celular, </w:t>
-      </w:r>
-      <w:r>
-        <w:t>Tablet, etc.</w:t>
-      </w:r>
-      <w:r>
-        <w:br/>
-      </w:r>
-      <w:r>
-        <w:t>Enfermería:</w:t>
-      </w:r>
-      <w:r>
-        <w:t xml:space="preserve"> Computadoras mayormente, y en este caso hoja</w:t>
-      </w:r>
-      <w:r>
-        <w:t>s para los registros que después se pasan al Excel.</w:t>
+        <w:t xml:space="preserve">¿Requieren backup automático? </w:t>
+      </w:r>
+    </w:p>
+    <w:p>
+      <w:pPr>
+        <w:pStyle w:val="Prrafodelista"/>
+      </w:pPr>
+      <w:r>
+        <w:t>En físico se guardan en las carpetas ¿Con qué frecuencia? Se desechan cada 3 años.</w:t>
+      </w:r>
+    </w:p>
+    <w:p>
+      <w:pPr>
+        <w:pStyle w:val="Prrafodelista"/>
+      </w:pPr>
+      <w:r>
+        <w:t xml:space="preserve">Si se requiere por mejores accesos </w:t>
+      </w:r>
+    </w:p>
+    <w:p>
+      <w:pPr>
+        <w:pStyle w:val="Prrafodelista"/>
+      </w:pPr>
+    </w:p>
+    <w:p>
+      <w:pPr>
+        <w:pStyle w:val="Prrafodelista"/>
+      </w:pPr>
+    </w:p>
+    <w:p>
+      <w:pPr>
+        <w:pStyle w:val="Ttulo2"/>
+      </w:pPr>
+      <w:r>
+        <w:t>Preguntas Técnicas</w:t>
+      </w:r>
+    </w:p>
+    <w:p>
+      <w:pPr>
+        <w:pStyle w:val="Ttulo3"/>
+      </w:pPr>
+      <w:r>
+        <w:t xml:space="preserve">¿Tienen infraestructura de servidores propia o prefieren solución en la nube? </w:t>
+      </w:r>
+    </w:p>
+    <w:p>
+      <w:pPr>
+        <w:pStyle w:val="Prrafodelista"/>
+      </w:pPr>
+      <w:r>
+        <w:t xml:space="preserve">No </w:t>
+      </w:r>
+    </w:p>
+    <w:p>
+      <w:pPr>
+        <w:pStyle w:val="Ttulo3"/>
+      </w:pPr>
+      <w:r>
+        <w:t xml:space="preserve">¿Qué nivel de disponibilidad necesitan (24/7, horario laboral)? </w:t>
+      </w:r>
+    </w:p>
+    <w:p>
+      <w:pPr>
+        <w:pStyle w:val="Prrafodelista"/>
+        <w:rPr>
+          <w:lang w:val="pt-BR"/>
+        </w:rPr>
+      </w:pPr>
+      <w:r>
+        <w:rPr>
+          <w:lang w:val="pt-BR"/>
+        </w:rPr>
+        <w:t>Horario de 8 am a 10 pm</w:t>
+      </w:r>
+      <w:r>
+        <w:rPr>
+          <w:lang w:val="pt-BR"/>
+        </w:rPr>
+        <w:t xml:space="preserve">, </w:t>
+      </w:r>
+      <w:r>
+        <w:rPr>
+          <w:lang w:val="pt-BR"/>
+        </w:rPr>
+        <w:t>horário laboral.</w:t>
+      </w:r>
+    </w:p>
+    <w:p>
+      <w:pPr>
+        <w:pStyle w:val="Ttulo3"/>
+      </w:pPr>
+      <w:r>
+        <w:t>¿Necesitan acceso offline o siempre habrá conexión a internet?</w:t>
+      </w:r>
+    </w:p>
+    <w:p>
+      <w:pPr>
+        <w:pStyle w:val="Prrafodelista"/>
+      </w:pPr>
+      <w:r>
+        <w:t xml:space="preserve"> Podria ser con conexión a internet para una conexión de internet.</w:t>
+      </w:r>
+    </w:p>
+    <w:p>
+      <w:pPr>
+        <w:pStyle w:val="Prrafodelista"/>
+      </w:pPr>
+      <w:r>
+        <w:t xml:space="preserve">Si tienen acceso a internet </w:t>
+      </w:r>
+    </w:p>
+    <w:p>
+      <w:pPr>
+        <w:pStyle w:val="Ttulo3"/>
+      </w:pPr>
+      <w:r>
+        <w:t>¿Hay requerimientos específicos de rendimiento (número de usuarios simultáneos)?</w:t>
+      </w:r>
+    </w:p>
+    <w:p>
+      <w:pPr>
+        <w:pStyle w:val="Prrafodelista"/>
+      </w:pPr>
+      <w:r>
+        <w:t xml:space="preserve">No, no hay tanto movimiento </w:t>
       </w:r>
     </w:p>
     <w:p/>
-    <w:p/>
-    <w:p>
-      <w:pPr>
-        <w:pStyle w:val="Ttulo1"/>
-      </w:pPr>
-      <w:r>
-        <w:t>Preguntas Específicas - Departamento de Psicología</w:t>
-      </w:r>
-    </w:p>
-    <w:p>
-      <w:pPr>
-        <w:pStyle w:val="Ttulo2"/>
-      </w:pPr>
-      <w:r>
-        <w:t>Gestión de Pacientes</w:t>
-      </w:r>
-    </w:p>
-    <w:p>
-      <w:pPr>
-        <w:pStyle w:val="Prrafodelista"/>
-        <w:numPr>
-          <w:ilvl w:val="0"/>
-          <w:numId w:val="8"/>
-        </w:numPr>
-      </w:pPr>
-      <w:r>
-        <w:t>¿Qué información específica del paciente necesitan registrar en la historia clínica psicológica?</w:t>
-      </w:r>
-    </w:p>
-    <w:p>
-      <w:pPr>
-        <w:pStyle w:val="Prrafodelista"/>
-      </w:pPr>
-      <w:r>
-        <w:t>(Hoja)</w:t>
-      </w:r>
-    </w:p>
-    <w:p>
-      <w:pPr>
-        <w:pStyle w:val="Prrafodelista"/>
-        <w:numPr>
-          <w:ilvl w:val="0"/>
-          <w:numId w:val="8"/>
-        </w:numPr>
-      </w:pPr>
-      <w:r>
-        <w:t xml:space="preserve">¿Realizan evaluaciones psicométricas o pruebas </w:t>
-      </w:r>
-      <w:r>
-        <w:t>psicológicas? Si</w:t>
-      </w:r>
-      <w:r>
-        <w:t xml:space="preserve"> ¿Cuáles?</w:t>
-      </w:r>
-      <w:r>
-        <w:t xml:space="preserve"> Wizz y wazz (alumnos de ingreso y </w:t>
-      </w:r>
-      <w:r>
-        <w:t>reingreso)</w:t>
-      </w:r>
-      <w:r>
-        <w:t xml:space="preserve"> (pruebas de </w:t>
-      </w:r>
-      <w:r>
-        <w:t xml:space="preserve">reconocimiento, valoración </w:t>
-      </w:r>
-      <w:r>
-        <w:t>)</w:t>
-      </w:r>
-    </w:p>
-    <w:p>
-      <w:pPr>
-        <w:pStyle w:val="Prrafodelista"/>
-        <w:numPr>
-          <w:ilvl w:val="0"/>
-          <w:numId w:val="8"/>
-        </w:numPr>
-      </w:pPr>
-      <w:r>
-        <w:t>¿Cómo registran el motivo de consulta y antecedentes psicológicos?</w:t>
-      </w:r>
-      <w:r>
-        <w:t xml:space="preserve">  </w:t>
-      </w:r>
-      <w:r>
-        <w:t>A medida de tutor, asesor y se sigue el caso (caso más usado vía tutor o tutorías)</w:t>
-      </w:r>
-    </w:p>
-    <w:p>
-      <w:pPr>
-        <w:pStyle w:val="Prrafodelista"/>
-        <w:numPr>
-          <w:ilvl w:val="0"/>
-          <w:numId w:val="8"/>
-        </w:numPr>
-      </w:pPr>
-      <w:r>
-        <w:t>¿Necesitan registrar información sobre redes de apoyo familiar y social?</w:t>
-      </w:r>
-      <w:r>
-        <w:t xml:space="preserve"> si</w:t>
-      </w:r>
-    </w:p>
-    <w:p>
-      <w:pPr>
-        <w:pStyle w:val="Prrafodelista"/>
-        <w:numPr>
-          <w:ilvl w:val="0"/>
-          <w:numId w:val="8"/>
-        </w:numPr>
-      </w:pPr>
-      <w:r>
-        <w:t>¿Requieren campos para diagnósticos DSM-5 o CIE-10/11?</w:t>
-      </w:r>
-      <w:r>
-        <w:t xml:space="preserve"> </w:t>
-      </w:r>
-      <w:r>
-        <w:t>Si (patologia)</w:t>
-      </w:r>
-    </w:p>
-    <w:p/>
-    <w:p>
-      <w:pPr>
-        <w:pStyle w:val="Ttulo2"/>
-      </w:pPr>
-      <w:r>
-        <w:t>Sesiones y Tratamiento</w:t>
-      </w:r>
-    </w:p>
-    <w:p>
-      <w:pPr>
-        <w:pStyle w:val="Prrafodelista"/>
-        <w:numPr>
-          <w:ilvl w:val="0"/>
-          <w:numId w:val="4"/>
-        </w:numPr>
-      </w:pPr>
-      <w:r>
-        <w:t>¿Cómo documentan cada sesión terapéutica (notas de evolución, SOAP, narrativo)?</w:t>
-      </w:r>
-      <w:r>
-        <w:t xml:space="preserve"> De manera narrativa y se va engrosando el expediente del alumno</w:t>
-      </w:r>
-      <w:r>
-        <w:t xml:space="preserve"> (tipo sesión )</w:t>
-      </w:r>
-    </w:p>
-    <w:p>
-      <w:pPr>
-        <w:pStyle w:val="Prrafodelista"/>
-        <w:numPr>
-          <w:ilvl w:val="0"/>
-          <w:numId w:val="4"/>
-        </w:numPr>
-      </w:pPr>
-      <w:r>
-        <w:t>¿Qué información debe incluirse en cada nota de sesión?</w:t>
-      </w:r>
-      <w:r>
-        <w:t xml:space="preserve"> Que se va  a trabajar tipo de terapia y avances (se abre expediente)</w:t>
-      </w:r>
-      <w:r>
-        <w:t xml:space="preserve"> (sesión alumno cuadro blanco )</w:t>
-      </w:r>
-    </w:p>
-    <w:p>
-      <w:pPr>
-        <w:pStyle w:val="Prrafodelista"/>
-        <w:numPr>
-          <w:ilvl w:val="0"/>
-          <w:numId w:val="4"/>
-        </w:numPr>
-      </w:pPr>
-      <w:r>
-        <w:t>¿Necesitan seguimiento de planes de tratamiento y objetivos terapéuticos?</w:t>
-      </w:r>
-      <w:r>
-        <w:t xml:space="preserve"> Si </w:t>
-      </w:r>
-    </w:p>
-    <w:p>
-      <w:pPr>
-        <w:pStyle w:val="Prrafodelista"/>
-        <w:numPr>
-          <w:ilvl w:val="0"/>
-          <w:numId w:val="4"/>
-        </w:numPr>
-      </w:pPr>
-      <w:r>
-        <w:t>¿Registran tareas o actividades para el paciente entre sesiones?</w:t>
-      </w:r>
-      <w:r>
-        <w:t xml:space="preserve"> Si </w:t>
-      </w:r>
-    </w:p>
-    <w:p>
-      <w:pPr>
-        <w:pStyle w:val="Prrafodelista"/>
-        <w:numPr>
-          <w:ilvl w:val="0"/>
-          <w:numId w:val="4"/>
-        </w:numPr>
-      </w:pPr>
-      <w:r>
-        <w:t>¿Manejan diferentes tipos de terapia (individual, grupal, familiar, pareja)?</w:t>
-      </w:r>
-    </w:p>
-    <w:p>
-      <w:pPr>
-        <w:pStyle w:val="Prrafodelista"/>
-      </w:pPr>
-      <w:r>
-        <w:t xml:space="preserve">Individual </w:t>
-      </w:r>
-    </w:p>
-    <w:p/>
-    <w:p>
-      <w:pPr>
-        <w:pStyle w:val="Ttulo2"/>
-      </w:pPr>
-      <w:r>
-        <w:t>Escalas y Evaluaciones</w:t>
-      </w:r>
-    </w:p>
-    <w:p>
-      <w:pPr>
-        <w:pStyle w:val="Prrafodelista"/>
-        <w:numPr>
-          <w:ilvl w:val="0"/>
-          <w:numId w:val="5"/>
-        </w:numPr>
-      </w:pPr>
-      <w:r>
-        <w:t>¿Qué escalas de evaluación utilizan frecuentemente (depresión, ansiedad, estrés</w:t>
-      </w:r>
-    </w:p>
-    <w:p>
-      <w:pPr>
-        <w:pStyle w:val="Prrafodelista"/>
-      </w:pPr>
-      <w:r>
-        <w:t xml:space="preserve"> </w:t>
-      </w:r>
-      <w:r>
-        <w:t xml:space="preserve"> - </w:t>
-      </w:r>
-      <w:r>
-        <w:t>ansiedad Depresión</w:t>
-      </w:r>
-      <w:r>
-        <w:t xml:space="preserve"> duelos </w:t>
-      </w:r>
-      <w:r>
-        <w:t xml:space="preserve">(pareja) duelos de perdida </w:t>
-      </w:r>
-    </w:p>
-    <w:p>
-      <w:pPr>
-        <w:pStyle w:val="Prrafodelista"/>
-        <w:numPr>
-          <w:ilvl w:val="0"/>
-          <w:numId w:val="5"/>
-        </w:numPr>
-      </w:pPr>
-      <w:r>
-        <w:t>¿Necesitan gráficos o visualizaciones del progreso del paciente?</w:t>
-      </w:r>
-      <w:r>
-        <w:t xml:space="preserve"> No </w:t>
-      </w:r>
-    </w:p>
-    <w:p>
-      <w:pPr>
-        <w:pStyle w:val="Prrafodelista"/>
-        <w:numPr>
-          <w:ilvl w:val="0"/>
-          <w:numId w:val="5"/>
-        </w:numPr>
-      </w:pPr>
-      <w:r>
-        <w:t xml:space="preserve">¿Requieren alertas para </w:t>
-      </w:r>
-      <w:r>
-        <w:t>reevaluaciones</w:t>
-      </w:r>
-      <w:r>
-        <w:t xml:space="preserve"> periódicas?</w:t>
-      </w:r>
-      <w:r>
-        <w:t xml:space="preserve"> </w:t>
-      </w:r>
-      <w:r>
-        <w:t xml:space="preserve">Si seria importante para determinados casos </w:t>
-      </w:r>
-    </w:p>
-    <w:p/>
-    <w:p>
-      <w:pPr>
-        <w:pStyle w:val="Ttulo2"/>
-      </w:pPr>
-      <w:r>
-        <w:lastRenderedPageBreak/>
-        <w:t>Documentación</w:t>
-      </w:r>
-    </w:p>
-    <w:p>
-      <w:pPr>
-        <w:pStyle w:val="Prrafodelista"/>
-        <w:numPr>
-          <w:ilvl w:val="0"/>
-          <w:numId w:val="10"/>
-        </w:numPr>
-      </w:pPr>
-      <w:r>
-        <w:t>¿Necesitan generar reportes psicológicos o informes para terceros?</w:t>
-      </w:r>
-      <w:r>
-        <w:t xml:space="preserve"> </w:t>
-      </w:r>
-      <w:r>
-        <w:t xml:space="preserve">Si se generan reportes para reuniones rectora </w:t>
-      </w:r>
-    </w:p>
-    <w:p>
-      <w:pPr>
-        <w:pStyle w:val="Prrafodelista"/>
-        <w:numPr>
-          <w:ilvl w:val="0"/>
-          <w:numId w:val="10"/>
-        </w:numPr>
-      </w:pPr>
-      <w:r>
-        <w:t>¿Qué plantillas de documentos necesitan?</w:t>
-      </w:r>
-      <w:r>
-        <w:t xml:space="preserve"> (Hoja)</w:t>
-      </w:r>
-    </w:p>
-    <w:p>
-      <w:pPr>
-        <w:pStyle w:val="Prrafodelista"/>
-        <w:numPr>
-          <w:ilvl w:val="0"/>
-          <w:numId w:val="10"/>
-        </w:numPr>
-      </w:pPr>
-      <w:r>
-        <w:t>¿Manejan consentimientos informados específicos para tratamiento psicológico?</w:t>
-      </w:r>
-      <w:r>
-        <w:t xml:space="preserve"> </w:t>
-      </w:r>
-      <w:r>
-        <w:t>No, solamente cuando ahí un problema entre alumnos (dependiendo la problemática)</w:t>
-      </w:r>
-    </w:p>
-    <w:p/>
-    <w:p>
-      <w:pPr>
-        <w:pStyle w:val="Ttulo1"/>
-      </w:pPr>
-      <w:r>
-        <w:t>Preguntas Específicas - Departamento de Enfermería</w:t>
-      </w:r>
-    </w:p>
-    <w:p>
-      <w:pPr>
-        <w:pStyle w:val="Ttulo2"/>
-      </w:pPr>
-      <w:r>
-        <w:t>Signos Vitales y Evaluación</w:t>
-      </w:r>
-    </w:p>
-    <w:p>
-      <w:pPr>
-        <w:pStyle w:val="Prrafodelista"/>
-        <w:numPr>
-          <w:ilvl w:val="0"/>
-          <w:numId w:val="7"/>
-        </w:numPr>
-      </w:pPr>
-      <w:r>
-        <w:t>¿Qué signos vitales registran habitualmente (presión arterial, temperatura, pulso, respiración, saturación de oxígeno, peso, talla)?</w:t>
-      </w:r>
-      <w:r>
-        <w:t xml:space="preserve"> </w:t>
-      </w:r>
-      <w:r>
-        <w:t>Presión</w:t>
-      </w:r>
-      <w:r>
-        <w:t>, frecuencia car</w:t>
-      </w:r>
-      <w:r>
-        <w:t>diaca, glucosa y temperatura</w:t>
-      </w:r>
-      <w:r>
-        <w:t xml:space="preserve">, en caso de ser </w:t>
-      </w:r>
-      <w:r>
-        <w:t>crítico</w:t>
-      </w:r>
-      <w:r>
-        <w:t xml:space="preserve">, se llevaría </w:t>
-      </w:r>
-      <w:r>
-        <w:t>la medición cada hora dependiendo el caso o darle la salida.</w:t>
-      </w:r>
-    </w:p>
-    <w:p>
-      <w:pPr>
-        <w:pStyle w:val="Prrafodelista"/>
-        <w:numPr>
-          <w:ilvl w:val="0"/>
-          <w:numId w:val="7"/>
-        </w:numPr>
-      </w:pPr>
-      <w:r>
-        <w:t>¿Con qué frecuencia se toman los signos vitales?</w:t>
-      </w:r>
-      <w:r>
-        <w:t xml:space="preserve"> </w:t>
-      </w:r>
-      <w:r>
-        <w:t>S</w:t>
-      </w:r>
-      <w:r>
-        <w:t>e llevaría la medición cada hora dependiendo el caso o darle la salida.</w:t>
-      </w:r>
-    </w:p>
-    <w:p>
-      <w:pPr>
-        <w:pStyle w:val="Prrafodelista"/>
-        <w:numPr>
-          <w:ilvl w:val="0"/>
-          <w:numId w:val="7"/>
-        </w:numPr>
-      </w:pPr>
-      <w:r>
-        <w:t>¿Necesitan alertas automáticas cuando los valores están fuera del rango normal?</w:t>
-      </w:r>
-      <w:r>
-        <w:t xml:space="preserve"> </w:t>
-      </w:r>
-    </w:p>
-    <w:p>
-      <w:pPr>
-        <w:pStyle w:val="Prrafodelista"/>
-        <w:numPr>
-          <w:ilvl w:val="0"/>
-          <w:numId w:val="7"/>
-        </w:numPr>
-      </w:pPr>
-      <w:r>
-        <w:t xml:space="preserve">¿Realizan evaluaciones de dolor? </w:t>
-      </w:r>
-      <w:r>
-        <w:rPr>
-          <w:u w:val="single"/>
-        </w:rPr>
-        <w:t xml:space="preserve">Si </w:t>
-      </w:r>
-      <w:r>
-        <w:t>¿Qué escalas usan?</w:t>
-      </w:r>
-      <w:r>
-        <w:t xml:space="preserve"> Solo se utiliza escala numérica del 1-10.</w:t>
-      </w:r>
-    </w:p>
-    <w:p>
-      <w:pPr>
-        <w:pStyle w:val="Prrafodelista"/>
-        <w:numPr>
-          <w:ilvl w:val="0"/>
-          <w:numId w:val="7"/>
-        </w:numPr>
-      </w:pPr>
-      <w:r>
-        <w:t>¿Registran valoraciones de enfermería por patrones funcionales o necesidades?</w:t>
-      </w:r>
-      <w:r>
-        <w:t xml:space="preserve"> Por necesidades</w:t>
-      </w:r>
-    </w:p>
-    <w:p/>
-    <w:p>
-      <w:pPr>
-        <w:pStyle w:val="Ttulo2"/>
-      </w:pPr>
-      <w:r>
-        <w:t>Medicación</w:t>
-      </w:r>
-    </w:p>
-    <w:p>
-      <w:pPr>
-        <w:pStyle w:val="Prrafodelista"/>
-        <w:numPr>
-          <w:ilvl w:val="0"/>
-          <w:numId w:val="2"/>
-        </w:numPr>
-      </w:pPr>
-      <w:r>
-        <w:t>¿Necesitan registrar la administración de medicamentos?</w:t>
-      </w:r>
-      <w:r>
-        <w:t xml:space="preserve"> Si, seria parte del inventario</w:t>
-      </w:r>
-      <w:r>
-        <w:t xml:space="preserve">, y en su caso de cuanto se administra, </w:t>
-      </w:r>
-      <w:r>
-        <w:t>no recetaría directamente</w:t>
-      </w:r>
-      <w:r>
-        <w:t xml:space="preserve"> antibiótico.</w:t>
-      </w:r>
-    </w:p>
-    <w:p>
-      <w:pPr>
-        <w:pStyle w:val="Prrafodelista"/>
-        <w:numPr>
-          <w:ilvl w:val="0"/>
-          <w:numId w:val="2"/>
-        </w:numPr>
-      </w:pPr>
-      <w:r>
-        <w:t>¿Requieren verificación de las 5 correctos (paciente, medicamento, dosis, vía, hora)?</w:t>
-      </w:r>
-      <w:r>
-        <w:t xml:space="preserve"> </w:t>
-      </w:r>
-      <w:r>
-        <w:t xml:space="preserve">Si se </w:t>
-      </w:r>
-      <w:r>
-        <w:t>requiere</w:t>
-      </w:r>
-      <w:r>
-        <w:t xml:space="preserve"> por seguridad.</w:t>
-      </w:r>
-    </w:p>
-    <w:p>
-      <w:pPr>
-        <w:pStyle w:val="Prrafodelista"/>
-        <w:numPr>
-          <w:ilvl w:val="0"/>
-          <w:numId w:val="2"/>
-        </w:numPr>
-      </w:pPr>
-      <w:r>
-        <w:t>¿Necesitan alertas de medicación pendiente?</w:t>
-      </w:r>
-      <w:r>
-        <w:t xml:space="preserve"> </w:t>
-      </w:r>
-      <w:r>
-        <w:t xml:space="preserve">En este caso solo aplica </w:t>
-      </w:r>
-      <w:r>
-        <w:t>como si fuera “Emergencia”, dosis única.</w:t>
-      </w:r>
-    </w:p>
-    <w:p>
-      <w:pPr>
-        <w:pStyle w:val="Prrafodelista"/>
-        <w:numPr>
-          <w:ilvl w:val="0"/>
-          <w:numId w:val="2"/>
-        </w:numPr>
-      </w:pPr>
-      <w:r>
-        <w:t>¿Registran reacciones adversas o alergias a medicamentos?</w:t>
-      </w:r>
-      <w:r>
-        <w:t xml:space="preserve"> Siempre se pregunta antes de recetar un medicamento.</w:t>
-      </w:r>
-    </w:p>
-    <w:p>
-      <w:r>
-        <w:t>Estaria bien un sistema de antecedentes de alumnos que ingresan</w:t>
-      </w:r>
-      <w:r>
-        <w:t xml:space="preserve"> a enfermería.</w:t>
-      </w:r>
-    </w:p>
-    <w:p/>
-    <w:p>
-      <w:pPr>
-        <w:pStyle w:val="Ttulo2"/>
-      </w:pPr>
-      <w:r>
-        <w:t>Procedimientos y Cuidados</w:t>
-      </w:r>
-    </w:p>
-    <w:p>
-      <w:pPr>
-        <w:pStyle w:val="Prrafodelista"/>
-        <w:numPr>
-          <w:ilvl w:val="0"/>
-          <w:numId w:val="13"/>
-        </w:numPr>
-      </w:pPr>
-      <w:r>
-        <w:t>¿Qué procedimientos de enfermería realizan comúnmente (curaciones, inyecciones, cateterizaciones)?</w:t>
-      </w:r>
-      <w:r>
-        <w:t xml:space="preserve"> Curaciones básicas e inyececciones, en casos extremos </w:t>
-      </w:r>
-      <w:r>
-        <w:t xml:space="preserve">cortadas </w:t>
-      </w:r>
-      <w:r>
-        <w:lastRenderedPageBreak/>
-        <w:t>superficiales, vendajes, y se comunica a protección civil</w:t>
-      </w:r>
-      <w:r>
-        <w:t>; enfermería serviría como apoyo en casos extremos on protección civil.</w:t>
-      </w:r>
-    </w:p>
-    <w:p>
-      <w:pPr>
-        <w:pStyle w:val="Prrafodelista"/>
-        <w:numPr>
-          <w:ilvl w:val="0"/>
-          <w:numId w:val="13"/>
-        </w:numPr>
-      </w:pPr>
-      <w:r>
-        <w:t>¿Necesitan documentar cuidados específicos (prevención de úlceras, movilización, higiene)?</w:t>
-      </w:r>
-      <w:r>
-        <w:t xml:space="preserve"> </w:t>
-      </w:r>
-      <w:r>
-        <w:t xml:space="preserve"> No se maneja</w:t>
-      </w:r>
-      <w:r>
-        <w:t xml:space="preserve"> en este caso.</w:t>
-      </w:r>
-    </w:p>
-    <w:p>
-      <w:pPr>
-        <w:pStyle w:val="Prrafodelista"/>
-        <w:numPr>
-          <w:ilvl w:val="0"/>
-          <w:numId w:val="13"/>
-        </w:numPr>
-      </w:pPr>
-      <w:r>
-        <w:t>¿Manejan protocolos o planes de cuidados estandarizados?</w:t>
-      </w:r>
-      <w:r>
-        <w:t xml:space="preserve"> No se maneja en el departamento.</w:t>
-      </w:r>
-    </w:p>
-    <w:p>
-      <w:pPr>
-        <w:pStyle w:val="Prrafodelista"/>
-        <w:numPr>
-          <w:ilvl w:val="0"/>
-          <w:numId w:val="13"/>
-        </w:numPr>
-      </w:pPr>
-      <w:r>
-        <w:t>¿Requieren check-lists para procedimientos específicos?</w:t>
-      </w:r>
-      <w:r>
-        <w:t xml:space="preserve"> </w:t>
-      </w:r>
-      <w:r>
-        <w:t>Procedimiento básico si.</w:t>
-      </w:r>
-    </w:p>
-    <w:p/>
-    <w:p>
-      <w:pPr>
-        <w:pStyle w:val="Ttulo2"/>
-      </w:pPr>
-      <w:r>
-        <w:t>Evolución y Notas</w:t>
-      </w:r>
-    </w:p>
-    <w:p>
-      <w:pPr>
-        <w:pStyle w:val="Prrafodelista"/>
-        <w:numPr>
-          <w:ilvl w:val="0"/>
-          <w:numId w:val="12"/>
-        </w:numPr>
-      </w:pPr>
-      <w:r>
-        <w:t>¿Cómo documentan la evolución del paciente (SOAPIE, narrativo, por sistemas)?</w:t>
-      </w:r>
-      <w:r>
-        <w:t xml:space="preserve"> Seguimiento solo en caso de regresar</w:t>
-      </w:r>
-      <w:r>
-        <w:t>, *documentar evolucion del paciente*</w:t>
-      </w:r>
-    </w:p>
-    <w:p>
-      <w:pPr>
-        <w:pStyle w:val="Prrafodelista"/>
-        <w:numPr>
-          <w:ilvl w:val="0"/>
-          <w:numId w:val="12"/>
-        </w:numPr>
-      </w:pPr>
-      <w:r>
-        <w:t>¿Necesitan registrar cambios de turno y handover de pacientes?</w:t>
-      </w:r>
-      <w:r>
-        <w:t xml:space="preserve"> </w:t>
-      </w:r>
-      <w:r>
-        <w:t>No se necesita.</w:t>
-      </w:r>
-    </w:p>
-    <w:p>
-      <w:pPr>
-        <w:pStyle w:val="Prrafodelista"/>
-        <w:numPr>
-          <w:ilvl w:val="0"/>
-          <w:numId w:val="12"/>
-        </w:numPr>
-      </w:pPr>
-      <w:r>
-        <w:t>¿Qué información debe transferirse entre turnos?</w:t>
-      </w:r>
-      <w:r>
-        <w:t xml:space="preserve"> </w:t>
-      </w:r>
-      <w:r>
-        <w:t>Lo mas relevante, en caso de que se cruce el cambio de turno.</w:t>
-      </w:r>
-    </w:p>
-    <w:p>
-      <w:r>
-        <w:t>*</w:t>
-      </w:r>
-      <w:r>
-        <w:t xml:space="preserve">En caso de que haya un caso en el que </w:t>
-      </w:r>
-      <w:r>
-        <w:t xml:space="preserve">se le de la salida al alumno, </w:t>
-      </w:r>
-      <w:r>
-        <w:t>que se genere un reporte aparte que pueda llegar con el tutor como justificante de falta*</w:t>
-      </w:r>
-    </w:p>
-    <w:p/>
-    <w:p>
-      <w:pPr>
-        <w:pStyle w:val="Ttulo2"/>
-      </w:pPr>
-      <w:r>
-        <w:t>Preguntas de Flujo de Trabajo</w:t>
-      </w:r>
-    </w:p>
-    <w:p>
-      <w:pPr>
-        <w:pStyle w:val="Ttulo3"/>
-      </w:pPr>
-      <w:r>
-        <w:t>Agendamiento</w:t>
-      </w:r>
-    </w:p>
-    <w:p>
-      <w:pPr>
-        <w:pStyle w:val="Prrafodelista"/>
-        <w:numPr>
-          <w:ilvl w:val="0"/>
-          <w:numId w:val="9"/>
-        </w:numPr>
-      </w:pPr>
-      <w:r>
-        <w:t>¿Cómo manejan las citas en cada departamento?</w:t>
-      </w:r>
-      <w:r>
-        <w:t xml:space="preserve"> </w:t>
-      </w:r>
-    </w:p>
-    <w:p>
-      <w:pPr>
-        <w:pStyle w:val="Prrafodelista"/>
-      </w:pPr>
-      <w:r>
-        <w:t xml:space="preserve">Enfermería: </w:t>
-      </w:r>
-      <w:r>
-        <w:t>Seria consulta general, a como vayan llegando.</w:t>
-      </w:r>
-    </w:p>
-    <w:p>
-      <w:pPr>
-        <w:pStyle w:val="Prrafodelista"/>
-      </w:pPr>
-      <w:r>
-        <w:t xml:space="preserve">Psicología </w:t>
-      </w:r>
-      <w:r>
-        <w:t xml:space="preserve">: Como vallan llegando </w:t>
-      </w:r>
-    </w:p>
-    <w:p>
-      <w:pPr>
-        <w:pStyle w:val="Prrafodelista"/>
-        <w:numPr>
-          <w:ilvl w:val="0"/>
-          <w:numId w:val="9"/>
-        </w:numPr>
-      </w:pPr>
-      <w:r>
-        <w:t>¿Qué duración típica tienen las citas?</w:t>
-      </w:r>
-      <w:r>
-        <w:t xml:space="preserve"> </w:t>
-      </w:r>
-    </w:p>
-    <w:p>
-      <w:pPr>
-        <w:pStyle w:val="Prrafodelista"/>
-      </w:pPr>
-    </w:p>
-    <w:p>
-      <w:pPr>
-        <w:pStyle w:val="Prrafodelista"/>
-      </w:pPr>
-      <w:r>
-        <w:t>Entre 10-15 minutos.</w:t>
-      </w:r>
-    </w:p>
-    <w:p>
-      <w:pPr>
-        <w:pStyle w:val="Prrafodelista"/>
-      </w:pPr>
-      <w:r>
-        <w:t xml:space="preserve">50 minutos </w:t>
-      </w:r>
-    </w:p>
-    <w:p>
-      <w:pPr>
-        <w:pStyle w:val="Prrafodelista"/>
-        <w:numPr>
-          <w:ilvl w:val="0"/>
-          <w:numId w:val="9"/>
-        </w:numPr>
-      </w:pPr>
-      <w:r>
-        <w:t>¿Necesitan recordatorios automáticos para pacientes?</w:t>
-      </w:r>
-      <w:r>
-        <w:t xml:space="preserve"> </w:t>
-      </w:r>
-    </w:p>
-    <w:p>
-      <w:pPr>
-        <w:pStyle w:val="Prrafodelista"/>
-      </w:pPr>
-      <w:r>
-        <w:t>No se manejan recordatorios.</w:t>
-      </w:r>
-      <w:r>
-        <w:t xml:space="preserve"> </w:t>
-      </w:r>
-      <w:r>
-        <w:br/>
-      </w:r>
-      <w:r>
-        <w:t xml:space="preserve">Si estaría bien </w:t>
-      </w:r>
-    </w:p>
-    <w:p>
-      <w:pPr>
-        <w:pStyle w:val="Prrafodelista"/>
-        <w:numPr>
-          <w:ilvl w:val="0"/>
-          <w:numId w:val="9"/>
-        </w:numPr>
-      </w:pPr>
-      <w:r>
-        <w:t>¿Manejan listas de espera?</w:t>
-      </w:r>
-    </w:p>
-    <w:p>
-      <w:pPr>
-        <w:pStyle w:val="Prrafodelista"/>
-      </w:pPr>
-      <w:r>
-        <w:t>-</w:t>
-      </w:r>
-      <w:r>
-        <w:t xml:space="preserve"> </w:t>
-      </w:r>
-      <w:r>
-        <w:t>En este caso no aplica. En tiempo de frio el flujo de consultas si es mas constante.</w:t>
-      </w:r>
-    </w:p>
-    <w:p>
-      <w:pPr>
-        <w:pStyle w:val="Prrafodelista"/>
-      </w:pPr>
-      <w:r>
-        <w:t>-</w:t>
-      </w:r>
-      <w:r>
-        <w:t xml:space="preserve">Debería estar mejor programado ya que la lista de espera es de aproximadamente una semana </w:t>
-      </w:r>
-    </w:p>
-    <w:p/>
-    <w:p>
-      <w:pPr>
-        <w:pStyle w:val="Ttulo3"/>
-      </w:pPr>
-      <w:r>
-        <w:t>Interconsultas</w:t>
-      </w:r>
-    </w:p>
-    <w:p>
-      <w:pPr>
-        <w:pStyle w:val="Prrafodelista"/>
-        <w:numPr>
-          <w:ilvl w:val="0"/>
-          <w:numId w:val="1"/>
-        </w:numPr>
-      </w:pPr>
-      <w:r>
-        <w:t>¿Necesitan sistema de interconsultas entre departamentos?</w:t>
-      </w:r>
-      <w:r>
-        <w:t xml:space="preserve"> </w:t>
-      </w:r>
-    </w:p>
-    <w:p>
-      <w:pPr>
-        <w:pStyle w:val="Prrafodelista"/>
-      </w:pPr>
-      <w:r>
-        <w:t>Se comunican con los prefectos o maestros.</w:t>
-      </w:r>
-    </w:p>
-    <w:p>
-      <w:pPr>
-        <w:pStyle w:val="Prrafodelista"/>
-      </w:pPr>
-      <w:r>
-        <w:t>Se comunican con los prefectos.</w:t>
-      </w:r>
-    </w:p>
-    <w:p>
-      <w:pPr>
-        <w:pStyle w:val="Prrafodelista"/>
-        <w:numPr>
-          <w:ilvl w:val="0"/>
-          <w:numId w:val="1"/>
-        </w:numPr>
-      </w:pPr>
-      <w:r>
-        <w:lastRenderedPageBreak/>
-        <w:t>¿Cómo se comunican actualmente entre psicología y enfermería?</w:t>
-      </w:r>
-      <w:r>
-        <w:t xml:space="preserve"> </w:t>
-      </w:r>
-    </w:p>
-    <w:p>
-      <w:pPr>
-        <w:pStyle w:val="Prrafodelista"/>
-      </w:pPr>
-      <w:r>
-        <w:t xml:space="preserve">Enfermería: </w:t>
-      </w:r>
-      <w:r>
-        <w:t>Trabajan en conjunto, pero no se comparten registros.</w:t>
-      </w:r>
-    </w:p>
-    <w:p>
-      <w:pPr>
-        <w:pStyle w:val="Prrafodelista"/>
-      </w:pPr>
-      <w:r>
-        <w:t xml:space="preserve">Psicología: </w:t>
-      </w:r>
-      <w:r>
-        <w:t xml:space="preserve">Se maneja por </w:t>
-      </w:r>
-      <w:r>
-        <w:t>WhatsApp</w:t>
-      </w:r>
-    </w:p>
-    <w:p>
-      <w:pPr>
-        <w:pStyle w:val="Prrafodelista"/>
-        <w:numPr>
-          <w:ilvl w:val="0"/>
-          <w:numId w:val="1"/>
-        </w:numPr>
-      </w:pPr>
-      <w:r>
-        <w:t>¿Qué información necesitan compartir entre departamentos?</w:t>
-      </w:r>
-    </w:p>
-    <w:p>
-      <w:pPr>
-        <w:pStyle w:val="Prrafodelista"/>
-      </w:pPr>
-      <w:r>
-        <w:t xml:space="preserve">Enfermería </w:t>
-      </w:r>
-      <w:r>
-        <w:t xml:space="preserve">Síntomas </w:t>
-      </w:r>
-      <w:r>
-        <w:t xml:space="preserve">mayormente en el caso, pero se llevaría un registro independiente de cada departamento. </w:t>
-      </w:r>
-    </w:p>
-    <w:p>
-      <w:pPr>
-        <w:pStyle w:val="Prrafodelista"/>
-      </w:pPr>
-      <w:r>
-        <w:t xml:space="preserve">psicología: </w:t>
-      </w:r>
-      <w:r>
-        <w:t>se maneja por casos dependiendo la situación, casos específicos</w:t>
-      </w:r>
-      <w:r>
-        <w:t>.</w:t>
-      </w:r>
-    </w:p>
-    <w:p/>
-    <w:p>
-      <w:pPr>
-        <w:pStyle w:val="Ttulo3"/>
-      </w:pPr>
-      <w:r>
-        <w:t>Reportes y Estadísticas</w:t>
-      </w:r>
-    </w:p>
-    <w:p>
-      <w:pPr>
-        <w:pStyle w:val="Prrafodelista"/>
-        <w:numPr>
-          <w:ilvl w:val="0"/>
-          <w:numId w:val="6"/>
-        </w:numPr>
-      </w:pPr>
-      <w:r>
-        <w:t>¿Qué reportes necesitan generar mensualmente/anualmente?</w:t>
-      </w:r>
-      <w:r>
-        <w:t xml:space="preserve"> </w:t>
-      </w:r>
-      <w:r>
-        <w:t xml:space="preserve">El registro de cuantas </w:t>
-      </w:r>
-      <w:r>
-        <w:t xml:space="preserve">Enfer: </w:t>
-      </w:r>
-      <w:r>
-        <w:t>consultas se generó</w:t>
-      </w:r>
-      <w:r>
-        <w:t xml:space="preserve"> </w:t>
-      </w:r>
-      <w:r>
-        <w:t xml:space="preserve">en el cuatrimestre, </w:t>
-      </w:r>
-      <w:r>
-        <w:t xml:space="preserve">y con esa información solo se separa por categoría </w:t>
-      </w:r>
-      <w:r>
-        <w:t>de síntomas y por alumno, maestro o administrativo.</w:t>
-      </w:r>
-    </w:p>
-    <w:p>
-      <w:pPr>
-        <w:pStyle w:val="Prrafodelista"/>
-      </w:pPr>
-      <w:r>
-        <w:t xml:space="preserve">Psico: reporte por cuatrimestre, materias, cuatrimestre, </w:t>
-      </w:r>
-      <w:r>
-        <w:t>problemática</w:t>
-      </w:r>
-    </w:p>
-    <w:p>
-      <w:pPr>
-        <w:pStyle w:val="Prrafodelista"/>
-      </w:pPr>
-    </w:p>
-    <w:p>
-      <w:pPr>
-        <w:pStyle w:val="Prrafodelista"/>
-        <w:numPr>
-          <w:ilvl w:val="0"/>
-          <w:numId w:val="6"/>
-        </w:numPr>
-      </w:pPr>
-      <w:r>
-        <w:t>¿Necesitan estadísticas de pacientes atendidos, diagnósticos frecuentes, procedimientos realizados?</w:t>
-      </w:r>
-    </w:p>
-    <w:p>
-      <w:pPr>
-        <w:pStyle w:val="Prrafodelista"/>
-      </w:pPr>
-      <w:r>
-        <w:t>Enfermería:</w:t>
-      </w:r>
-      <w:r>
-        <w:t xml:space="preserve"> </w:t>
-      </w:r>
-      <w:r>
-        <w:t>Se hacen graficas de pastel</w:t>
-      </w:r>
-      <w:r>
-        <w:t>, cantidad de cuanto fueron</w:t>
-      </w:r>
-      <w:r>
-        <w:t xml:space="preserve"> y que rol llevaba entre ellos.</w:t>
-      </w:r>
-    </w:p>
-    <w:p>
-      <w:pPr>
-        <w:pStyle w:val="Prrafodelista"/>
-      </w:pPr>
-      <w:r>
-        <w:t xml:space="preserve"> </w:t>
-      </w:r>
-      <w:r>
-        <w:t xml:space="preserve">psicología: </w:t>
-      </w:r>
-      <w:r>
-        <w:t xml:space="preserve">Todo en si exceptuando procesos realizados </w:t>
-      </w:r>
-      <w:r>
-        <w:t xml:space="preserve"> </w:t>
-      </w:r>
-    </w:p>
-    <w:p>
-      <w:pPr>
-        <w:pStyle w:val="Prrafodelista"/>
-        <w:numPr>
-          <w:ilvl w:val="0"/>
-          <w:numId w:val="6"/>
-        </w:numPr>
-      </w:pPr>
-      <w:r>
-        <w:t>¿Requieren indicadores de calidad específicos?</w:t>
-      </w:r>
-      <w:r>
-        <w:t xml:space="preserve"> </w:t>
-      </w:r>
-    </w:p>
-    <w:p>
-      <w:pPr>
-        <w:pStyle w:val="Prrafodelista"/>
-      </w:pPr>
-      <w:r>
-        <w:t>No entraría este tema.</w:t>
-      </w:r>
-    </w:p>
-    <w:p>
-      <w:pPr>
-        <w:pStyle w:val="Prrafodelista"/>
-      </w:pPr>
-      <w:r>
-        <w:t>No se mide pero estaría bien</w:t>
-      </w:r>
-    </w:p>
-    <w:p/>
-    <w:p>
-      <w:pPr>
-        <w:pStyle w:val="Ttulo3"/>
-      </w:pPr>
-      <w:r>
-        <w:t>Preguntas de Seguridad y Cumplimiento</w:t>
-      </w:r>
-    </w:p>
-    <w:p>
-      <w:pPr>
-        <w:pStyle w:val="Prrafodelista"/>
-        <w:numPr>
-          <w:ilvl w:val="0"/>
-          <w:numId w:val="11"/>
-        </w:numPr>
-      </w:pPr>
-      <w:r>
-        <w:t>¿Qué regulaciones de privacidad deben cumplir (HIPAA, GDPR, normativa local)?</w:t>
-      </w:r>
-      <w:r>
-        <w:t xml:space="preserve"> </w:t>
-      </w:r>
-      <w:r>
-        <w:t>Normativa local, solo es entre el paciente</w:t>
-      </w:r>
-      <w:r>
-        <w:t>, enfermería y</w:t>
-      </w:r>
-      <w:r>
-        <w:t xml:space="preserve"> los departamentos correspondientes</w:t>
-      </w:r>
-      <w:r>
-        <w:t>, solo en caso de las gráficas.</w:t>
-      </w:r>
-      <w:r>
-        <w:t xml:space="preserve"> </w:t>
-      </w:r>
-      <w:r>
-        <w:t>(Cuidado de costos)</w:t>
-      </w:r>
-    </w:p>
-    <w:p>
-      <w:pPr>
-        <w:pStyle w:val="Prrafodelista"/>
-      </w:pPr>
-      <w:r>
-        <w:t>Se maneja como consejería no se avisa de manejo d</w:t>
-      </w:r>
-      <w:r>
-        <w:t xml:space="preserve">e datos personales </w:t>
-      </w:r>
-    </w:p>
-    <w:p>
-      <w:pPr>
-        <w:pStyle w:val="Prrafodelista"/>
-        <w:numPr>
-          <w:ilvl w:val="0"/>
-          <w:numId w:val="11"/>
-        </w:numPr>
-      </w:pPr>
-      <w:r>
-        <w:t>¿Necesitan auditoría de accesos y modificaciones a las historias clínicas?</w:t>
-      </w:r>
-      <w:r>
-        <w:t xml:space="preserve"> </w:t>
-      </w:r>
-    </w:p>
-    <w:p>
-      <w:pPr>
-        <w:pStyle w:val="Prrafodelista"/>
-      </w:pPr>
-      <w:r>
-        <w:t xml:space="preserve"> </w:t>
-      </w:r>
-      <w:r>
-        <w:t>No manejan auditorias.</w:t>
-      </w:r>
-    </w:p>
-    <w:p>
-      <w:pPr>
-        <w:pStyle w:val="Prrafodelista"/>
-      </w:pPr>
-    </w:p>
-    <w:p>
-      <w:pPr>
-        <w:pStyle w:val="Prrafodelista"/>
-        <w:numPr>
-          <w:ilvl w:val="0"/>
-          <w:numId w:val="11"/>
-        </w:numPr>
-      </w:pPr>
-      <w:r>
-        <w:t>¿Cuánto tiempo deben conservar los registros médicos?</w:t>
-      </w:r>
-      <w:r>
-        <w:t xml:space="preserve"> </w:t>
-      </w:r>
-    </w:p>
-    <w:p>
-      <w:pPr>
-        <w:pStyle w:val="Prrafodelista"/>
-      </w:pPr>
-      <w:r>
-        <w:t>Cada año se va archivando.</w:t>
-      </w:r>
-    </w:p>
-    <w:p>
-      <w:pPr>
-        <w:pStyle w:val="Prrafodelista"/>
-      </w:pPr>
-      <w:r>
-        <w:t xml:space="preserve">Sin comentarios </w:t>
-      </w:r>
-    </w:p>
-    <w:p>
-      <w:pPr>
-        <w:pStyle w:val="Prrafodelista"/>
-        <w:numPr>
-          <w:ilvl w:val="0"/>
-          <w:numId w:val="11"/>
-        </w:numPr>
-      </w:pPr>
-      <w:r>
-        <w:t>¿Necesitan firma electrónica para validar documentos?</w:t>
-      </w:r>
-      <w:r>
-        <w:t xml:space="preserve"> </w:t>
-      </w:r>
-    </w:p>
-    <w:p>
-      <w:pPr>
-        <w:pStyle w:val="Prrafodelista"/>
-      </w:pPr>
-      <w:r>
-        <w:t xml:space="preserve">No </w:t>
-      </w:r>
-    </w:p>
-    <w:p>
-      <w:pPr>
-        <w:pStyle w:val="Prrafodelista"/>
-        <w:numPr>
-          <w:ilvl w:val="0"/>
-          <w:numId w:val="11"/>
-        </w:numPr>
-      </w:pPr>
-      <w:r>
-        <w:t>¿Requieren backup automático?</w:t>
-      </w:r>
-      <w:r>
-        <w:t xml:space="preserve"> </w:t>
-      </w:r>
-    </w:p>
-    <w:p>
-      <w:pPr>
-        <w:pStyle w:val="Prrafodelista"/>
-      </w:pPr>
-      <w:r>
-        <w:t>En físico se guardan en las carpetas</w:t>
-      </w:r>
-      <w:r>
-        <w:t xml:space="preserve"> ¿Con qué frecuencia?</w:t>
-      </w:r>
-      <w:r>
-        <w:t xml:space="preserve"> Se desechan cada </w:t>
-      </w:r>
-      <w:r>
-        <w:t>3 años.</w:t>
-      </w:r>
-    </w:p>
-    <w:p>
-      <w:pPr>
-        <w:pStyle w:val="Prrafodelista"/>
-      </w:pPr>
-      <w:r>
-        <w:t xml:space="preserve">Si se requiere por mejores accesos </w:t>
-      </w:r>
-    </w:p>
-    <w:p/>
-    <w:p>
-      <w:pPr>
-        <w:pStyle w:val="Ttulo1"/>
-      </w:pPr>
-      <w:r>
-        <w:lastRenderedPageBreak/>
-        <w:t>Preguntas Técnicas</w:t>
-      </w:r>
-      <w:r>
-        <w:t>6</w:t>
-      </w:r>
-    </w:p>
-    <w:p>
-      <w:pPr>
-        <w:pStyle w:val="Prrafodelista"/>
-        <w:numPr>
-          <w:ilvl w:val="0"/>
-          <w:numId w:val="3"/>
-        </w:numPr>
-      </w:pPr>
-      <w:r>
-        <w:t>¿Tienen infraestructura de servidores propia o prefieren solución en la nube?</w:t>
-      </w:r>
-      <w:r>
-        <w:t xml:space="preserve"> </w:t>
-      </w:r>
-    </w:p>
-    <w:p>
-      <w:pPr>
-        <w:pStyle w:val="Prrafodelista"/>
-      </w:pPr>
-      <w:r>
-        <w:t xml:space="preserve">No no </w:t>
-      </w:r>
-    </w:p>
-    <w:p>
-      <w:pPr>
-        <w:pStyle w:val="Prrafodelista"/>
-        <w:numPr>
-          <w:ilvl w:val="0"/>
-          <w:numId w:val="3"/>
-        </w:numPr>
-      </w:pPr>
-      <w:r>
-        <w:t>¿Qué nivel de disponibilidad necesitan (24/7, horario laboral)?</w:t>
-      </w:r>
-      <w:r>
-        <w:t xml:space="preserve"> </w:t>
-      </w:r>
-    </w:p>
-    <w:p>
-      <w:pPr>
-        <w:pStyle w:val="Prrafodelista"/>
-      </w:pPr>
-      <w:r>
-        <w:t xml:space="preserve">Horario la laboral, </w:t>
-      </w:r>
-      <w:r>
-        <w:t>8-5 y de 5-10.</w:t>
-      </w:r>
-    </w:p>
-    <w:p>
-      <w:pPr>
-        <w:pStyle w:val="Prrafodelista"/>
-      </w:pPr>
-      <w:r>
-        <w:t xml:space="preserve">Horario de 8 am a 10 pm </w:t>
-      </w:r>
-    </w:p>
-    <w:p>
-      <w:pPr>
-        <w:pStyle w:val="Prrafodelista"/>
-        <w:numPr>
-          <w:ilvl w:val="0"/>
-          <w:numId w:val="3"/>
-        </w:numPr>
-      </w:pPr>
-      <w:r>
-        <w:t>¿Necesitan acceso offline o siempre habrá conexión a internet?</w:t>
-      </w:r>
-    </w:p>
-    <w:p>
-      <w:pPr>
-        <w:pStyle w:val="Prrafodelista"/>
-      </w:pPr>
-      <w:r>
-        <w:t xml:space="preserve"> </w:t>
-      </w:r>
-      <w:r>
-        <w:t>Podria ser con conexión a internet para una conexión de internet.</w:t>
-      </w:r>
-    </w:p>
-    <w:p>
-      <w:pPr>
-        <w:pStyle w:val="Prrafodelista"/>
-      </w:pPr>
-      <w:r>
-        <w:t xml:space="preserve">Si tienen acceso a internet </w:t>
-      </w:r>
-    </w:p>
-    <w:p>
-      <w:pPr>
-        <w:pStyle w:val="Prrafodelista"/>
-        <w:numPr>
-          <w:ilvl w:val="0"/>
-          <w:numId w:val="3"/>
-        </w:numPr>
-      </w:pPr>
-      <w:r>
-        <w:t>¿Hay requerimientos específicos de rendimiento (número de usuarios simultáneos)?</w:t>
-      </w:r>
-    </w:p>
-    <w:p>
-      <w:pPr>
-        <w:pStyle w:val="Prrafodelista"/>
-      </w:pPr>
-      <w:r>
-        <w:t xml:space="preserve">No, no </w:t>
-      </w:r>
-      <w:r>
-        <w:t>hay</w:t>
-      </w:r>
-      <w:r>
-        <w:t xml:space="preserve"> tanto movimiento </w:t>
-      </w:r>
-    </w:p>
-    <w:p/>
-    <w:p>
-      <w:r>
-        <w:t>Campos Nombre</w:t>
-      </w:r>
-      <w:r>
-        <w:t xml:space="preserve"> </w:t>
-      </w:r>
-      <w:r>
-        <w:t>-</w:t>
-      </w:r>
-      <w:r>
-        <w:t xml:space="preserve">- </w:t>
-      </w:r>
-      <w:r>
-        <w:t>Alumno/maestro/administrativo</w:t>
-      </w:r>
-      <w:r>
-        <w:t xml:space="preserve"> </w:t>
-      </w:r>
-      <w:r>
-        <w:t>-</w:t>
-      </w:r>
-      <w:r>
-        <w:t xml:space="preserve">- </w:t>
-      </w:r>
-      <w:r>
-        <w:t xml:space="preserve">No de empleado o </w:t>
-      </w:r>
-      <w:r>
-        <w:t>matricula. -síntomas</w:t>
-      </w:r>
-      <w:r>
-        <w:t xml:space="preserve"> </w:t>
-      </w:r>
-      <w:r>
-        <w:t>–</w:t>
-      </w:r>
-      <w:r>
-        <w:t xml:space="preserve"> </w:t>
-      </w:r>
-      <w:r>
-        <w:t xml:space="preserve">procedimiento </w:t>
-      </w:r>
-      <w:r>
-        <w:t>(</w:t>
-      </w:r>
-      <w:r>
-        <w:t>curación, inyección, pomada, vendaje</w:t>
-      </w:r>
-      <w:r>
-        <w:t>)</w:t>
-      </w:r>
-      <w:r>
-        <w:t xml:space="preserve"> </w:t>
-      </w:r>
-      <w:r>
-        <w:t>-</w:t>
-      </w:r>
-      <w:r>
-        <w:t>-</w:t>
-      </w:r>
-      <w:r>
-        <w:t>medicamento administrado</w:t>
-      </w:r>
-      <w:r>
-        <w:t xml:space="preserve"> -</w:t>
-      </w:r>
-      <w:r>
-        <w:t>-</w:t>
-      </w:r>
-      <w:r>
-        <w:t xml:space="preserve">    </w:t>
-      </w:r>
-      <w:r>
-        <w:t>fecha y hora</w:t>
+    <w:p>
+      <w:r>
+        <w:t>Campos Nombre -- Alumno/maestro/administrativo -- No de empleado o matricula. -síntomas – procedimiento (curación, inyección, pomada, vendaje) --medicamento administrado --    fecha y hora</w:t>
       </w:r>
     </w:p>
     <w:p>
@@ -1854,18 +970,12 @@
     </w:p>
     <w:p>
       <w:r>
-        <w:t>El tener una comunicación directa con el alumno una confirmación con el alumno</w:t>
-      </w:r>
-      <w:r>
-        <w:t xml:space="preserve">, WhatsApp es lo más cómodo por el momento </w:t>
-      </w:r>
-    </w:p>
-    <w:p>
-      <w:r>
-        <w:t xml:space="preserve">Correo es como segunda opción en caso de no poder acceder a </w:t>
-      </w:r>
-      <w:r>
-        <w:t>WhatsApp</w:t>
+        <w:t xml:space="preserve">El tener una comunicación directa con el alumno una confirmación con el alumno, WhatsApp es lo más cómodo por el momento </w:t>
+      </w:r>
+    </w:p>
+    <w:p>
+      <w:r>
+        <w:t>Correo es como segunda opción en caso de no poder acceder a WhatsApp</w:t>
       </w:r>
     </w:p>
     <w:p>
@@ -1880,14 +990,2478 @@
           <w:b/>
           <w:bCs/>
         </w:rPr>
-        <w:t>Puntos para solucionar</w:t>
-      </w:r>
-      <w:r>
+        <w:t xml:space="preserve">Puntos para solucionar </w:t>
+      </w:r>
+    </w:p>
+    <w:p>
+      <w:r>
+        <w:t>Como recalcamos las citas y el conocimiento de como agendar una cita en psicología y lista de espera para manejar de manera más cómoda y ágil a las citas</w:t>
+      </w:r>
+    </w:p>
+    <w:p>
+      <w:r>
+        <w:lastRenderedPageBreak/>
+        <w:t>Filtros por carrera, detalle importante como gestionar las citas pero de manera de movimientos es por carrera, disponibilidad de agenda y alumno en ambos casos.</w:t>
+      </w:r>
+    </w:p>
+    <w:p>
+      <w:r>
+        <w:t xml:space="preserve">Dia a Dia </w:t>
+      </w:r>
+    </w:p>
+    <w:p>
+      <w:r>
+        <w:t xml:space="preserve">Normalmente se checa entrada se checa la agenda expediente con el alumno como se va a trabajar, descansos </w:t>
+      </w:r>
+      <w:r>
+        <w:t xml:space="preserve">y se sigue con el día a día </w:t>
+      </w:r>
+    </w:p>
+    <w:p>
+      <w:r>
+        <w:t xml:space="preserve">Como punto aparte que se pudiera trabajar una terapia de grupo con un tipo anuncio registro </w:t>
+      </w:r>
+    </w:p>
+    <w:p>
+      <w:pPr>
+        <w:pStyle w:val="Prrafodelista"/>
+      </w:pPr>
+    </w:p>
+    <w:p>
+      <w:pPr>
+        <w:pStyle w:val="Prrafodelista"/>
+      </w:pPr>
+    </w:p>
+    <w:p>
+      <w:pPr>
+        <w:pStyle w:val="Ttulo1"/>
+      </w:pPr>
+      <w:r>
+        <w:t>Lic. Aida</w:t>
+      </w:r>
+    </w:p>
+    <w:p>
+      <w:pPr>
+        <w:pStyle w:val="Ttulo2"/>
+      </w:pPr>
+      <w:r>
+        <w:t>Gestión de Pacientes</w:t>
+      </w:r>
+    </w:p>
+    <w:p>
+      <w:pPr>
+        <w:pStyle w:val="Ttulo3"/>
+      </w:pPr>
+      <w:r>
+        <w:t>¿Qué información específica del paciente necesitan registrar en la historia clínica psicológica?</w:t>
+      </w:r>
+    </w:p>
+    <w:p>
+      <w:r>
+        <w:t>-</w:t>
+      </w:r>
+      <w:r>
+        <w:t xml:space="preserve">Nombre, fecha de nacimiento edad estado civil domicilio teléfono de contacto aparte del teléfono de contacto </w:t>
+      </w:r>
+      <w:r>
+        <w:t xml:space="preserve">en casos de crisis del alumno, carrera grado grupo matricula tutor de grupo ocupación, </w:t>
+      </w:r>
+      <w:r>
+        <w:t>en cuestión del alumno, historial familiar que se llena mediante la computadora</w:t>
+      </w:r>
+      <w:r>
+        <w:t xml:space="preserve"> (Word, Excel propio de cada sesión )</w:t>
+      </w:r>
+      <w:r>
+        <w:t>, breve motivo de consulta, citas de manera externa o interna</w:t>
+      </w:r>
+    </w:p>
+    <w:p>
+      <w:pPr>
+        <w:pStyle w:val="Ttulo3"/>
+      </w:pPr>
+      <w:r>
+        <w:t>¿Realizan evaluaciones psicométricas o pruebas psicológicas?</w:t>
+      </w:r>
+    </w:p>
+    <w:p>
+      <w:r>
+        <w:t xml:space="preserve">Solamente cuando son nuevo ingreso con discapacidad o alumnos de reingreso y en casos específicos donde el alumno muestre síntomas de ansiedad depresión o problemas mentales </w:t>
+      </w:r>
+    </w:p>
+    <w:p>
+      <w:pPr>
+        <w:pStyle w:val="Ttulo3"/>
+      </w:pPr>
+      <w:r>
+        <w:t xml:space="preserve"> ¿Cuáles?</w:t>
+      </w:r>
+    </w:p>
+    <w:p>
+      <w:pPr>
+        <w:pStyle w:val="Ttulo3"/>
+      </w:pPr>
+      <w:r>
+        <w:t xml:space="preserve"> Wizz y wazz (alumnos de ingreso y reingreso) (pruebas de reconocimiento, valoración)</w:t>
+      </w:r>
+    </w:p>
+    <w:p>
+      <w:r>
+        <w:t xml:space="preserve">Escalas </w:t>
+      </w:r>
+      <w:r>
+        <w:t>wichler, Wisc y Wais</w:t>
+      </w:r>
+    </w:p>
+    <w:p>
+      <w:r>
+        <w:t>Escala de expectativas</w:t>
+      </w:r>
+      <w:r>
+        <w:t>, desesperanza de Beck</w:t>
+      </w:r>
+      <w:r>
+        <w:t xml:space="preserve"> (Se determina de manera cognitiva para determinar el estado del alumno)</w:t>
+      </w:r>
+      <w:r>
+        <w:t xml:space="preserve"> (Test de </w:t>
+      </w:r>
+      <w:r>
+        <w:t>persona debajo de la lluvia, dibujo de la figura humana</w:t>
+      </w:r>
+      <w:r>
+        <w:t>)</w:t>
+      </w:r>
+      <w:r>
+        <w:br/>
+      </w:r>
+      <w:ins w:id="0" w:author="Microsoft Word" w:date="2026-01-30T03:32:00Z" w16du:dateUtc="2026-01-30T09:32:00Z">
+        <w:r>
+          <w:t xml:space="preserve">-Test de habilidades </w:t>
+        </w:r>
+        <w:r>
+          <w:t>lectoescritura y habilidades matemáticas.</w:t>
+        </w:r>
+      </w:ins>
+    </w:p>
+    <w:p/>
+    <w:p>
+      <w:pPr>
+        <w:pStyle w:val="Ttulo3"/>
+      </w:pPr>
+      <w:r>
+        <w:lastRenderedPageBreak/>
+        <w:t xml:space="preserve">¿Cómo registran el motivo de consulta y antecedentes psicológicos? </w:t>
+      </w:r>
+    </w:p>
+    <w:p>
+      <w:r>
+        <w:t>-se registra en la evaluación inicial formato de entrevista junto con el escaneo de código QR</w:t>
+      </w:r>
+      <w:r>
+        <w:t xml:space="preserve"> y se canaliza de manera digital</w:t>
+      </w:r>
+    </w:p>
+    <w:p>
+      <w:pPr>
+        <w:pStyle w:val="Ttulo3"/>
+      </w:pPr>
+      <w:r>
+        <w:t>¿Necesitan registrar información sobre redes de apoyo familiar y social?</w:t>
+      </w:r>
+    </w:p>
+    <w:p>
+      <w:r>
+        <w:t>-Si,</w:t>
+      </w:r>
+      <w:r>
+        <w:t xml:space="preserve"> Nombre parentesco y teléfono </w:t>
+      </w:r>
+    </w:p>
+    <w:p>
+      <w:pPr>
+        <w:pStyle w:val="Ttulo3"/>
+      </w:pPr>
+      <w:r>
+        <w:t xml:space="preserve">¿Requieren campos para diagnósticos DSM-5 o CIE-10/11? </w:t>
+      </w:r>
+    </w:p>
+    <w:p>
+      <w:r>
+        <w:t xml:space="preserve">-Se podría agregar si el alumno ya trae el diagnostico </w:t>
+      </w:r>
+      <w:r>
+        <w:t>para dar un  análisis pero no se da en estos casos porque solo es una orientacion</w:t>
+      </w:r>
+    </w:p>
+    <w:p/>
+    <w:p>
+      <w:pPr>
+        <w:pStyle w:val="Ttulo2"/>
+      </w:pPr>
+      <w:r>
+        <w:t>Sesiones y Tratamiento</w:t>
+      </w:r>
+    </w:p>
+    <w:p>
+      <w:pPr>
+        <w:pStyle w:val="Ttulo3"/>
+      </w:pPr>
+      <w:r>
+        <w:t>¿Cómo documentan cada sesión terapéutica (notas de evolución, SOAP, narrativo)?</w:t>
+      </w:r>
+    </w:p>
+    <w:p>
+      <w:r>
+        <w:t xml:space="preserve">-formato de sesión por sesión reporte de sesiones </w:t>
+      </w:r>
+      <w:r>
+        <w:t>(se maneja el mismo formato)</w:t>
+      </w:r>
+    </w:p>
+    <w:p>
+      <w:r>
+        <w:t>De manera privada se maneja este(Cada quien maneja su expediente)</w:t>
+      </w:r>
+    </w:p>
+    <w:p>
+      <w:pPr>
+        <w:pStyle w:val="Ttulo3"/>
+      </w:pPr>
+      <w:r>
+        <w:t>¿Qué información debe incluirse en cada nota de sesión?</w:t>
+      </w:r>
+    </w:p>
+    <w:p>
+      <w:pPr>
+        <w:pStyle w:val="Ttulo3"/>
+      </w:pPr>
+      <w:r>
+        <w:t>¿Necesitan seguimiento de planes de tratamiento y objetivos terapéuticos?</w:t>
+      </w:r>
+    </w:p>
+    <w:p>
+      <w:pPr>
+        <w:pStyle w:val="Ttulo3"/>
+      </w:pPr>
+      <w:r>
+        <w:t xml:space="preserve">¿Registran tareas o actividades para el paciente entre sesiones? </w:t>
+      </w:r>
+    </w:p>
+    <w:p>
+      <w:pPr>
+        <w:pStyle w:val="Ttulo3"/>
+      </w:pPr>
+      <w:r>
+        <w:t>¿Manejan diferentes tipos de terapia (individual, grupal, familiar, pareja)?</w:t>
+      </w:r>
+    </w:p>
+    <w:p/>
+    <w:p>
+      <w:pPr>
+        <w:pStyle w:val="Ttulo2"/>
+      </w:pPr>
+      <w:r>
+        <w:t>Escalas y Evaluaciones</w:t>
+      </w:r>
+    </w:p>
+    <w:p>
+      <w:pPr>
+        <w:pStyle w:val="Ttulo3"/>
+      </w:pPr>
+      <w:r>
+        <w:t>¿Qué escalas de evaluación utilizan frecuentemente (</w:t>
+      </w:r>
+      <w:r>
+        <w:t>¿depresión, ansiedad, estrés?</w:t>
+      </w:r>
+      <w:r>
+        <w:t xml:space="preserve">  </w:t>
+      </w:r>
+    </w:p>
+    <w:p>
+      <w:pPr>
+        <w:pStyle w:val="Ttulo3"/>
+      </w:pPr>
+      <w:r>
+        <w:t>¿Necesitan gráficos o visualizaciones del progreso del paciente?</w:t>
+      </w:r>
+    </w:p>
+    <w:p>
+      <w:pPr>
+        <w:pStyle w:val="Ttulo3"/>
+      </w:pPr>
+      <w:r>
+        <w:t xml:space="preserve">¿Requieren alertas para reevaluaciones periódicas? </w:t>
+      </w:r>
+    </w:p>
+    <w:p/>
+    <w:p>
+      <w:pPr>
+        <w:pStyle w:val="Ttulo2"/>
+      </w:pPr>
+      <w:r>
+        <w:lastRenderedPageBreak/>
+        <w:t>Documentación</w:t>
+      </w:r>
+    </w:p>
+    <w:p>
+      <w:pPr>
+        <w:pStyle w:val="Ttulo3"/>
+      </w:pPr>
+      <w:r>
+        <w:t xml:space="preserve">¿Necesitan generar reportes psicológicos o informes para terceros? </w:t>
+      </w:r>
+    </w:p>
+    <w:p>
+      <w:pPr>
+        <w:pStyle w:val="Ttulo3"/>
+      </w:pPr>
+      <w:r>
+        <w:t xml:space="preserve">¿Qué plantillas de documentos necesitan? </w:t>
+      </w:r>
+    </w:p>
+    <w:p>
+      <w:pPr>
+        <w:pStyle w:val="Ttulo3"/>
+      </w:pPr>
+      <w:r>
+        <w:t>¿Manejan consentimientos informados específicos para tratamiento psicológico?</w:t>
+      </w:r>
+    </w:p>
+    <w:p/>
+    <w:p>
+      <w:pPr>
+        <w:pStyle w:val="Ttulo2"/>
+      </w:pPr>
+      <w:r>
+        <w:t>Preguntas de Flujo de Trabajo</w:t>
+      </w:r>
+    </w:p>
+    <w:p>
+      <w:pPr>
+        <w:pStyle w:val="Ttulo2"/>
+      </w:pPr>
+      <w:r>
+        <w:t>Agendamiento</w:t>
+      </w:r>
+    </w:p>
+    <w:p>
+      <w:pPr>
+        <w:pStyle w:val="Ttulo3"/>
+      </w:pPr>
+      <w:r>
+        <w:t xml:space="preserve">¿Cómo manejan las citas en cada departamento? </w:t>
+      </w:r>
+    </w:p>
+    <w:p>
+      <w:pPr>
+        <w:pStyle w:val="Ttulo3"/>
+      </w:pPr>
+      <w:r>
+        <w:t xml:space="preserve">¿Qué duración típica tienen las citas? </w:t>
+      </w:r>
+    </w:p>
+    <w:p>
+      <w:pPr>
+        <w:pStyle w:val="Prrafodelista"/>
+      </w:pPr>
+    </w:p>
+    <w:p>
+      <w:pPr>
+        <w:pStyle w:val="Ttulo3"/>
+      </w:pPr>
+      <w:r>
+        <w:t xml:space="preserve">¿Necesitan recordatorios automáticos para pacientes? </w:t>
+      </w:r>
+    </w:p>
+    <w:p>
+      <w:pPr>
+        <w:pStyle w:val="Ttulo3"/>
+      </w:pPr>
+      <w:r>
+        <w:t>¿Manejan listas de espera?</w:t>
+      </w:r>
+    </w:p>
+    <w:p>
+      <w:pPr>
+        <w:pStyle w:val="Prrafodelista"/>
+      </w:pPr>
+    </w:p>
+    <w:p/>
+    <w:p>
+      <w:pPr>
+        <w:pStyle w:val="Ttulo2"/>
+      </w:pPr>
+      <w:r>
+        <w:t>Interconsultas</w:t>
+      </w:r>
+    </w:p>
+    <w:p>
+      <w:pPr>
+        <w:pStyle w:val="Ttulo3"/>
+      </w:pPr>
+      <w:r>
+        <w:t xml:space="preserve">¿Necesitan sistema de interconsultas entre departamentos? </w:t>
+      </w:r>
+    </w:p>
+    <w:p>
+      <w:pPr>
+        <w:pStyle w:val="Ttulo3"/>
+      </w:pPr>
+      <w:r>
+        <w:t xml:space="preserve">¿Cómo se comunican actualmente entre psicología y enfermería? </w:t>
+      </w:r>
+    </w:p>
+    <w:p>
+      <w:pPr>
+        <w:pStyle w:val="Ttulo3"/>
+      </w:pPr>
+      <w:r>
+        <w:t>¿Qué información necesitan compartir entre departamentos?</w:t>
+      </w:r>
+    </w:p>
+    <w:p/>
+    <w:p>
+      <w:pPr>
+        <w:pStyle w:val="Ttulo2"/>
+      </w:pPr>
+      <w:r>
+        <w:lastRenderedPageBreak/>
+        <w:t>Reportes y Estadísticas</w:t>
+      </w:r>
+    </w:p>
+    <w:p>
+      <w:pPr>
+        <w:pStyle w:val="Ttulo3"/>
+      </w:pPr>
+      <w:r>
+        <w:t xml:space="preserve">¿Qué reportes necesitan generar mensualmente/anualmente? El registro de cuantas </w:t>
+      </w:r>
+    </w:p>
+    <w:p>
+      <w:pPr>
+        <w:pStyle w:val="Ttulo3"/>
+      </w:pPr>
+      <w:r>
+        <w:t>¿Necesitan estadísticas de pacientes atendidos, diagnósticos frecuentes, procedimientos realizados?</w:t>
+      </w:r>
+    </w:p>
+    <w:p>
+      <w:pPr>
+        <w:pStyle w:val="Ttulo3"/>
+      </w:pPr>
+      <w:r>
+        <w:t xml:space="preserve">¿Requieren indicadores de calidad específicos? </w:t>
+      </w:r>
+    </w:p>
+    <w:p/>
+    <w:p>
+      <w:pPr>
+        <w:pStyle w:val="Ttulo2"/>
+      </w:pPr>
+      <w:r>
+        <w:t>Preguntas de Seguridad y Cumplimiento</w:t>
+      </w:r>
+    </w:p>
+    <w:p>
+      <w:pPr>
+        <w:pStyle w:val="Ttulo3"/>
+      </w:pPr>
+      <w:r>
+        <w:t xml:space="preserve">¿Qué regulaciones de privacidad deben cumplir (HIPAA, GDPR, normativa local)? </w:t>
+      </w:r>
+    </w:p>
+    <w:p>
+      <w:pPr>
+        <w:pStyle w:val="Ttulo3"/>
+      </w:pPr>
+      <w:r>
+        <w:t xml:space="preserve">¿Necesitan auditoría de accesos y modificaciones a las historias clínicas? </w:t>
+      </w:r>
+    </w:p>
+    <w:p>
+      <w:pPr>
+        <w:pStyle w:val="Ttulo3"/>
+      </w:pPr>
+      <w:r>
+        <w:t xml:space="preserve">¿Cuánto tiempo deben conservar los registros médicos? </w:t>
+      </w:r>
+    </w:p>
+    <w:p>
+      <w:pPr>
+        <w:pStyle w:val="Ttulo3"/>
+      </w:pPr>
+      <w:r>
+        <w:t xml:space="preserve">¿Necesitan firma electrónica para validar documentos? </w:t>
+      </w:r>
+    </w:p>
+    <w:p>
+      <w:pPr>
+        <w:pStyle w:val="Ttulo3"/>
+      </w:pPr>
+      <w:r>
+        <w:t xml:space="preserve">¿Requieren backup automático? </w:t>
+      </w:r>
+    </w:p>
+    <w:p/>
+    <w:p>
+      <w:pPr>
+        <w:pStyle w:val="Ttulo1"/>
+      </w:pPr>
+      <w:r>
+        <w:t>Lic</w:t>
+      </w:r>
+      <w:r>
+        <w:t xml:space="preserve">. </w:t>
+      </w:r>
+      <w:r>
+        <w:t>Oziel</w:t>
+      </w:r>
+    </w:p>
+    <w:p>
+      <w:pPr>
+        <w:pStyle w:val="Ttulo2"/>
+      </w:pPr>
+      <w:r>
+        <w:t>Gestión de Pacientes</w:t>
+      </w:r>
+    </w:p>
+    <w:p>
+      <w:pPr>
+        <w:pStyle w:val="Ttulo3"/>
+      </w:pPr>
+      <w:r>
+        <w:t>¿Qué información específica del paciente necesitan registrar en la historia clínica psicológica?</w:t>
+      </w:r>
+    </w:p>
+    <w:p>
+      <w:pPr>
+        <w:pStyle w:val="Prrafodelista"/>
+        <w:numPr>
+          <w:ilvl w:val="0"/>
+          <w:numId w:val="18"/>
+        </w:numPr>
+      </w:pPr>
+      <w:r>
+        <w:t xml:space="preserve">Edad, fecha de nacimiento celular nombre carrera grupo, genero, </w:t>
+      </w:r>
+      <w:r>
+        <w:t xml:space="preserve">teléfono, tutor </w:t>
+      </w:r>
+    </w:p>
+    <w:p>
+      <w:pPr>
+        <w:pStyle w:val="Ttulo3"/>
+      </w:pPr>
+      <w:r>
+        <w:t>¿Realizan evaluaciones psicométricas o pruebas psicológicas?</w:t>
+      </w:r>
+    </w:p>
+    <w:p>
+      <w:r>
+        <w:br/>
+      </w:r>
+      <w:r>
+        <w:t xml:space="preserve"> </w:t>
+      </w:r>
+      <w:r>
+        <w:t>Si</w:t>
+      </w:r>
+      <w:r>
+        <w:t xml:space="preserve"> </w:t>
+      </w:r>
+      <w:r>
+        <w:t xml:space="preserve"> </w:t>
+      </w:r>
+    </w:p>
+    <w:p>
+      <w:pPr>
+        <w:pStyle w:val="Ttulo3"/>
+      </w:pPr>
+      <w:r>
+        <w:t>¿Cuáles?</w:t>
+      </w:r>
+    </w:p>
+    <w:p>
+      <w:r>
+        <w:t>-</w:t>
+      </w:r>
+      <w:r>
+        <w:t xml:space="preserve"> Wizz y wazz (alumnos de ingreso y reingreso) (pruebas de reconocimiento, valoración)</w:t>
+      </w:r>
+    </w:p>
+    <w:p>
+      <w:pPr>
+        <w:pStyle w:val="Ttulo3"/>
+      </w:pPr>
+      <w:r>
+        <w:lastRenderedPageBreak/>
+        <w:t xml:space="preserve">¿Cómo registran el motivo de consulta y antecedentes psicológicos? </w:t>
+      </w:r>
+    </w:p>
+    <w:p>
+      <w:r>
+        <w:t>-se tiene un formato de manera digital o mano (Hoja)</w:t>
+      </w:r>
+    </w:p>
+    <w:p>
+      <w:pPr>
+        <w:pStyle w:val="Ttulo3"/>
+      </w:pPr>
+      <w:r>
+        <w:t>¿Necesitan registrar información sobre redes de apoyo familiar y social?</w:t>
+      </w:r>
+    </w:p>
+    <w:p>
+      <w:r>
+        <w:t xml:space="preserve">-si </w:t>
+      </w:r>
+    </w:p>
+    <w:p>
+      <w:pPr>
+        <w:pStyle w:val="Ttulo3"/>
+      </w:pPr>
+      <w:r>
+        <w:t xml:space="preserve">¿Requieren campos para diagnósticos DSM-5 o CIE-10/11? </w:t>
+      </w:r>
+    </w:p>
+    <w:p>
+      <w:r>
+        <w:t>-si se maneja como información extra de los alumnos con sus carateristicas</w:t>
+      </w:r>
+    </w:p>
+    <w:p>
+      <w:pPr>
+        <w:pStyle w:val="Ttulo2"/>
+      </w:pPr>
+      <w:r>
+        <w:t>Sesiones y Tratamiento</w:t>
+      </w:r>
+    </w:p>
+    <w:p>
+      <w:pPr>
+        <w:pStyle w:val="Ttulo3"/>
+      </w:pPr>
+      <w:r>
+        <w:t>¿Cómo documentan cada sesión terapéutica (notas de evolución, SOAP, narrativo)?</w:t>
+      </w:r>
+    </w:p>
+    <w:p>
+      <w:r>
+        <w:t xml:space="preserve">-notas y escrito </w:t>
+      </w:r>
+      <w:r>
+        <w:t>(se gestiona un control de emojis)</w:t>
+      </w:r>
+    </w:p>
+    <w:p>
+      <w:pPr>
+        <w:pStyle w:val="Ttulo3"/>
+      </w:pPr>
+      <w:r>
+        <w:t>¿Qué información debe incluirse en cada nota de sesión?</w:t>
+      </w:r>
+    </w:p>
+    <w:p>
+      <w:r>
+        <w:t>-</w:t>
+      </w:r>
+      <w:r>
+        <w:t xml:space="preserve">Principalmente como se siente el paciente, detección de avances y observaciones(mejor, peor, </w:t>
+      </w:r>
+      <w:r>
+        <w:t>etc.)</w:t>
+      </w:r>
+    </w:p>
+    <w:p>
+      <w:pPr>
+        <w:pStyle w:val="Ttulo3"/>
+      </w:pPr>
+      <w:r>
+        <w:t>¿Necesitan seguimiento de planes de tratamiento y objetivos terapéuticos?</w:t>
+      </w:r>
+    </w:p>
+    <w:p>
+      <w:r>
+        <w:t xml:space="preserve">-si con ciertos alumnos la mayoría se puede dar en el caso </w:t>
+      </w:r>
+      <w:r>
+        <w:t xml:space="preserve">(en casos de que la situación escale, se puede </w:t>
+      </w:r>
+      <w:r>
+        <w:t>ver en otros usuarios</w:t>
+      </w:r>
+      <w:r>
+        <w:t xml:space="preserve">, psicólogos </w:t>
+      </w:r>
+      <w:r>
+        <w:t>)</w:t>
+      </w:r>
+    </w:p>
+    <w:p>
+      <w:pPr>
+        <w:pStyle w:val="Ttulo3"/>
+      </w:pPr>
+      <w:r>
+        <w:t xml:space="preserve">¿Registran tareas o actividades para el paciente entre sesiones? </w:t>
+      </w:r>
+    </w:p>
+    <w:p>
+      <w:r>
+        <w:t xml:space="preserve">- </w:t>
+      </w:r>
+      <w:r>
+        <w:t>si se registran dependiendo del caso(actividades)</w:t>
+      </w:r>
+    </w:p>
+    <w:p>
+      <w:pPr>
+        <w:pStyle w:val="Ttulo3"/>
+      </w:pPr>
+      <w:r>
+        <w:t>¿Manejan diferentes tipos de terapia (individual, grupal, familiar, pareja)?</w:t>
+      </w:r>
+    </w:p>
+    <w:p>
+      <w:r>
+        <w:t>-Si, también de manera que se nece</w:t>
+      </w:r>
+      <w:r>
+        <w:t xml:space="preserve">site también se le pude llamar al papa de manera especifica </w:t>
+      </w:r>
+    </w:p>
+    <w:p>
+      <w:pPr>
+        <w:pStyle w:val="Ttulo2"/>
+      </w:pPr>
+      <w:r>
+        <w:t>Escalas y Evaluaciones</w:t>
+      </w:r>
+    </w:p>
+    <w:p>
+      <w:pPr>
+        <w:pStyle w:val="Ttulo3"/>
+      </w:pPr>
+      <w:r>
+        <w:t>¿Qué escalas de evaluación utilizan frecuentemente (</w:t>
+      </w:r>
+      <w:r>
+        <w:t>¿depresión, ansiedad, estrés?</w:t>
+      </w:r>
+      <w:r>
+        <w:t xml:space="preserve">  </w:t>
+      </w:r>
+    </w:p>
+    <w:p>
+      <w:r>
+        <w:t>-</w:t>
+      </w:r>
+      <w:r>
+        <w:t>Se utiliza expectativas de futuro</w:t>
+      </w:r>
+      <w:r>
+        <w:t xml:space="preserve">, escala de ansiedade de VEk </w:t>
+      </w:r>
+      <w:r>
+        <w:t xml:space="preserve">Proyectivos </w:t>
+      </w:r>
+      <w:r>
+        <w:t>(Hoja)</w:t>
+      </w:r>
+    </w:p>
+    <w:p>
+      <w:pPr>
+        <w:pStyle w:val="Ttulo3"/>
+      </w:pPr>
+      <w:r>
+        <w:t xml:space="preserve">¿Necesitan gráficos o visualizaciones del progreso del paciente? </w:t>
+      </w:r>
+    </w:p>
+    <w:p>
+      <w:r>
+        <w:t>-</w:t>
+      </w:r>
+      <w:r>
+        <w:t xml:space="preserve">De manera que se vea tipo objetiva como que quería hacer el paciente si si lo logro o que </w:t>
+      </w:r>
+      <w:r>
+        <w:t xml:space="preserve">le impidió hacerlo </w:t>
+      </w:r>
+    </w:p>
+    <w:p>
+      <w:pPr>
+        <w:pStyle w:val="Ttulo3"/>
+      </w:pPr>
+      <w:r>
+        <w:lastRenderedPageBreak/>
+        <w:t xml:space="preserve">¿Requieren alertas para reevaluaciones periódicas? </w:t>
+      </w:r>
+    </w:p>
+    <w:p>
+      <w:r>
+        <w:t>-</w:t>
+      </w:r>
+      <w:r>
+        <w:t xml:space="preserve">Si, pero de manera </w:t>
+      </w:r>
+      <w:r>
+        <w:t xml:space="preserve">despectiva que se presente una situación </w:t>
+      </w:r>
+      <w:r>
+        <w:t>específica</w:t>
+      </w:r>
+      <w:r>
+        <w:t>.</w:t>
+      </w:r>
+    </w:p>
+    <w:p>
+      <w:r>
+        <w:t>-</w:t>
+      </w:r>
+      <w:r>
+        <w:t xml:space="preserve">En cuestión en que al alumno se le obligue </w:t>
+      </w:r>
+      <w:r>
+        <w:t>a venir.</w:t>
+      </w:r>
+    </w:p>
+    <w:p>
+      <w:pPr>
+        <w:pStyle w:val="Ttulo2"/>
+      </w:pPr>
+      <w:r>
+        <w:t>Documentación</w:t>
+      </w:r>
+    </w:p>
+    <w:p>
+      <w:pPr>
+        <w:pStyle w:val="Ttulo3"/>
+      </w:pPr>
+      <w:r>
+        <w:t>¿Necesitan generar reportes psicológicos o informes para terceros?</w:t>
+      </w:r>
+    </w:p>
+    <w:p>
+      <w:r>
+        <w:t>Puede</w:t>
+      </w:r>
+      <w:r>
+        <w:t>n</w:t>
+      </w:r>
+      <w:r>
+        <w:t xml:space="preserve"> ser para cartas </w:t>
+      </w:r>
+      <w:r>
+        <w:t>para donde trabaja el alumno o en caso de que lo ocupe en otro lugar.</w:t>
+      </w:r>
+    </w:p>
+    <w:p>
+      <w:r>
+        <w:t xml:space="preserve">En caso de reportes internos solo se ponen graficas de cuantos fueron hombres y </w:t>
+      </w:r>
+      <w:r>
+        <w:t>cuantas mujeres</w:t>
+      </w:r>
+      <w:r>
+        <w:t xml:space="preserve">, y por categoría(Casos internos, problemas </w:t>
+      </w:r>
+      <w:r>
+        <w:t>familiares, bullying, ansiedad</w:t>
+      </w:r>
+      <w:r>
+        <w:t>)</w:t>
+      </w:r>
+      <w:r>
+        <w:t>.</w:t>
+      </w:r>
+    </w:p>
+    <w:p>
+      <w:r>
+        <w:t>Generar graficas de pastel para tener separados</w:t>
+      </w:r>
+      <w:r>
+        <w:t xml:space="preserve"> cada categoría.</w:t>
+      </w:r>
+    </w:p>
+    <w:p/>
+    <w:p>
+      <w:pPr>
+        <w:pStyle w:val="Ttulo3"/>
+      </w:pPr>
+      <w:r>
+        <w:t xml:space="preserve">¿Qué plantillas de documentos necesitan? </w:t>
+      </w:r>
+    </w:p>
+    <w:p>
+      <w:r>
+        <w:t>Formato generado en papel y lápiz.</w:t>
+      </w:r>
+      <w:r>
+        <w:t xml:space="preserve"> Se redactan cartas muy diferentes, estaría bien tener un formato </w:t>
+      </w:r>
+      <w:r>
+        <w:t>general para todos los psicólogos.</w:t>
+      </w:r>
+      <w:r>
+        <w:t xml:space="preserve"> Método de contacto</w:t>
+      </w:r>
+      <w:r>
+        <w:t>(teléfono, correo)</w:t>
+      </w:r>
+      <w:r>
+        <w:t xml:space="preserve"> dentro del formato </w:t>
+      </w:r>
+      <w:r>
+        <w:t>de llenado de información del alumno.</w:t>
+      </w:r>
+    </w:p>
+    <w:p>
+      <w:pPr>
+        <w:pStyle w:val="Ttulo3"/>
+      </w:pPr>
+      <w:r>
+        <w:t>¿Manejan consentimientos informados específicos para tratamiento psicológico?</w:t>
+      </w:r>
+      <w:r>
+        <w:t xml:space="preserve"> </w:t>
+      </w:r>
+      <w:r>
+        <w:t xml:space="preserve">  </w:t>
+      </w:r>
+    </w:p>
+    <w:p>
+      <w:r>
+        <w:t>Solamente cuando el alumno ya tiene medicamento recetado.</w:t>
+      </w:r>
+    </w:p>
+    <w:p/>
+    <w:p>
+      <w:pPr>
+        <w:pStyle w:val="Ttulo2"/>
+      </w:pPr>
+      <w:r>
+        <w:t>Preguntas de Flujo de Trabajo</w:t>
+      </w:r>
+    </w:p>
+    <w:p>
+      <w:pPr>
+        <w:pStyle w:val="Ttulo3"/>
+      </w:pPr>
+      <w:r>
+        <w:t>Agendamiento</w:t>
+      </w:r>
+    </w:p>
+    <w:p>
+      <w:pPr>
+        <w:pStyle w:val="Ttulo3"/>
+      </w:pPr>
+      <w:r>
+        <w:t xml:space="preserve">¿Cómo manejan las citas en cada departamento? </w:t>
+      </w:r>
+    </w:p>
+    <w:p>
+      <w:r>
+        <w:t>Agendados por el tutor,</w:t>
+      </w:r>
+      <w:r>
+        <w:t xml:space="preserve"> o que el alumno</w:t>
+      </w:r>
+    </w:p>
+    <w:p>
+      <w:pPr>
+        <w:pStyle w:val="Ttulo3"/>
+      </w:pPr>
+      <w:r>
+        <w:t xml:space="preserve">¿Qué duración típica tienen las citas? </w:t>
+      </w:r>
+    </w:p>
+    <w:p>
+      <w:r>
+        <w:t>Lo de una hora clase. 40 minutos</w:t>
+      </w:r>
+    </w:p>
+    <w:p>
+      <w:pPr>
+        <w:pStyle w:val="Prrafodelista"/>
+      </w:pPr>
+    </w:p>
+    <w:p>
+      <w:pPr>
+        <w:pStyle w:val="Ttulo3"/>
+      </w:pPr>
+      <w:r>
+        <w:t xml:space="preserve">¿Necesitan recordatorios automáticos para pacientes? </w:t>
+      </w:r>
+    </w:p>
+    <w:p>
+      <w:r>
+        <w:t>El si.</w:t>
+      </w:r>
+    </w:p>
+    <w:p>
+      <w:pPr>
+        <w:pStyle w:val="Ttulo3"/>
+      </w:pPr>
+      <w:r>
+        <w:t>¿Manejan listas de espera?</w:t>
+      </w:r>
+    </w:p>
+    <w:p>
+      <w:r>
+        <w:t>No</w:t>
+      </w:r>
+      <w:r>
+        <w:t xml:space="preserve"> a habido casos</w:t>
+      </w:r>
+    </w:p>
+    <w:p>
+      <w:pPr>
+        <w:pStyle w:val="Ttulo3"/>
+      </w:pPr>
+      <w:r>
+        <w:lastRenderedPageBreak/>
+        <w:t>Interconsultas</w:t>
+      </w:r>
+    </w:p>
+    <w:p>
+      <w:pPr>
+        <w:pStyle w:val="Ttulo3"/>
+      </w:pPr>
+      <w:r>
+        <w:t xml:space="preserve">¿Necesitan sistema de interconsultas entre departamentos? </w:t>
+      </w:r>
+    </w:p>
+    <w:p>
+      <w:r>
+        <w:t>Solamente tener comunicación con escolares,</w:t>
+      </w:r>
+      <w:r>
+        <w:t xml:space="preserve"> los reingresos los mandan directamente a psicopedagogía, </w:t>
+      </w:r>
+      <w:r>
+        <w:t xml:space="preserve"> pero no juntan información con ellos</w:t>
+      </w:r>
+      <w:r>
+        <w:t>.</w:t>
+      </w:r>
+    </w:p>
+    <w:p>
+      <w:pPr>
+        <w:pStyle w:val="Ttulo3"/>
+      </w:pPr>
+      <w:r>
+        <w:t xml:space="preserve">¿Cómo se comunican actualmente entre psicología y enfermería? </w:t>
+      </w:r>
+    </w:p>
+    <w:p>
+      <w:pPr>
+        <w:pStyle w:val="Ttulo3"/>
+      </w:pPr>
+      <w:r>
+        <w:t>¿Qué información necesitan compartir entre departamentos?</w:t>
+      </w:r>
+    </w:p>
+    <w:p>
+      <w:r>
+        <w:t>En casos de ingreso/reingreso, compartir evaluaciones para que ellos puedan dar el visto bueno de que si es apto o no,</w:t>
+      </w:r>
+    </w:p>
+    <w:p/>
+    <w:p>
+      <w:pPr>
+        <w:pStyle w:val="Ttulo3"/>
+      </w:pPr>
+      <w:r>
+        <w:t>Reportes y Estadísticas</w:t>
+      </w:r>
+    </w:p>
+    <w:p>
+      <w:pPr>
+        <w:pStyle w:val="Ttulo3"/>
+      </w:pPr>
+      <w:r>
+        <w:t>¿Qué reportes necesitan generar mensualmente/anualmente?</w:t>
+      </w:r>
+    </w:p>
+    <w:p>
+      <w:pPr>
+        <w:pStyle w:val="Prrafodelista"/>
+      </w:pPr>
+      <w:r>
+        <w:t>Por cuatrimestre, cuantas</w:t>
+      </w:r>
+      <w:r>
+        <w:t xml:space="preserve"> personas</w:t>
+      </w:r>
+      <w:r>
+        <w:t xml:space="preserve"> fueron atendidas individualmente, por los problemas que se atendieron</w:t>
+      </w:r>
+      <w:r>
+        <w:t>(Ansiedad, depresión, ruptura amorosa, luto).</w:t>
+      </w:r>
+    </w:p>
+    <w:p>
+      <w:pPr>
+        <w:pStyle w:val="Ttulo3"/>
+      </w:pPr>
+      <w:r>
+        <w:t>¿Necesitan estadísticas de pacientes atendidos, diagnósticos frecuentes, procedimientos realizados?</w:t>
+      </w:r>
+    </w:p>
+    <w:p>
+      <w:r>
+        <w:t>Solamente si fue atendido y porque razón.</w:t>
+      </w:r>
+    </w:p>
+    <w:p>
+      <w:pPr>
+        <w:pStyle w:val="Ttulo3"/>
+      </w:pPr>
+      <w:r>
+        <w:t xml:space="preserve">¿Requieren indicadores de calidad específicos? </w:t>
+      </w:r>
+    </w:p>
+    <w:p>
+      <w:r>
+        <w:t>Pendiente.</w:t>
+      </w:r>
+    </w:p>
+    <w:p>
+      <w:pPr>
+        <w:pStyle w:val="Ttulo3"/>
+      </w:pPr>
+      <w:r>
+        <w:t>Preguntas de Seguridad y Cumplimiento</w:t>
+      </w:r>
+    </w:p>
+    <w:p>
+      <w:pPr>
+        <w:pStyle w:val="Ttulo3"/>
+      </w:pPr>
+      <w:r>
+        <w:t xml:space="preserve">¿Qué regulaciones de privacidad deben cumplir (HIPAA, GDPR, normativa local)? </w:t>
+      </w:r>
+    </w:p>
+    <w:p>
+      <w:r>
+        <w:t>Se necesitan protocolos, como los primeros auxilios</w:t>
+      </w:r>
+      <w:r>
+        <w:t xml:space="preserve">, en casos de que haya complicaciones en sesión, </w:t>
+      </w:r>
+      <w:r>
+        <w:t>estaría bien que ellos t</w:t>
+      </w:r>
+      <w:r>
+        <w:t xml:space="preserve">engan los registros anteriores de enfermería para llevar en </w:t>
+      </w:r>
+      <w:r>
+        <w:t>consideración si tiene algún problema de salud a considerar.</w:t>
+      </w:r>
+    </w:p>
+    <w:p>
+      <w:pPr>
+        <w:pStyle w:val="Ttulo3"/>
+      </w:pPr>
+      <w:r>
+        <w:t xml:space="preserve">¿Necesitan auditoría de accesos y modificaciones a las historias clínicas? </w:t>
+      </w:r>
+    </w:p>
+    <w:p>
+      <w:pPr>
+        <w:pStyle w:val="Ttulo3"/>
+      </w:pPr>
+      <w:r>
+        <w:t xml:space="preserve">¿Cuánto tiempo deben conservar los registros médicos? </w:t>
+      </w:r>
+    </w:p>
+    <w:p>
+      <w:r>
+        <w:t xml:space="preserve">Lo correcto es después de 10 </w:t>
+      </w:r>
+      <w:r>
+        <w:t>años.</w:t>
+      </w:r>
+    </w:p>
+    <w:p>
+      <w:pPr>
+        <w:pStyle w:val="Ttulo3"/>
+      </w:pPr>
+      <w:r>
+        <w:t xml:space="preserve">¿Necesitan firma electrónica para validar documentos? </w:t>
+      </w:r>
+    </w:p>
+    <w:p>
+      <w:r>
+        <w:t>Si se requiere por parte de ellos.</w:t>
+      </w:r>
+    </w:p>
+    <w:p>
+      <w:pPr>
+        <w:pStyle w:val="Prrafodelista"/>
+      </w:pPr>
+    </w:p>
+    <w:p>
+      <w:pPr>
+        <w:pStyle w:val="Ttulo3"/>
+      </w:pPr>
+      <w:r>
+        <w:t xml:space="preserve">¿Requieren backup automático? </w:t>
+      </w:r>
+    </w:p>
+    <w:p>
+      <w:r>
+        <w:t>Guardar una copia en el dispositivo local.</w:t>
+      </w:r>
+    </w:p>
+    <w:p>
+      <w:pPr>
+        <w:pStyle w:val="Prrafodelista"/>
+      </w:pPr>
+      <w:r>
+        <w:t>&lt;--¡</w:t>
+      </w:r>
+      <w:r>
+        <w:t>Falta de automatización</w:t>
+      </w:r>
+      <w:r>
+        <w:t>, organizaciones, puede tener un calendario</w:t>
+      </w:r>
+      <w:r>
+        <w:t>, o una agenda para tener citas</w:t>
+      </w:r>
+      <w:r>
+        <w:t>, puede ser compartida para que no se sature</w:t>
+      </w:r>
+      <w:r>
+        <w:t>n de trabajo</w:t>
+      </w:r>
+      <w:r>
+        <w:t xml:space="preserve"> </w:t>
+      </w:r>
+      <w:r>
+        <w:t>¡--&gt;</w:t>
+      </w:r>
+    </w:p>
+    <w:p>
+      <w:pPr>
+        <w:pStyle w:val="Prrafodelista"/>
+      </w:pPr>
+      <w:r>
+        <w:t xml:space="preserve"> </w:t>
+      </w:r>
+    </w:p>
+    <w:p>
+      <w:pPr>
+        <w:pStyle w:val="Prrafodelista"/>
+      </w:pPr>
+      <w:r>
+        <w:t xml:space="preserve">Tipos de insumos </w:t>
+      </w:r>
+    </w:p>
+    <w:p>
+      <w:pPr>
+        <w:pStyle w:val="Prrafodelista"/>
+      </w:pPr>
+      <w:r>
+        <w:t>. Dentro de lo que cabe solo se dan dos insumos de la misma medicina, (un ejemplo paracetamol de 500g con 10 tabletas)</w:t>
+      </w:r>
+      <w:r>
+        <w:br/>
+        <w:t>. manejar stock de pastillas no por unidad si no por caja</w:t>
+      </w:r>
+    </w:p>
+    <w:p>
+      <w:pPr>
+        <w:pStyle w:val="Prrafodelista"/>
+      </w:pPr>
+      <w:r>
+        <w:t>. sistema de logs</w:t>
+      </w:r>
+    </w:p>
+    <w:p>
+      <w:pPr>
+        <w:pStyle w:val="Prrafodelista"/>
+      </w:pPr>
+      <w:r>
+        <w:t xml:space="preserve">. Se utiliza la tablilla y el Excel como medio de formatos </w:t>
+      </w:r>
+    </w:p>
+    <w:p>
+      <w:pPr>
+        <w:pStyle w:val="Prrafodelista"/>
+      </w:pPr>
+      <w:r>
+        <w:t>. Se maneja equipo básico de primeros auxilios (gotas ojos oídos vendas curitas gasas pomadas frías)</w:t>
+      </w:r>
+    </w:p>
+    <w:p>
+      <w:pPr>
+        <w:pStyle w:val="Prrafodelista"/>
+      </w:pPr>
+      <w:r>
+        <w:t xml:space="preserve">.se piden a principio de cuatri dos tubos de pomadas. </w:t>
+      </w:r>
+    </w:p>
+    <w:p>
+      <w:pPr>
+        <w:pStyle w:val="Prrafodelista"/>
+      </w:pPr>
+      <w:r>
+        <w:t xml:space="preserve">. </w:t>
+      </w:r>
+      <w:r>
+        <w:t>cada bolita de algodón se cue</w:t>
+      </w:r>
+      <w:r>
+        <w:t>nta por inyección.</w:t>
+      </w:r>
+    </w:p>
+    <w:p/>
+    <w:p>
+      <w:pPr>
+        <w:pStyle w:val="Ttulo1"/>
+      </w:pPr>
+      <w:r>
+        <w:t>Enfermería</w:t>
+      </w:r>
+    </w:p>
+    <w:p>
+      <w:pPr>
+        <w:pStyle w:val="Ttulo2"/>
+      </w:pPr>
+      <w:r>
+        <w:t>Preguntas Generales del Sistema</w:t>
+      </w:r>
+    </w:p>
+    <w:p>
+      <w:pPr>
+        <w:pStyle w:val="Ttulo3"/>
+      </w:pPr>
+      <w:r>
+        <w:t>¿Qué sistema utilizan actualmente para desempeñar su puesto?</w:t>
+      </w:r>
+    </w:p>
+    <w:p>
+      <w:pPr>
+        <w:ind w:left="708"/>
+      </w:pPr>
+      <w:r>
+        <w:br/>
+        <w:t>Se usan hojas de Excel para gestiona por puesto</w:t>
+      </w:r>
+    </w:p>
+    <w:p>
+      <w:pPr>
+        <w:ind w:left="708"/>
+      </w:pPr>
+      <w:r>
+        <w:t>1.-Nombre 2.-Matricula 3.-Sintomas 4.-Docente/Alumno</w:t>
+      </w:r>
+    </w:p>
+    <w:p/>
+    <w:p>
+      <w:pPr>
+        <w:pStyle w:val="Ttulo3"/>
+      </w:pPr>
+      <w:r>
+        <w:t>¿Cuántos usuarios aproximadamente utilizarán el sistema en cada departamento (psicología y enfermería)?</w:t>
+      </w:r>
+    </w:p>
+    <w:p>
+      <w:pPr>
+        <w:ind w:left="708"/>
+      </w:pPr>
+      <w:r>
+        <w:br/>
+        <w:t xml:space="preserve">Promedio entre 5-10 de día y noche. </w:t>
+      </w:r>
+    </w:p>
+    <w:p>
+      <w:pPr>
+        <w:pStyle w:val="Ttulo3"/>
+      </w:pPr>
+      <w:r>
+        <w:t>¿Qué tipos de roles de usuario necesitan (médicos, enfermeras, psicólogos, administrativos, pacientes)?</w:t>
+      </w:r>
+    </w:p>
+    <w:p>
+      <w:pPr>
+        <w:ind w:left="708"/>
+      </w:pPr>
+      <w:r>
+        <w:br/>
+        <w:t>Solo dos enfermeras (Dia y noche) y RH.</w:t>
+      </w:r>
+    </w:p>
+    <w:p/>
+    <w:p>
+      <w:pPr>
+        <w:pStyle w:val="Ttulo3"/>
+      </w:pPr>
+      <w:r>
+        <w:lastRenderedPageBreak/>
+        <w:t>¿Qué permisos y niveles de acceso necesita cada rol?</w:t>
+      </w:r>
+    </w:p>
+    <w:p>
+      <w:pPr>
+        <w:ind w:left="708"/>
+      </w:pPr>
+      <w:r>
+        <w:br/>
+        <w:t>N/A.</w:t>
+      </w:r>
+    </w:p>
+    <w:p/>
+    <w:p>
+      <w:pPr>
+        <w:pStyle w:val="Ttulo3"/>
+      </w:pPr>
+      <w:r>
+        <w:t>¿Necesitan integración con otros sistemas existentes en la institución?</w:t>
+      </w:r>
+    </w:p>
+    <w:p>
+      <w:pPr>
+        <w:ind w:left="708"/>
+      </w:pPr>
+      <w:r>
+        <w:br/>
+        <w:t>Relación con finanzas, ellos aprueban si se compran distintos, con gestión de inventario de material. Y podría ser con el tutor para generar un reporte en caso de que el alumno tenga que salir.</w:t>
+      </w:r>
+    </w:p>
+    <w:p/>
+    <w:p>
+      <w:pPr>
+        <w:pStyle w:val="Ttulo3"/>
+      </w:pPr>
+      <w:r>
+        <w:t>¿Qué dispositivos usarán para acceder al sistema (computadoras, tablets, teléfonos)?</w:t>
+      </w:r>
+    </w:p>
+    <w:p>
+      <w:pPr>
+        <w:ind w:left="708"/>
+      </w:pPr>
+      <w:r>
+        <w:br/>
+        <w:t>Computadoras mayormente, y en este caso hojas para los registros que después se pasan al Excel.</w:t>
+      </w:r>
+    </w:p>
+    <w:p/>
+    <w:p/>
+    <w:p>
+      <w:pPr>
+        <w:pStyle w:val="Ttulo2"/>
+      </w:pPr>
+      <w:r>
+        <w:t>Signos Vitales y Evaluación</w:t>
+      </w:r>
+    </w:p>
+    <w:p>
+      <w:pPr>
+        <w:pStyle w:val="Ttulo3"/>
+      </w:pPr>
+      <w:r>
+        <w:t>¿Qué signos vitales registran habitualmente (presión arterial, temperatura, pulso, respiración, saturación de oxígeno, peso, talla)?</w:t>
+      </w:r>
+    </w:p>
+    <w:p>
+      <w:pPr>
+        <w:pStyle w:val="Prrafodelista"/>
+      </w:pPr>
+      <w:r>
+        <w:t xml:space="preserve"> </w:t>
+      </w:r>
+      <w:r>
+        <w:t>Presión</w:t>
+      </w:r>
+      <w:r>
+        <w:t>, frecuencia car</w:t>
+      </w:r>
+      <w:r>
+        <w:t>diaca, glucosa y temperatura</w:t>
+      </w:r>
+      <w:r>
+        <w:t xml:space="preserve">, en caso de ser </w:t>
+      </w:r>
+      <w:r>
+        <w:t>crítico</w:t>
+      </w:r>
+      <w:r>
+        <w:t xml:space="preserve">, se llevaría </w:t>
+      </w:r>
+      <w:r>
+        <w:t>la medición cada hora dependiendo el caso o darle la salida.</w:t>
+      </w:r>
+    </w:p>
+    <w:p>
+      <w:pPr>
+        <w:pStyle w:val="Ttulo3"/>
+      </w:pPr>
+      <w:r>
+        <w:t>¿Con qué frecuencia se toman los signos vitales?</w:t>
+      </w:r>
+    </w:p>
+    <w:p>
+      <w:pPr>
+        <w:pStyle w:val="Prrafodelista"/>
+      </w:pPr>
+      <w:r>
+        <w:t xml:space="preserve"> </w:t>
+      </w:r>
+      <w:r>
+        <w:t>S</w:t>
+      </w:r>
+      <w:r>
+        <w:t>e llevaría la medición cada hora dependiendo el caso o darle la salida.</w:t>
+      </w:r>
+    </w:p>
+    <w:p>
+      <w:pPr>
+        <w:pStyle w:val="Ttulo3"/>
+      </w:pPr>
+      <w:r>
+        <w:t>¿Necesitan alertas automáticas cuando los valores están fuera del rango normal?</w:t>
+      </w:r>
+      <w:r>
+        <w:t xml:space="preserve"> </w:t>
+      </w:r>
+    </w:p>
+    <w:p>
+      <w:pPr>
+        <w:pStyle w:val="Ttulo3"/>
+      </w:pPr>
+      <w:r>
+        <w:t>¿Realizan evaluaciones de dolor?</w:t>
+      </w:r>
+    </w:p>
+    <w:p>
+      <w:pPr>
+        <w:pStyle w:val="Prrafodelista"/>
+      </w:pPr>
+      <w:r>
+        <w:t xml:space="preserve"> </w:t>
+      </w:r>
+      <w:r>
+        <w:rPr>
+          <w:u w:val="single"/>
+        </w:rPr>
+        <w:t>Si</w:t>
+      </w:r>
+    </w:p>
+    <w:p>
+      <w:pPr>
+        <w:pStyle w:val="Ttulo3"/>
+      </w:pPr>
+      <w:r>
+        <w:rPr>
+          <w:u w:val="single"/>
+        </w:rPr>
+        <w:t xml:space="preserve"> </w:t>
+      </w:r>
+      <w:r>
+        <w:t>¿Qué escalas usan?</w:t>
+      </w:r>
+      <w:r>
+        <w:t xml:space="preserve"> </w:t>
+      </w:r>
+    </w:p>
+    <w:p>
+      <w:pPr>
+        <w:pStyle w:val="Prrafodelista"/>
+      </w:pPr>
+      <w:r>
+        <w:t>Solo se utiliza escala numérica del 1-10.</w:t>
+      </w:r>
+    </w:p>
+    <w:p>
+      <w:pPr>
+        <w:pStyle w:val="Ttulo3"/>
+      </w:pPr>
+      <w:r>
+        <w:lastRenderedPageBreak/>
+        <w:t>¿Registran valoraciones de enfermería por patrones funcionales o necesidades?</w:t>
+      </w:r>
+    </w:p>
+    <w:p>
+      <w:pPr>
+        <w:pStyle w:val="Prrafodelista"/>
+      </w:pPr>
+      <w:r>
+        <w:t xml:space="preserve"> Por necesidades</w:t>
+      </w:r>
+    </w:p>
+    <w:p/>
+    <w:p>
+      <w:pPr>
+        <w:pStyle w:val="Ttulo2"/>
+      </w:pPr>
+      <w:r>
+        <w:t>Medicación</w:t>
+      </w:r>
+    </w:p>
+    <w:p>
+      <w:pPr>
+        <w:pStyle w:val="Ttulo3"/>
+      </w:pPr>
+      <w:r>
+        <w:t>¿Necesitan registrar la administración de medicamentos?</w:t>
+      </w:r>
+      <w:r>
+        <w:t xml:space="preserve"> </w:t>
+      </w:r>
+    </w:p>
+    <w:p>
+      <w:pPr>
+        <w:pStyle w:val="Prrafodelista"/>
+      </w:pPr>
+      <w:r>
+        <w:t>Si, seria parte del inventario</w:t>
+      </w:r>
+      <w:r>
+        <w:t xml:space="preserve">, y en su caso de cuanto se administra, </w:t>
+      </w:r>
+      <w:r>
+        <w:t>no recetaría directamente</w:t>
+      </w:r>
+      <w:r>
+        <w:t xml:space="preserve"> antibiótico.</w:t>
+      </w:r>
+    </w:p>
+    <w:p>
+      <w:pPr>
+        <w:pStyle w:val="Ttulo3"/>
+      </w:pPr>
+      <w:r>
+        <w:t>¿Requieren verificación de las 5 correctos (paciente, medicamento, dosis, vía, hora)?</w:t>
+      </w:r>
+    </w:p>
+    <w:p>
+      <w:pPr>
+        <w:ind w:firstLine="708"/>
+      </w:pPr>
+      <w:r>
+        <w:t xml:space="preserve">Si se </w:t>
+      </w:r>
+      <w:r>
+        <w:t>requiere</w:t>
+      </w:r>
+      <w:r>
+        <w:t xml:space="preserve"> por seguridad</w:t>
+      </w:r>
+      <w:r>
+        <w:t>.</w:t>
+      </w:r>
+    </w:p>
+    <w:p>
+      <w:pPr>
+        <w:pStyle w:val="Ttulo3"/>
+      </w:pPr>
+      <w:r>
+        <w:t>¿Necesitan alertas de medicación pendiente?</w:t>
+      </w:r>
+      <w:r>
+        <w:t xml:space="preserve"> </w:t>
+      </w:r>
+    </w:p>
+    <w:p>
+      <w:pPr>
+        <w:pStyle w:val="Prrafodelista"/>
+      </w:pPr>
+      <w:r>
+        <w:t xml:space="preserve">En este caso solo aplica </w:t>
+      </w:r>
+      <w:r>
+        <w:t>como si fuera “Emergencia”, dosis única.</w:t>
+      </w:r>
+    </w:p>
+    <w:p>
+      <w:pPr>
+        <w:pStyle w:val="Ttulo3"/>
+      </w:pPr>
+      <w:r>
+        <w:t>¿Registran reacciones adversas o alergias a medicamentos?</w:t>
+      </w:r>
+      <w:r>
+        <w:t xml:space="preserve"> </w:t>
+      </w:r>
+    </w:p>
+    <w:p>
+      <w:pPr>
+        <w:pStyle w:val="Prrafodelista"/>
+      </w:pPr>
+      <w:r>
+        <w:t>Siempre se pregunta antes de recetar un medicamento.</w:t>
+      </w:r>
+    </w:p>
+    <w:p>
+      <w:pPr>
+        <w:ind w:firstLine="708"/>
+      </w:pPr>
+      <w:r>
+        <w:t>Estaría</w:t>
+      </w:r>
+      <w:r>
+        <w:t xml:space="preserve"> bien un sistema de antecedentes de alumnos que ingresan</w:t>
+      </w:r>
+      <w:r>
+        <w:t xml:space="preserve"> a enfermería.</w:t>
+      </w:r>
+    </w:p>
+    <w:p/>
+    <w:p>
+      <w:pPr>
+        <w:pStyle w:val="Ttulo2"/>
+      </w:pPr>
+      <w:r>
+        <w:t>Procedimientos y Cuidados</w:t>
+      </w:r>
+    </w:p>
+    <w:p>
+      <w:pPr>
+        <w:pStyle w:val="Ttulo3"/>
+      </w:pPr>
+      <w:r>
+        <w:t>¿Qué procedimientos de enfermería realizan comúnmente (curaciones, inyecciones, cateterizaciones)?</w:t>
+      </w:r>
+      <w:r>
+        <w:t xml:space="preserve"> </w:t>
+      </w:r>
+    </w:p>
+    <w:p>
+      <w:pPr>
+        <w:pStyle w:val="Prrafodelista"/>
+      </w:pPr>
+      <w:r>
+        <w:t xml:space="preserve">Curaciones básicas e inyececciones, en casos extremos </w:t>
+      </w:r>
+      <w:r>
+        <w:t>cortadas superficiales, vendajes, y se comunica a protección civil</w:t>
+      </w:r>
+      <w:r>
+        <w:t>; enfermería serviría como apoyo en casos extremos on protección civil.</w:t>
+      </w:r>
+    </w:p>
+    <w:p>
+      <w:pPr>
+        <w:pStyle w:val="Ttulo3"/>
+      </w:pPr>
+      <w:r>
+        <w:t>¿Necesitan documentar cuidados específicos (prevención de úlceras, movilización, higiene)?</w:t>
+      </w:r>
+      <w:r>
+        <w:t xml:space="preserve"> </w:t>
+      </w:r>
+    </w:p>
+    <w:p>
+      <w:pPr>
+        <w:pStyle w:val="Prrafodelista"/>
+      </w:pPr>
+      <w:r>
+        <w:t xml:space="preserve"> No se maneja</w:t>
+      </w:r>
+      <w:r>
+        <w:t xml:space="preserve"> en este caso.</w:t>
+      </w:r>
+    </w:p>
+    <w:p>
+      <w:pPr>
+        <w:pStyle w:val="Ttulo3"/>
+      </w:pPr>
+      <w:r>
+        <w:t>¿Manejan protocolos o planes de cuidados estandarizados?</w:t>
+      </w:r>
+      <w:r>
+        <w:t xml:space="preserve"> </w:t>
+      </w:r>
+    </w:p>
+    <w:p>
+      <w:pPr>
+        <w:pStyle w:val="Prrafodelista"/>
+      </w:pPr>
+      <w:r>
+        <w:t>No se maneja en el departamento.</w:t>
+      </w:r>
+    </w:p>
+    <w:p>
+      <w:pPr>
+        <w:pStyle w:val="Ttulo3"/>
+      </w:pPr>
+      <w:r>
+        <w:t>¿Requieren check-lists para procedimientos específicos?</w:t>
+      </w:r>
+      <w:r>
+        <w:t xml:space="preserve"> </w:t>
+      </w:r>
+    </w:p>
+    <w:p>
+      <w:pPr>
+        <w:pStyle w:val="Prrafodelista"/>
+      </w:pPr>
+      <w:r>
+        <w:t>Procedimiento básico si.</w:t>
+      </w:r>
+    </w:p>
+    <w:p/>
+    <w:p>
+      <w:pPr>
+        <w:pStyle w:val="Ttulo2"/>
+      </w:pPr>
+      <w:r>
+        <w:t>Evolución y Notas</w:t>
+      </w:r>
+    </w:p>
+    <w:p>
+      <w:pPr>
+        <w:pStyle w:val="Ttulo3"/>
+      </w:pPr>
+      <w:r>
+        <w:t>¿Cómo documentan la evolución del paciente (SOAPIE, narrativo, por sistemas)?</w:t>
+      </w:r>
+      <w:r>
+        <w:t xml:space="preserve"> </w:t>
+      </w:r>
+    </w:p>
+    <w:p>
+      <w:pPr>
+        <w:ind w:firstLine="708"/>
+      </w:pPr>
+      <w:r>
+        <w:t>Seguimiento solo en caso de regresar</w:t>
+      </w:r>
+      <w:r>
+        <w:t xml:space="preserve">, *documentar </w:t>
+      </w:r>
+      <w:r>
+        <w:t>evolución</w:t>
+      </w:r>
+      <w:r>
+        <w:t xml:space="preserve"> del paciente*</w:t>
+      </w:r>
+    </w:p>
+    <w:p>
+      <w:pPr>
+        <w:pStyle w:val="Ttulo3"/>
+      </w:pPr>
+      <w:r>
+        <w:t>¿Necesitan registrar cambios de turno y handover de pacientes?</w:t>
+      </w:r>
+      <w:r>
+        <w:t xml:space="preserve"> </w:t>
+      </w:r>
+    </w:p>
+    <w:p>
+      <w:pPr>
+        <w:pStyle w:val="Prrafodelista"/>
+      </w:pPr>
+      <w:r>
+        <w:t>No se necesita.</w:t>
+      </w:r>
+    </w:p>
+    <w:p>
+      <w:pPr>
+        <w:pStyle w:val="Ttulo3"/>
+      </w:pPr>
+      <w:r>
+        <w:t>¿Qué información debe transferirse entre turnos?</w:t>
+      </w:r>
+      <w:r>
+        <w:t xml:space="preserve"> </w:t>
+      </w:r>
+    </w:p>
+    <w:p>
+      <w:pPr>
+        <w:pStyle w:val="Prrafodelista"/>
+      </w:pPr>
+      <w:r>
+        <w:t xml:space="preserve">Lo </w:t>
+      </w:r>
+      <w:r>
+        <w:t>más</w:t>
+      </w:r>
+      <w:r>
+        <w:t xml:space="preserve"> relevante, en caso de que se cruce el cambio de turno.</w:t>
+      </w:r>
+    </w:p>
+    <w:p>
+      <w:pPr>
+        <w:ind w:left="708"/>
+      </w:pPr>
+      <w:r>
+        <w:t>*</w:t>
+      </w:r>
+      <w:r>
+        <w:t xml:space="preserve">En caso de que haya un caso en el que </w:t>
+      </w:r>
+      <w:r>
+        <w:t xml:space="preserve">se le de la salida al alumno, </w:t>
+      </w:r>
+      <w:r>
+        <w:t>que se genere un reporte aparte que pueda llegar con el tutor como justificante de falta*</w:t>
+      </w:r>
+    </w:p>
+    <w:p>
+      <w:pPr>
+        <w:pStyle w:val="Ttulo2"/>
+      </w:pPr>
+      <w:r>
+        <w:t>Preguntas de Flujo de Trabajo</w:t>
+      </w:r>
+    </w:p>
+    <w:p>
+      <w:pPr>
+        <w:pStyle w:val="Ttulo3"/>
+      </w:pPr>
+      <w:r>
+        <w:t>Agendamiento</w:t>
+      </w:r>
+    </w:p>
+    <w:p>
+      <w:pPr>
+        <w:pStyle w:val="Ttulo3"/>
+      </w:pPr>
+      <w:r>
+        <w:t xml:space="preserve">¿Cómo manejan las citas en cada departamento? </w:t>
+      </w:r>
+    </w:p>
+    <w:p>
+      <w:pPr>
+        <w:pStyle w:val="Prrafodelista"/>
+      </w:pPr>
+      <w:r>
+        <w:t>Enfermería: Seria consulta general, a como vayan llegando.</w:t>
+      </w:r>
+    </w:p>
+    <w:p>
+      <w:pPr>
+        <w:pStyle w:val="Ttulo3"/>
+      </w:pPr>
+      <w:r>
+        <w:t xml:space="preserve">¿Qué duración típica tienen las citas? </w:t>
+      </w:r>
+    </w:p>
+    <w:p>
+      <w:pPr>
+        <w:pStyle w:val="Prrafodelista"/>
+      </w:pPr>
+    </w:p>
+    <w:p>
+      <w:pPr>
+        <w:pStyle w:val="Prrafodelista"/>
+      </w:pPr>
+      <w:r>
+        <w:t>Entre 10-15 minutos.</w:t>
+      </w:r>
+    </w:p>
+    <w:p>
+      <w:pPr>
+        <w:pStyle w:val="Ttulo3"/>
+      </w:pPr>
+      <w:r>
+        <w:t xml:space="preserve">¿Necesitan recordatorios automáticos para pacientes? </w:t>
+      </w:r>
+    </w:p>
+    <w:p>
+      <w:pPr>
+        <w:pStyle w:val="Prrafodelista"/>
+      </w:pPr>
+      <w:r>
+        <w:t xml:space="preserve">No se manejan recordatorios. </w:t>
+      </w:r>
+      <w:r>
+        <w:br/>
+      </w:r>
+    </w:p>
+    <w:p>
+      <w:pPr>
+        <w:pStyle w:val="Ttulo3"/>
+      </w:pPr>
+      <w:r>
+        <w:t>¿Manejan listas de espera?</w:t>
+      </w:r>
+    </w:p>
+    <w:p>
+      <w:pPr>
+        <w:pStyle w:val="Prrafodelista"/>
+      </w:pPr>
+      <w:r>
+        <w:t>- En este caso no aplica. En tiempo de frio el flujo de consultas si es mas constante.</w:t>
+      </w:r>
+    </w:p>
+    <w:p>
+      <w:pPr>
+        <w:pStyle w:val="Prrafodelista"/>
+      </w:pPr>
+      <w:r>
+        <w:t xml:space="preserve"> </w:t>
+      </w:r>
+    </w:p>
+    <w:p/>
+    <w:p>
+      <w:pPr>
+        <w:pStyle w:val="Ttulo3"/>
+      </w:pPr>
+      <w:r>
+        <w:t>Interconsultas</w:t>
+      </w:r>
+    </w:p>
+    <w:p>
+      <w:pPr>
+        <w:pStyle w:val="Ttulo3"/>
+      </w:pPr>
+      <w:r>
+        <w:t xml:space="preserve">¿Necesitan sistema de interconsultas entre departamentos? </w:t>
+      </w:r>
+    </w:p>
+    <w:p>
+      <w:pPr>
+        <w:pStyle w:val="Prrafodelista"/>
+      </w:pPr>
+      <w:r>
+        <w:t>Se comunican con los prefectos o maestros.</w:t>
+      </w:r>
+    </w:p>
+    <w:p>
+      <w:pPr>
+        <w:pStyle w:val="Ttulo3"/>
+      </w:pPr>
+      <w:r>
+        <w:t xml:space="preserve">¿Cómo se comunican actualmente entre psicología y enfermería? </w:t>
+      </w:r>
+    </w:p>
+    <w:p>
+      <w:pPr>
+        <w:pStyle w:val="Prrafodelista"/>
+      </w:pPr>
+      <w:r>
+        <w:t>Enfermería: Trabajan en conjunto, pero no se comparten registros.</w:t>
+      </w:r>
+    </w:p>
+    <w:p>
+      <w:pPr>
+        <w:pStyle w:val="Ttulo3"/>
+      </w:pPr>
+      <w:r>
+        <w:lastRenderedPageBreak/>
+        <w:t>¿Qué información necesitan compartir entre departamentos?</w:t>
+      </w:r>
+    </w:p>
+    <w:p>
+      <w:pPr>
+        <w:pStyle w:val="Prrafodelista"/>
+      </w:pPr>
+      <w:r>
+        <w:t xml:space="preserve">Síntomas mayormente en el caso, pero se llevaría un registro independiente de cada departamento. </w:t>
+      </w:r>
+    </w:p>
+    <w:p/>
+    <w:p>
+      <w:pPr>
+        <w:pStyle w:val="Ttulo3"/>
+      </w:pPr>
+      <w:r>
+        <w:t>Reportes y Estadísticas</w:t>
+      </w:r>
+    </w:p>
+    <w:p>
+      <w:pPr>
+        <w:pStyle w:val="Ttulo3"/>
+      </w:pPr>
+      <w:r>
+        <w:t>¿Qué reportes necesitan generar mensualmente/anualmente?</w:t>
+      </w:r>
+    </w:p>
+    <w:p>
+      <w:pPr>
+        <w:pStyle w:val="Prrafodelista"/>
+      </w:pPr>
+      <w:r>
+        <w:t xml:space="preserve"> El registro de cuantas consultas se generó en el cuatrimestre, y con esa información solo se separa por categoría de síntomas y por alumno, maestro o administrativo.</w:t>
+      </w:r>
+    </w:p>
+    <w:p>
+      <w:pPr>
+        <w:pStyle w:val="Prrafodelista"/>
+      </w:pPr>
+    </w:p>
+    <w:p>
+      <w:pPr>
+        <w:pStyle w:val="Ttulo3"/>
+      </w:pPr>
+      <w:r>
+        <w:t>¿Necesitan estadísticas de pacientes atendidos, diagnósticos frecuentes, procedimientos realizados?</w:t>
+      </w:r>
+    </w:p>
+    <w:p>
+      <w:pPr>
+        <w:pStyle w:val="Prrafodelista"/>
+      </w:pPr>
+      <w:r>
+        <w:t>Se hacen graficas de pastel, cantidad de cuanto fueron y que rol llevaba entre ellos.</w:t>
+      </w:r>
+    </w:p>
+    <w:p>
+      <w:pPr>
+        <w:pStyle w:val="Ttulo3"/>
+      </w:pPr>
+      <w:r>
+        <w:t xml:space="preserve">¿Requieren indicadores de calidad específicos? </w:t>
+      </w:r>
+    </w:p>
+    <w:p>
+      <w:pPr>
+        <w:pStyle w:val="Prrafodelista"/>
+      </w:pPr>
+      <w:r>
+        <w:t>No entraría este tema.</w:t>
+      </w:r>
+    </w:p>
+    <w:p>
+      <w:pPr>
+        <w:pStyle w:val="Prrafodelista"/>
+      </w:pPr>
+      <w:r>
+        <w:t>No se mide pero estaría bien</w:t>
+      </w:r>
+    </w:p>
+    <w:p/>
+    <w:p>
+      <w:pPr>
+        <w:pStyle w:val="Ttulo3"/>
+      </w:pPr>
+      <w:r>
+        <w:t>Preguntas de Seguridad y Cumplimiento</w:t>
+      </w:r>
+    </w:p>
+    <w:p>
+      <w:pPr>
+        <w:pStyle w:val="Ttulo3"/>
+      </w:pPr>
+      <w:r>
+        <w:t xml:space="preserve">¿Qué regulaciones de privacidad deben cumplir (HIPAA, GDPR, normativa local)? </w:t>
+      </w:r>
+    </w:p>
+    <w:p>
+      <w:pPr>
+        <w:pStyle w:val="Prrafodelista"/>
+      </w:pPr>
+      <w:r>
+        <w:t>Normativa local, solo es entre el paciente, enfermería y los departamentos correspondientes, solo en caso de las gráficas. (Cuidado de costos)</w:t>
+      </w:r>
+    </w:p>
+    <w:p>
+      <w:pPr>
+        <w:pStyle w:val="Ttulo3"/>
+      </w:pPr>
+      <w:r>
+        <w:t xml:space="preserve">¿Necesitan auditoría de accesos y modificaciones a las historias clínicas? </w:t>
+      </w:r>
+    </w:p>
+    <w:p>
+      <w:pPr>
+        <w:pStyle w:val="Prrafodelista"/>
+      </w:pPr>
+      <w:r>
+        <w:t xml:space="preserve"> No manejan auditorias.</w:t>
+      </w:r>
+    </w:p>
+    <w:p>
+      <w:pPr>
+        <w:pStyle w:val="Prrafodelista"/>
+      </w:pPr>
+    </w:p>
+    <w:p>
+      <w:pPr>
+        <w:pStyle w:val="Ttulo3"/>
+      </w:pPr>
+      <w:r>
+        <w:t xml:space="preserve">¿Cuánto tiempo deben conservar los registros médicos? </w:t>
+      </w:r>
+    </w:p>
+    <w:p>
+      <w:pPr>
+        <w:pStyle w:val="Prrafodelista"/>
+      </w:pPr>
+      <w:r>
+        <w:t>Cada año se va archivando.</w:t>
+      </w:r>
+    </w:p>
+    <w:p>
+      <w:pPr>
+        <w:pStyle w:val="Ttulo3"/>
+      </w:pPr>
+      <w:r>
+        <w:t xml:space="preserve">¿Necesitan firma electrónica para validar documentos? </w:t>
+      </w:r>
+    </w:p>
+    <w:p>
+      <w:pPr>
+        <w:pStyle w:val="Prrafodelista"/>
+      </w:pPr>
+      <w:r>
+        <w:t xml:space="preserve">No </w:t>
+      </w:r>
+    </w:p>
+    <w:p>
+      <w:pPr>
+        <w:pStyle w:val="Ttulo3"/>
+      </w:pPr>
+      <w:r>
+        <w:t xml:space="preserve">¿Requieren backup automático? </w:t>
+      </w:r>
+    </w:p>
+    <w:p>
+      <w:pPr>
+        <w:pStyle w:val="Prrafodelista"/>
+      </w:pPr>
+      <w:r>
+        <w:t>En físico se guardan en las carpetas ¿Con qué frecuencia? Se desechan cada 3 años.</w:t>
+      </w:r>
+    </w:p>
+    <w:p>
+      <w:pPr>
+        <w:pStyle w:val="Prrafodelista"/>
+      </w:pPr>
+      <w:r>
+        <w:t xml:space="preserve">Si se requiere por mejores accesos </w:t>
+      </w:r>
+    </w:p>
+    <w:p>
+      <w:pPr>
+        <w:pStyle w:val="Prrafodelista"/>
+      </w:pPr>
+    </w:p>
+    <w:p>
+      <w:pPr>
+        <w:pStyle w:val="Ttulo3"/>
+      </w:pPr>
+      <w:r>
+        <w:t xml:space="preserve">Tipos de insumos </w:t>
+      </w:r>
+    </w:p>
+    <w:p>
+      <w:pPr>
+        <w:pStyle w:val="Prrafodelista"/>
+        <w:numPr>
+          <w:ilvl w:val="0"/>
+          <w:numId w:val="17"/>
+        </w:numPr>
+      </w:pPr>
+      <w:r>
+        <w:t>Dentro de lo que cabe solo se dan dos insumos de la misma medicina, (un ejemplo paracetamol de 500g con 10 tabletas)</w:t>
+      </w:r>
+      <w:r>
+        <w:br/>
+        <w:t>manejar stock de pastillas no por unidad si no por caja</w:t>
+      </w:r>
+    </w:p>
+    <w:p>
+      <w:pPr>
+        <w:pStyle w:val="Prrafodelista"/>
+        <w:numPr>
+          <w:ilvl w:val="0"/>
+          <w:numId w:val="17"/>
+        </w:numPr>
+      </w:pPr>
+      <w:r>
+        <w:t>sistema de logs</w:t>
+      </w:r>
+    </w:p>
+    <w:p>
+      <w:pPr>
+        <w:pStyle w:val="Prrafodelista"/>
+        <w:numPr>
+          <w:ilvl w:val="0"/>
+          <w:numId w:val="17"/>
+        </w:numPr>
+      </w:pPr>
+      <w:r>
+        <w:t xml:space="preserve">Se utiliza la tablilla y el Excel como medio de formatos </w:t>
+      </w:r>
+    </w:p>
+    <w:p>
+      <w:pPr>
+        <w:pStyle w:val="Prrafodelista"/>
+        <w:numPr>
+          <w:ilvl w:val="0"/>
+          <w:numId w:val="17"/>
+        </w:numPr>
+      </w:pPr>
+      <w:r>
+        <w:t>Se maneja equipo básico de primeros auxilios (gotas ojos oídos vendas curitas gasas pomadas frías)</w:t>
+      </w:r>
+    </w:p>
+    <w:p>
+      <w:pPr>
+        <w:pStyle w:val="Prrafodelista"/>
+        <w:numPr>
+          <w:ilvl w:val="0"/>
+          <w:numId w:val="17"/>
+        </w:numPr>
+      </w:pPr>
+      <w:r>
+        <w:t xml:space="preserve">se piden a principio de cuatri dos tubos de pomadas. </w:t>
+      </w:r>
+    </w:p>
+    <w:p>
+      <w:pPr>
+        <w:pStyle w:val="Prrafodelista"/>
+        <w:numPr>
+          <w:ilvl w:val="0"/>
+          <w:numId w:val="17"/>
+        </w:numPr>
+      </w:pPr>
+      <w:r>
+        <w:t>cada bolita de algodón se cue</w:t>
+      </w:r>
+      <w:r>
+        <w:t>nta por inyección.</w:t>
+      </w:r>
+    </w:p>
+    <w:p>
+      <w:pPr>
+        <w:pStyle w:val="Prrafodelista"/>
+      </w:pPr>
+    </w:p>
+    <w:p>
+      <w:pPr>
+        <w:pStyle w:val="Ttulo2"/>
+      </w:pPr>
+      <w:r>
+        <w:t>Preguntas Técnicas</w:t>
+      </w:r>
+    </w:p>
+    <w:p>
+      <w:pPr>
+        <w:pStyle w:val="Ttulo3"/>
+      </w:pPr>
+      <w:r>
+        <w:t xml:space="preserve">¿Tienen infraestructura de servidores propia o prefieren solución en la nube? </w:t>
+      </w:r>
+    </w:p>
+    <w:p>
+      <w:pPr>
+        <w:pStyle w:val="Prrafodelista"/>
+      </w:pPr>
+      <w:r>
+        <w:t xml:space="preserve">No </w:t>
+      </w:r>
+    </w:p>
+    <w:p>
+      <w:pPr>
+        <w:pStyle w:val="Ttulo3"/>
+      </w:pPr>
+      <w:r>
+        <w:t xml:space="preserve">¿Qué nivel de disponibilidad necesitan (24/7, horario laboral)? </w:t>
+      </w:r>
+    </w:p>
+    <w:p>
+      <w:pPr>
+        <w:pStyle w:val="Prrafodelista"/>
+      </w:pPr>
+      <w:r>
+        <w:t xml:space="preserve">Horario de 8 am a 10 pm </w:t>
+      </w:r>
+    </w:p>
+    <w:p>
+      <w:pPr>
+        <w:pStyle w:val="Ttulo3"/>
+      </w:pPr>
+      <w:r>
+        <w:t>¿Necesitan acceso offline o siempre habrá conexión a internet?</w:t>
+      </w:r>
+    </w:p>
+    <w:p>
+      <w:pPr>
+        <w:pStyle w:val="Prrafodelista"/>
+      </w:pPr>
+      <w:r>
+        <w:t xml:space="preserve"> Podria ser con conexión a internet para una conexión de internet.</w:t>
+      </w:r>
+    </w:p>
+    <w:p>
+      <w:pPr>
+        <w:pStyle w:val="Prrafodelista"/>
+      </w:pPr>
+      <w:r>
+        <w:t xml:space="preserve">Si tienen acceso a internet </w:t>
+      </w:r>
+    </w:p>
+    <w:p>
+      <w:pPr>
+        <w:pStyle w:val="Ttulo3"/>
+      </w:pPr>
+      <w:r>
+        <w:t>¿Hay requerimientos específicos de rendimiento (número de usuarios simultáneos)?</w:t>
+      </w:r>
+    </w:p>
+    <w:p>
+      <w:pPr>
+        <w:pStyle w:val="Prrafodelista"/>
+      </w:pPr>
+      <w:r>
+        <w:t xml:space="preserve">No, no hay tanto movimiento </w:t>
+      </w:r>
+    </w:p>
+    <w:p/>
+    <w:p>
+      <w:r>
+        <w:t>Campos Nombre -- Alumno/maestro/administrativo -- No de empleado o matricula. -síntomas – procedimiento (curación, inyección, pomada, vendaje) --medicamento administrado --    fecha y hora</w:t>
+      </w:r>
+    </w:p>
+    <w:p>
+      <w:r>
+        <w:t xml:space="preserve">Procedimiento </w:t>
+      </w:r>
+    </w:p>
+    <w:p>
+      <w:r>
+        <w:t>Cuando llegue un paciente nuevo poderlo registrar, y si vuelve a venir ya no escribir todo de nuevo.</w:t>
+      </w:r>
+    </w:p>
+    <w:p/>
+    <w:p>
+      <w:pPr>
         <w:rPr>
           <w:b/>
           <w:bCs/>
         </w:rPr>
-        <w:t xml:space="preserve"> </w:t>
+      </w:pPr>
+      <w:r>
+        <w:rPr>
+          <w:b/>
+          <w:bCs/>
+        </w:rPr>
+        <w:t>------</w:t>
+      </w:r>
+    </w:p>
+    <w:p>
+      <w:r>
+        <w:lastRenderedPageBreak/>
+        <w:t xml:space="preserve">El tener una comunicación directa con el alumno una confirmación con el alumno, WhatsApp es lo más cómodo por el momento </w:t>
+      </w:r>
+    </w:p>
+    <w:p>
+      <w:r>
+        <w:t>Correo es como segunda opción en caso de no poder acceder a WhatsApp</w:t>
+      </w:r>
+    </w:p>
+    <w:p>
+      <w:pPr>
+        <w:rPr>
+          <w:b/>
+          <w:bCs/>
+        </w:rPr>
+      </w:pPr>
+      <w:r>
+        <w:rPr>
+          <w:b/>
+          <w:bCs/>
+        </w:rPr>
+        <w:t xml:space="preserve">Puntos para solucionar </w:t>
       </w:r>
     </w:p>
     <w:p>
@@ -1897,16 +3471,7 @@
     </w:p>
     <w:p>
       <w:r>
-        <w:t xml:space="preserve">Filtros por carrera, </w:t>
-      </w:r>
-      <w:r>
-        <w:t xml:space="preserve">detalle importante como gestionar las citas pero de manera de movimientos es por carrera, </w:t>
-      </w:r>
-      <w:r>
-        <w:t>disponibilidad de agenda y alumno en ambos casos</w:t>
-      </w:r>
-      <w:r>
-        <w:t>.</w:t>
+        <w:t>Filtros por carrera, detalle importante como gestionar las citas pero de manera de movimientos es por carrera, disponibilidad de agenda y alumno en ambos casos.</w:t>
       </w:r>
     </w:p>
     <w:p>
@@ -1916,28 +3481,7 @@
     </w:p>
     <w:p>
       <w:r>
-        <w:t xml:space="preserve">Normalmente se checa entrada se checa </w:t>
-      </w:r>
-      <w:r>
-        <w:t>la</w:t>
-      </w:r>
-      <w:r>
-        <w:t xml:space="preserve"> agenda expediente </w:t>
-      </w:r>
-      <w:r>
-        <w:t>con</w:t>
-      </w:r>
-      <w:r>
-        <w:t xml:space="preserve"> el alumno como se va </w:t>
-      </w:r>
-      <w:r>
-        <w:t>a trabajar</w:t>
-      </w:r>
-      <w:r>
-        <w:t xml:space="preserve">, </w:t>
-      </w:r>
-      <w:r>
-        <w:t xml:space="preserve">descansos </w:t>
+        <w:t xml:space="preserve">Normalmente se checa entrada se checa la agenda expediente con el alumno como se va a trabajar, descansos </w:t>
       </w:r>
       <w:r>
         <w:t xml:space="preserve">y se sigue con el día a día </w:t>
@@ -1948,6 +3492,18 @@
         <w:t xml:space="preserve">Como punto aparte que se pudiera trabajar una terapia de grupo con un tipo anuncio registro </w:t>
       </w:r>
     </w:p>
+    <w:p>
+      <w:pPr>
+        <w:pStyle w:val="Prrafodelista"/>
+      </w:pPr>
+    </w:p>
+    <w:p>
+      <w:pPr>
+        <w:ind w:left="708"/>
+      </w:pPr>
+    </w:p>
+    <w:p/>
+    <w:p/>
     <w:sectPr>
       <w:pgSz w:w="12240" w:h="15840"/>
       <w:pgMar w:top="1417" w:right="1701" w:bottom="1417" w:left="1701" w:header="708" w:footer="708" w:gutter="0"/>
@@ -2563,6 +4119,119 @@
     </w:lvl>
   </w:abstractNum>
   <w:abstractNum w:abstractNumId="7" w15:restartNumberingAfterBreak="0">
+    <w:nsid w:val="346A0985"/>
+    <w:multiLevelType w:val="hybridMultilevel"/>
+    <w:tmpl w:val="A776F4CC"/>
+    <w:lvl w:ilvl="0" w:tplc="080A0001">
+      <w:start w:val="1"/>
+      <w:numFmt w:val="bullet"/>
+      <w:lvlText w:val=""/>
+      <w:lvlJc w:val="left"/>
+      <w:pPr>
+        <w:ind w:left="1440" w:hanging="360"/>
+      </w:pPr>
+      <w:rPr>
+        <w:rFonts w:ascii="Symbol" w:hAnsi="Symbol" w:hint="default"/>
+      </w:rPr>
+    </w:lvl>
+    <w:lvl w:ilvl="1" w:tplc="080A0003" w:tentative="1">
+      <w:start w:val="1"/>
+      <w:numFmt w:val="bullet"/>
+      <w:lvlText w:val="o"/>
+      <w:lvlJc w:val="left"/>
+      <w:pPr>
+        <w:ind w:left="2160" w:hanging="360"/>
+      </w:pPr>
+      <w:rPr>
+        <w:rFonts w:ascii="Courier New" w:hAnsi="Courier New" w:cs="Courier New" w:hint="default"/>
+      </w:rPr>
+    </w:lvl>
+    <w:lvl w:ilvl="2" w:tplc="080A0005" w:tentative="1">
+      <w:start w:val="1"/>
+      <w:numFmt w:val="bullet"/>
+      <w:lvlText w:val=""/>
+      <w:lvlJc w:val="left"/>
+      <w:pPr>
+        <w:ind w:left="2880" w:hanging="360"/>
+      </w:pPr>
+      <w:rPr>
+        <w:rFonts w:ascii="Wingdings" w:hAnsi="Wingdings" w:hint="default"/>
+      </w:rPr>
+    </w:lvl>
+    <w:lvl w:ilvl="3" w:tplc="080A0001" w:tentative="1">
+      <w:start w:val="1"/>
+      <w:numFmt w:val="bullet"/>
+      <w:lvlText w:val=""/>
+      <w:lvlJc w:val="left"/>
+      <w:pPr>
+        <w:ind w:left="3600" w:hanging="360"/>
+      </w:pPr>
+      <w:rPr>
+        <w:rFonts w:ascii="Symbol" w:hAnsi="Symbol" w:hint="default"/>
+      </w:rPr>
+    </w:lvl>
+    <w:lvl w:ilvl="4" w:tplc="080A0003" w:tentative="1">
+      <w:start w:val="1"/>
+      <w:numFmt w:val="bullet"/>
+      <w:lvlText w:val="o"/>
+      <w:lvlJc w:val="left"/>
+      <w:pPr>
+        <w:ind w:left="4320" w:hanging="360"/>
+      </w:pPr>
+      <w:rPr>
+        <w:rFonts w:ascii="Courier New" w:hAnsi="Courier New" w:cs="Courier New" w:hint="default"/>
+      </w:rPr>
+    </w:lvl>
+    <w:lvl w:ilvl="5" w:tplc="080A0005" w:tentative="1">
+      <w:start w:val="1"/>
+      <w:numFmt w:val="bullet"/>
+      <w:lvlText w:val=""/>
+      <w:lvlJc w:val="left"/>
+      <w:pPr>
+        <w:ind w:left="5040" w:hanging="360"/>
+      </w:pPr>
+      <w:rPr>
+        <w:rFonts w:ascii="Wingdings" w:hAnsi="Wingdings" w:hint="default"/>
+      </w:rPr>
+    </w:lvl>
+    <w:lvl w:ilvl="6" w:tplc="080A0001" w:tentative="1">
+      <w:start w:val="1"/>
+      <w:numFmt w:val="bullet"/>
+      <w:lvlText w:val=""/>
+      <w:lvlJc w:val="left"/>
+      <w:pPr>
+        <w:ind w:left="5760" w:hanging="360"/>
+      </w:pPr>
+      <w:rPr>
+        <w:rFonts w:ascii="Symbol" w:hAnsi="Symbol" w:hint="default"/>
+      </w:rPr>
+    </w:lvl>
+    <w:lvl w:ilvl="7" w:tplc="080A0003" w:tentative="1">
+      <w:start w:val="1"/>
+      <w:numFmt w:val="bullet"/>
+      <w:lvlText w:val="o"/>
+      <w:lvlJc w:val="left"/>
+      <w:pPr>
+        <w:ind w:left="6480" w:hanging="360"/>
+      </w:pPr>
+      <w:rPr>
+        <w:rFonts w:ascii="Courier New" w:hAnsi="Courier New" w:cs="Courier New" w:hint="default"/>
+      </w:rPr>
+    </w:lvl>
+    <w:lvl w:ilvl="8" w:tplc="080A0005" w:tentative="1">
+      <w:start w:val="1"/>
+      <w:numFmt w:val="bullet"/>
+      <w:lvlText w:val=""/>
+      <w:lvlJc w:val="left"/>
+      <w:pPr>
+        <w:ind w:left="7200" w:hanging="360"/>
+      </w:pPr>
+      <w:rPr>
+        <w:rFonts w:ascii="Wingdings" w:hAnsi="Wingdings" w:hint="default"/>
+      </w:rPr>
+    </w:lvl>
+  </w:abstractNum>
+  <w:abstractNum w:abstractNumId="8" w15:restartNumberingAfterBreak="0">
     <w:nsid w:val="3C815B88"/>
     <w:multiLevelType w:val="hybridMultilevel"/>
     <w:tmpl w:val="296C9728"/>
@@ -2675,7 +4344,7 @@
       </w:rPr>
     </w:lvl>
   </w:abstractNum>
-  <w:abstractNum w:abstractNumId="8" w15:restartNumberingAfterBreak="0">
+  <w:abstractNum w:abstractNumId="9" w15:restartNumberingAfterBreak="0">
     <w:nsid w:val="3DF7705B"/>
     <w:multiLevelType w:val="hybridMultilevel"/>
     <w:tmpl w:val="74DEE732"/>
@@ -2788,7 +4457,7 @@
       </w:rPr>
     </w:lvl>
   </w:abstractNum>
-  <w:abstractNum w:abstractNumId="9" w15:restartNumberingAfterBreak="0">
+  <w:abstractNum w:abstractNumId="10" w15:restartNumberingAfterBreak="0">
     <w:nsid w:val="3F5347A8"/>
     <w:multiLevelType w:val="hybridMultilevel"/>
     <w:tmpl w:val="881878EA"/>
@@ -2874,7 +4543,7 @@
       </w:pPr>
     </w:lvl>
   </w:abstractNum>
-  <w:abstractNum w:abstractNumId="10" w15:restartNumberingAfterBreak="0">
+  <w:abstractNum w:abstractNumId="11" w15:restartNumberingAfterBreak="0">
     <w:nsid w:val="517673DA"/>
     <w:multiLevelType w:val="hybridMultilevel"/>
     <w:tmpl w:val="BEFEC456"/>
@@ -2960,7 +4629,7 @@
       </w:pPr>
     </w:lvl>
   </w:abstractNum>
-  <w:abstractNum w:abstractNumId="11" w15:restartNumberingAfterBreak="0">
+  <w:abstractNum w:abstractNumId="12" w15:restartNumberingAfterBreak="0">
     <w:nsid w:val="57F0DA51"/>
     <w:multiLevelType w:val="hybridMultilevel"/>
     <w:tmpl w:val="8CE4B15A"/>
@@ -3046,7 +4715,7 @@
       </w:pPr>
     </w:lvl>
   </w:abstractNum>
-  <w:abstractNum w:abstractNumId="12" w15:restartNumberingAfterBreak="0">
+  <w:abstractNum w:abstractNumId="13" w15:restartNumberingAfterBreak="0">
     <w:nsid w:val="5AE8657B"/>
     <w:multiLevelType w:val="hybridMultilevel"/>
     <w:tmpl w:val="17CC4E26"/>
@@ -3132,7 +4801,7 @@
       </w:pPr>
     </w:lvl>
   </w:abstractNum>
-  <w:abstractNum w:abstractNumId="13" w15:restartNumberingAfterBreak="0">
+  <w:abstractNum w:abstractNumId="14" w15:restartNumberingAfterBreak="0">
     <w:nsid w:val="5CBCEBA8"/>
     <w:multiLevelType w:val="hybridMultilevel"/>
     <w:tmpl w:val="2B4EAAEE"/>
@@ -3218,7 +4887,317 @@
       </w:pPr>
     </w:lvl>
   </w:abstractNum>
-  <w:abstractNum w:abstractNumId="14" w15:restartNumberingAfterBreak="0">
+  <w:abstractNum w:abstractNumId="15" w15:restartNumberingAfterBreak="0">
+    <w:nsid w:val="5EC33254"/>
+    <w:multiLevelType w:val="hybridMultilevel"/>
+    <w:tmpl w:val="8410E6EC"/>
+    <w:lvl w:ilvl="0" w:tplc="FFFFFFFF">
+      <w:start w:val="1"/>
+      <w:numFmt w:val="decimal"/>
+      <w:lvlText w:val="%1."/>
+      <w:lvlJc w:val="left"/>
+      <w:pPr>
+        <w:ind w:left="720" w:hanging="360"/>
+      </w:pPr>
+    </w:lvl>
+    <w:lvl w:ilvl="1" w:tplc="FFFFFFFF">
+      <w:start w:val="1"/>
+      <w:numFmt w:val="lowerLetter"/>
+      <w:lvlText w:val="%2."/>
+      <w:lvlJc w:val="left"/>
+      <w:pPr>
+        <w:ind w:left="1440" w:hanging="360"/>
+      </w:pPr>
+    </w:lvl>
+    <w:lvl w:ilvl="2" w:tplc="FFFFFFFF">
+      <w:start w:val="1"/>
+      <w:numFmt w:val="lowerRoman"/>
+      <w:lvlText w:val="%3."/>
+      <w:lvlJc w:val="right"/>
+      <w:pPr>
+        <w:ind w:left="2160" w:hanging="180"/>
+      </w:pPr>
+    </w:lvl>
+    <w:lvl w:ilvl="3" w:tplc="FFFFFFFF">
+      <w:start w:val="1"/>
+      <w:numFmt w:val="decimal"/>
+      <w:lvlText w:val="%4."/>
+      <w:lvlJc w:val="left"/>
+      <w:pPr>
+        <w:ind w:left="2880" w:hanging="360"/>
+      </w:pPr>
+    </w:lvl>
+    <w:lvl w:ilvl="4" w:tplc="FFFFFFFF">
+      <w:start w:val="1"/>
+      <w:numFmt w:val="lowerLetter"/>
+      <w:lvlText w:val="%5."/>
+      <w:lvlJc w:val="left"/>
+      <w:pPr>
+        <w:ind w:left="3600" w:hanging="360"/>
+      </w:pPr>
+    </w:lvl>
+    <w:lvl w:ilvl="5" w:tplc="FFFFFFFF">
+      <w:start w:val="1"/>
+      <w:numFmt w:val="lowerRoman"/>
+      <w:lvlText w:val="%6."/>
+      <w:lvlJc w:val="right"/>
+      <w:pPr>
+        <w:ind w:left="4320" w:hanging="180"/>
+      </w:pPr>
+    </w:lvl>
+    <w:lvl w:ilvl="6" w:tplc="FFFFFFFF">
+      <w:start w:val="1"/>
+      <w:numFmt w:val="decimal"/>
+      <w:lvlText w:val="%7."/>
+      <w:lvlJc w:val="left"/>
+      <w:pPr>
+        <w:ind w:left="5040" w:hanging="360"/>
+      </w:pPr>
+    </w:lvl>
+    <w:lvl w:ilvl="7" w:tplc="FFFFFFFF">
+      <w:start w:val="1"/>
+      <w:numFmt w:val="lowerLetter"/>
+      <w:lvlText w:val="%8."/>
+      <w:lvlJc w:val="left"/>
+      <w:pPr>
+        <w:ind w:left="5760" w:hanging="360"/>
+      </w:pPr>
+    </w:lvl>
+    <w:lvl w:ilvl="8" w:tplc="FFFFFFFF">
+      <w:start w:val="1"/>
+      <w:numFmt w:val="lowerRoman"/>
+      <w:lvlText w:val="%9."/>
+      <w:lvlJc w:val="right"/>
+      <w:pPr>
+        <w:ind w:left="6480" w:hanging="180"/>
+      </w:pPr>
+    </w:lvl>
+  </w:abstractNum>
+  <w:abstractNum w:abstractNumId="16" w15:restartNumberingAfterBreak="0">
+    <w:nsid w:val="762D7D63"/>
+    <w:multiLevelType w:val="hybridMultilevel"/>
+    <w:tmpl w:val="9C8C1192"/>
+    <w:lvl w:ilvl="0" w:tplc="670EDFE2">
+      <w:numFmt w:val="bullet"/>
+      <w:lvlText w:val="-"/>
+      <w:lvlJc w:val="left"/>
+      <w:pPr>
+        <w:ind w:left="720" w:hanging="360"/>
+      </w:pPr>
+      <w:rPr>
+        <w:rFonts w:ascii="Aptos" w:eastAsiaTheme="minorHAnsi" w:hAnsi="Aptos" w:cstheme="minorBidi" w:hint="default"/>
+      </w:rPr>
+    </w:lvl>
+    <w:lvl w:ilvl="1" w:tplc="080A0003" w:tentative="1">
+      <w:start w:val="1"/>
+      <w:numFmt w:val="bullet"/>
+      <w:lvlText w:val="o"/>
+      <w:lvlJc w:val="left"/>
+      <w:pPr>
+        <w:ind w:left="1440" w:hanging="360"/>
+      </w:pPr>
+      <w:rPr>
+        <w:rFonts w:ascii="Courier New" w:hAnsi="Courier New" w:cs="Courier New" w:hint="default"/>
+      </w:rPr>
+    </w:lvl>
+    <w:lvl w:ilvl="2" w:tplc="080A0005" w:tentative="1">
+      <w:start w:val="1"/>
+      <w:numFmt w:val="bullet"/>
+      <w:lvlText w:val=""/>
+      <w:lvlJc w:val="left"/>
+      <w:pPr>
+        <w:ind w:left="2160" w:hanging="360"/>
+      </w:pPr>
+      <w:rPr>
+        <w:rFonts w:ascii="Wingdings" w:hAnsi="Wingdings" w:hint="default"/>
+      </w:rPr>
+    </w:lvl>
+    <w:lvl w:ilvl="3" w:tplc="080A0001" w:tentative="1">
+      <w:start w:val="1"/>
+      <w:numFmt w:val="bullet"/>
+      <w:lvlText w:val=""/>
+      <w:lvlJc w:val="left"/>
+      <w:pPr>
+        <w:ind w:left="2880" w:hanging="360"/>
+      </w:pPr>
+      <w:rPr>
+        <w:rFonts w:ascii="Symbol" w:hAnsi="Symbol" w:hint="default"/>
+      </w:rPr>
+    </w:lvl>
+    <w:lvl w:ilvl="4" w:tplc="080A0003" w:tentative="1">
+      <w:start w:val="1"/>
+      <w:numFmt w:val="bullet"/>
+      <w:lvlText w:val="o"/>
+      <w:lvlJc w:val="left"/>
+      <w:pPr>
+        <w:ind w:left="3600" w:hanging="360"/>
+      </w:pPr>
+      <w:rPr>
+        <w:rFonts w:ascii="Courier New" w:hAnsi="Courier New" w:cs="Courier New" w:hint="default"/>
+      </w:rPr>
+    </w:lvl>
+    <w:lvl w:ilvl="5" w:tplc="080A0005" w:tentative="1">
+      <w:start w:val="1"/>
+      <w:numFmt w:val="bullet"/>
+      <w:lvlText w:val=""/>
+      <w:lvlJc w:val="left"/>
+      <w:pPr>
+        <w:ind w:left="4320" w:hanging="360"/>
+      </w:pPr>
+      <w:rPr>
+        <w:rFonts w:ascii="Wingdings" w:hAnsi="Wingdings" w:hint="default"/>
+      </w:rPr>
+    </w:lvl>
+    <w:lvl w:ilvl="6" w:tplc="080A0001" w:tentative="1">
+      <w:start w:val="1"/>
+      <w:numFmt w:val="bullet"/>
+      <w:lvlText w:val=""/>
+      <w:lvlJc w:val="left"/>
+      <w:pPr>
+        <w:ind w:left="5040" w:hanging="360"/>
+      </w:pPr>
+      <w:rPr>
+        <w:rFonts w:ascii="Symbol" w:hAnsi="Symbol" w:hint="default"/>
+      </w:rPr>
+    </w:lvl>
+    <w:lvl w:ilvl="7" w:tplc="080A0003" w:tentative="1">
+      <w:start w:val="1"/>
+      <w:numFmt w:val="bullet"/>
+      <w:lvlText w:val="o"/>
+      <w:lvlJc w:val="left"/>
+      <w:pPr>
+        <w:ind w:left="5760" w:hanging="360"/>
+      </w:pPr>
+      <w:rPr>
+        <w:rFonts w:ascii="Courier New" w:hAnsi="Courier New" w:cs="Courier New" w:hint="default"/>
+      </w:rPr>
+    </w:lvl>
+    <w:lvl w:ilvl="8" w:tplc="080A0005" w:tentative="1">
+      <w:start w:val="1"/>
+      <w:numFmt w:val="bullet"/>
+      <w:lvlText w:val=""/>
+      <w:lvlJc w:val="left"/>
+      <w:pPr>
+        <w:ind w:left="6480" w:hanging="360"/>
+      </w:pPr>
+      <w:rPr>
+        <w:rFonts w:ascii="Wingdings" w:hAnsi="Wingdings" w:hint="default"/>
+      </w:rPr>
+    </w:lvl>
+  </w:abstractNum>
+  <w:abstractNum w:abstractNumId="17" w15:restartNumberingAfterBreak="0">
+    <w:nsid w:val="77DB56BC"/>
+    <w:multiLevelType w:val="hybridMultilevel"/>
+    <w:tmpl w:val="9E06BFC8"/>
+    <w:lvl w:ilvl="0" w:tplc="BD5CED2E">
+      <w:numFmt w:val="bullet"/>
+      <w:lvlText w:val="-"/>
+      <w:lvlJc w:val="left"/>
+      <w:pPr>
+        <w:ind w:left="720" w:hanging="360"/>
+      </w:pPr>
+      <w:rPr>
+        <w:rFonts w:ascii="Aptos" w:eastAsiaTheme="minorHAnsi" w:hAnsi="Aptos" w:cstheme="minorBidi" w:hint="default"/>
+      </w:rPr>
+    </w:lvl>
+    <w:lvl w:ilvl="1" w:tplc="080A0003" w:tentative="1">
+      <w:start w:val="1"/>
+      <w:numFmt w:val="bullet"/>
+      <w:lvlText w:val="o"/>
+      <w:lvlJc w:val="left"/>
+      <w:pPr>
+        <w:ind w:left="1440" w:hanging="360"/>
+      </w:pPr>
+      <w:rPr>
+        <w:rFonts w:ascii="Courier New" w:hAnsi="Courier New" w:cs="Courier New" w:hint="default"/>
+      </w:rPr>
+    </w:lvl>
+    <w:lvl w:ilvl="2" w:tplc="080A0005" w:tentative="1">
+      <w:start w:val="1"/>
+      <w:numFmt w:val="bullet"/>
+      <w:lvlText w:val=""/>
+      <w:lvlJc w:val="left"/>
+      <w:pPr>
+        <w:ind w:left="2160" w:hanging="360"/>
+      </w:pPr>
+      <w:rPr>
+        <w:rFonts w:ascii="Wingdings" w:hAnsi="Wingdings" w:hint="default"/>
+      </w:rPr>
+    </w:lvl>
+    <w:lvl w:ilvl="3" w:tplc="080A0001" w:tentative="1">
+      <w:start w:val="1"/>
+      <w:numFmt w:val="bullet"/>
+      <w:lvlText w:val=""/>
+      <w:lvlJc w:val="left"/>
+      <w:pPr>
+        <w:ind w:left="2880" w:hanging="360"/>
+      </w:pPr>
+      <w:rPr>
+        <w:rFonts w:ascii="Symbol" w:hAnsi="Symbol" w:hint="default"/>
+      </w:rPr>
+    </w:lvl>
+    <w:lvl w:ilvl="4" w:tplc="080A0003" w:tentative="1">
+      <w:start w:val="1"/>
+      <w:numFmt w:val="bullet"/>
+      <w:lvlText w:val="o"/>
+      <w:lvlJc w:val="left"/>
+      <w:pPr>
+        <w:ind w:left="3600" w:hanging="360"/>
+      </w:pPr>
+      <w:rPr>
+        <w:rFonts w:ascii="Courier New" w:hAnsi="Courier New" w:cs="Courier New" w:hint="default"/>
+      </w:rPr>
+    </w:lvl>
+    <w:lvl w:ilvl="5" w:tplc="080A0005" w:tentative="1">
+      <w:start w:val="1"/>
+      <w:numFmt w:val="bullet"/>
+      <w:lvlText w:val=""/>
+      <w:lvlJc w:val="left"/>
+      <w:pPr>
+        <w:ind w:left="4320" w:hanging="360"/>
+      </w:pPr>
+      <w:rPr>
+        <w:rFonts w:ascii="Wingdings" w:hAnsi="Wingdings" w:hint="default"/>
+      </w:rPr>
+    </w:lvl>
+    <w:lvl w:ilvl="6" w:tplc="080A0001" w:tentative="1">
+      <w:start w:val="1"/>
+      <w:numFmt w:val="bullet"/>
+      <w:lvlText w:val=""/>
+      <w:lvlJc w:val="left"/>
+      <w:pPr>
+        <w:ind w:left="5040" w:hanging="360"/>
+      </w:pPr>
+      <w:rPr>
+        <w:rFonts w:ascii="Symbol" w:hAnsi="Symbol" w:hint="default"/>
+      </w:rPr>
+    </w:lvl>
+    <w:lvl w:ilvl="7" w:tplc="080A0003" w:tentative="1">
+      <w:start w:val="1"/>
+      <w:numFmt w:val="bullet"/>
+      <w:lvlText w:val="o"/>
+      <w:lvlJc w:val="left"/>
+      <w:pPr>
+        <w:ind w:left="5760" w:hanging="360"/>
+      </w:pPr>
+      <w:rPr>
+        <w:rFonts w:ascii="Courier New" w:hAnsi="Courier New" w:cs="Courier New" w:hint="default"/>
+      </w:rPr>
+    </w:lvl>
+    <w:lvl w:ilvl="8" w:tplc="080A0005" w:tentative="1">
+      <w:start w:val="1"/>
+      <w:numFmt w:val="bullet"/>
+      <w:lvlText w:val=""/>
+      <w:lvlJc w:val="left"/>
+      <w:pPr>
+        <w:ind w:left="6480" w:hanging="360"/>
+      </w:pPr>
+      <w:rPr>
+        <w:rFonts w:ascii="Wingdings" w:hAnsi="Wingdings" w:hint="default"/>
+      </w:rPr>
+    </w:lvl>
+  </w:abstractNum>
+  <w:abstractNum w:abstractNumId="18" w15:restartNumberingAfterBreak="0">
     <w:nsid w:val="7927F5CB"/>
     <w:multiLevelType w:val="hybridMultilevel"/>
     <w:tmpl w:val="9BE29C50"/>
@@ -3314,40 +5293,52 @@
     <w:abstractNumId w:val="1"/>
   </w:num>
   <w:num w:numId="4" w16cid:durableId="1677879264">
-    <w:abstractNumId w:val="13"/>
+    <w:abstractNumId w:val="14"/>
   </w:num>
   <w:num w:numId="5" w16cid:durableId="1693801506">
     <w:abstractNumId w:val="6"/>
   </w:num>
   <w:num w:numId="6" w16cid:durableId="1907110024">
-    <w:abstractNumId w:val="9"/>
+    <w:abstractNumId w:val="10"/>
   </w:num>
   <w:num w:numId="7" w16cid:durableId="2074084766">
-    <w:abstractNumId w:val="12"/>
+    <w:abstractNumId w:val="13"/>
   </w:num>
   <w:num w:numId="8" w16cid:durableId="233245649">
     <w:abstractNumId w:val="5"/>
   </w:num>
   <w:num w:numId="9" w16cid:durableId="665061200">
-    <w:abstractNumId w:val="11"/>
+    <w:abstractNumId w:val="12"/>
   </w:num>
   <w:num w:numId="10" w16cid:durableId="786394224">
     <w:abstractNumId w:val="4"/>
   </w:num>
   <w:num w:numId="11" w16cid:durableId="827014333">
-    <w:abstractNumId w:val="14"/>
+    <w:abstractNumId w:val="18"/>
   </w:num>
   <w:num w:numId="12" w16cid:durableId="843132578">
     <w:abstractNumId w:val="2"/>
   </w:num>
   <w:num w:numId="13" w16cid:durableId="906495172">
-    <w:abstractNumId w:val="10"/>
+    <w:abstractNumId w:val="11"/>
   </w:num>
   <w:num w:numId="14" w16cid:durableId="731198449">
+    <w:abstractNumId w:val="8"/>
+  </w:num>
+  <w:num w:numId="15" w16cid:durableId="846019464">
+    <w:abstractNumId w:val="9"/>
+  </w:num>
+  <w:num w:numId="16" w16cid:durableId="129326622">
+    <w:abstractNumId w:val="15"/>
+  </w:num>
+  <w:num w:numId="17" w16cid:durableId="1238442670">
     <w:abstractNumId w:val="7"/>
   </w:num>
-  <w:num w:numId="15" w16cid:durableId="846019464">
-    <w:abstractNumId w:val="8"/>
+  <w:num w:numId="18" w16cid:durableId="1675760211">
+    <w:abstractNumId w:val="16"/>
+  </w:num>
+  <w:num w:numId="19" w16cid:durableId="1626695695">
+    <w:abstractNumId w:val="17"/>
   </w:num>
 </w:numbering>
 </file>
@@ -3820,7 +5811,6 @@
     <w:basedOn w:val="Normal"/>
     <w:next w:val="Normal"/>
     <w:uiPriority w:val="9"/>
-    <w:semiHidden/>
     <w:unhideWhenUsed/>
     <w:qFormat/>
     <w:rsid w:val="00A25DA7"/>
@@ -3944,7 +5934,6 @@
   <w:style w:type="character" w:default="1" w:styleId="Fuentedeprrafopredeter">
     <w:name w:val="Default Paragraph Font"/>
     <w:uiPriority w:val="1"/>
-    <w:semiHidden/>
     <w:unhideWhenUsed/>
   </w:style>
   <w:style w:type="table" w:default="1" w:styleId="Tablanormal">
@@ -4460,6 +6449,23 @@
 </file>
 
 <file path=customXml/item1.xml><?xml version="1.0" encoding="utf-8"?>
+<?mso-contentType ?>
+<FormTemplates xmlns="http://schemas.microsoft.com/sharepoint/v3/contenttype/forms">
+  <Display>DocumentLibraryForm</Display>
+  <Edit>DocumentLibraryForm</Edit>
+  <New>DocumentLibraryForm</New>
+</FormTemplates>
+</file>
+
+<file path=customXml/item2.xml><?xml version="1.0" encoding="utf-8"?>
+<p:properties xmlns:p="http://schemas.microsoft.com/office/2006/metadata/properties" xmlns:xsi="http://www.w3.org/2001/XMLSchema-instance" xmlns:pc="http://schemas.microsoft.com/office/infopath/2007/PartnerControls">
+  <documentManagement>
+    <_activity xmlns="13dbcacf-2119-4ad4-b838-b1b968d635b2" xsi:nil="true"/>
+  </documentManagement>
+</p:properties>
+</file>
+
+<file path=customXml/item3.xml><?xml version="1.0" encoding="utf-8"?>
 <ct:contentTypeSchema xmlns:ct="http://schemas.microsoft.com/office/2006/metadata/contentType" xmlns:ma="http://schemas.microsoft.com/office/2006/metadata/properties/metaAttributes" ct:_="" ma:_="" ma:contentTypeName="Documento" ma:contentTypeID="0x01010029526A5B41A74D449BED28310D4389C1" ma:contentTypeVersion="13" ma:contentTypeDescription="Crear nuevo documento." ma:contentTypeScope="" ma:versionID="2ec482a4abf40495b6bd5bd10c41bdaf">
   <xsd:schema xmlns:xsd="http://www.w3.org/2001/XMLSchema" xmlns:xs="http://www.w3.org/2001/XMLSchema" xmlns:p="http://schemas.microsoft.com/office/2006/metadata/properties" xmlns:ns3="13dbcacf-2119-4ad4-b838-b1b968d635b2" targetNamespace="http://schemas.microsoft.com/office/2006/metadata/properties" ma:root="true" ma:fieldsID="e7708f708a9eae5ee65c36bcce12abd3" ns3:_="">
     <xsd:import namespace="13dbcacf-2119-4ad4-b838-b1b968d635b2"/>
@@ -4659,24 +6665,25 @@
 </ct:contentTypeSchema>
 </file>
 
-<file path=customXml/item2.xml><?xml version="1.0" encoding="utf-8"?>
-<p:properties xmlns:p="http://schemas.microsoft.com/office/2006/metadata/properties" xmlns:xsi="http://www.w3.org/2001/XMLSchema-instance" xmlns:pc="http://schemas.microsoft.com/office/infopath/2007/PartnerControls">
-  <documentManagement>
-    <_activity xmlns="13dbcacf-2119-4ad4-b838-b1b968d635b2" xsi:nil="true"/>
-  </documentManagement>
-</p:properties>
+<file path=customXml/itemProps1.xml><?xml version="1.0" encoding="utf-8"?>
+<ds:datastoreItem xmlns:ds="http://schemas.openxmlformats.org/officeDocument/2006/customXml" ds:itemID="{332F18BA-236C-4DB4-BA35-DE100AC59B80}">
+  <ds:schemaRefs>
+    <ds:schemaRef ds:uri="http://schemas.microsoft.com/sharepoint/v3/contenttype/forms"/>
+  </ds:schemaRefs>
+</ds:datastoreItem>
 </file>
 
-<file path=customXml/item3.xml><?xml version="1.0" encoding="utf-8"?>
-<?mso-contentType ?>
-<FormTemplates xmlns="http://schemas.microsoft.com/sharepoint/v3/contenttype/forms">
-  <Display>DocumentLibraryForm</Display>
-  <Edit>DocumentLibraryForm</Edit>
-  <New>DocumentLibraryForm</New>
-</FormTemplates>
+<file path=customXml/itemProps2.xml><?xml version="1.0" encoding="utf-8"?>
+<ds:datastoreItem xmlns:ds="http://schemas.openxmlformats.org/officeDocument/2006/customXml" ds:itemID="{D27F3310-2AD3-454B-89E4-94D4F7DF592E}">
+  <ds:schemaRefs>
+    <ds:schemaRef ds:uri="http://schemas.microsoft.com/office/2006/metadata/properties"/>
+    <ds:schemaRef ds:uri="http://schemas.microsoft.com/office/infopath/2007/PartnerControls"/>
+    <ds:schemaRef ds:uri="13dbcacf-2119-4ad4-b838-b1b968d635b2"/>
+  </ds:schemaRefs>
+</ds:datastoreItem>
 </file>
 
-<file path=customXml/itemProps1.xml><?xml version="1.0" encoding="utf-8"?>
+<file path=customXml/itemProps3.xml><?xml version="1.0" encoding="utf-8"?>
 <ds:datastoreItem xmlns:ds="http://schemas.openxmlformats.org/officeDocument/2006/customXml" ds:itemID="{C5A544E9-F35C-4868-B830-07362D6D59CE}">
   <ds:schemaRefs>
     <ds:schemaRef ds:uri="http://schemas.microsoft.com/office/2006/metadata/contentType"/>
@@ -4692,28 +6699,4 @@
     <ds:schemaRef ds:uri="http://schemas.microsoft.com/internal/obd"/>
   </ds:schemaRefs>
 </ds:datastoreItem>
-</file>
-
-<file path=customXml/itemProps2.xml><?xml version="1.0" encoding="utf-8"?>
-<ds:datastoreItem xmlns:ds="http://schemas.openxmlformats.org/officeDocument/2006/customXml" ds:itemID="{D27F3310-2AD3-454B-89E4-94D4F7DF592E}">
-  <ds:schemaRefs>
-    <ds:schemaRef ds:uri="http://purl.org/dc/elements/1.1/"/>
-    <ds:schemaRef ds:uri="http://schemas.microsoft.com/office/2006/documentManagement/types"/>
-    <ds:schemaRef ds:uri="http://schemas.microsoft.com/office/infopath/2007/PartnerControls"/>
-    <ds:schemaRef ds:uri="http://purl.org/dc/terms/"/>
-    <ds:schemaRef ds:uri="http://schemas.microsoft.com/office/2006/metadata/properties"/>
-    <ds:schemaRef ds:uri="http://schemas.openxmlformats.org/package/2006/metadata/core-properties"/>
-    <ds:schemaRef ds:uri="13dbcacf-2119-4ad4-b838-b1b968d635b2"/>
-    <ds:schemaRef ds:uri="http://www.w3.org/XML/1998/namespace"/>
-    <ds:schemaRef ds:uri="http://purl.org/dc/dcmitype/"/>
-  </ds:schemaRefs>
-</ds:datastoreItem>
-</file>
-
-<file path=customXml/itemProps3.xml><?xml version="1.0" encoding="utf-8"?>
-<ds:datastoreItem xmlns:ds="http://schemas.openxmlformats.org/officeDocument/2006/customXml" ds:itemID="{332F18BA-236C-4DB4-BA35-DE100AC59B80}">
-  <ds:schemaRefs>
-    <ds:schemaRef ds:uri="http://schemas.microsoft.com/sharepoint/v3/contenttype/forms"/>
-  </ds:schemaRefs>
-</ds:datastoreItem>
 </file>